--- a/Diabetes_Prediction_Analysis_Report.docx
+++ b/Diabetes_Prediction_Analysis_Report.docx
@@ -186,27 +186,7 @@
           <w:bCs/>
           <w:color w:val="1F4788"/>
         </w:rPr>
-        <w:t xml:space="preserve">Key </w:t>
-      </w:r>
-      <w:proofErr w:type="gramStart"/>
-      <w:r>
-        <w:rPr>
-          <w:rFonts w:ascii="Times New Roman" w:hAnsi="Times New Roman" w:cs="Times New Roman"/>
-          <w:b/>
-          <w:bCs/>
-          <w:color w:val="1F4788"/>
-        </w:rPr>
-        <w:t>finding</w:t>
-      </w:r>
-      <w:proofErr w:type="gramEnd"/>
-      <w:r>
-        <w:rPr>
-          <w:rFonts w:ascii="Times New Roman" w:hAnsi="Times New Roman" w:cs="Times New Roman"/>
-          <w:b/>
-          <w:bCs/>
-          <w:color w:val="1F4788"/>
-        </w:rPr>
-        <w:t>: glucose, BMI, and age are the most consistent predictors across all models</w:t>
+        <w:t>Key finding: glucose, BMI, and age are the most consistent predictors across all models</w:t>
       </w:r>
     </w:p>
     <w:p>
@@ -264,6 +244,192 @@
           <w:color w:val="1F4788"/>
         </w:rPr>
       </w:pPr>
+    </w:p>
+    <w:p>
+      <w:pPr>
+        <w:spacing w:line="480" w:lineRule="auto"/>
+        <w:ind w:firstLine="720"/>
+        <w:rPr>
+          <w:rFonts w:ascii="Times New Roman" w:hAnsi="Times New Roman" w:cs="Times New Roman"/>
+          <w:color w:val="000000" w:themeColor="text1"/>
+        </w:rPr>
+      </w:pPr>
+      <w:r>
+        <w:rPr>
+          <w:rFonts w:ascii="Times New Roman" w:hAnsi="Times New Roman" w:cs="Times New Roman"/>
+          <w:color w:val="000000" w:themeColor="text1"/>
+        </w:rPr>
+        <w:t>Type 2 Diabetes has been consistently g</w:t>
+      </w:r>
+      <w:r>
+        <w:rPr>
+          <w:rFonts w:ascii="Times New Roman" w:hAnsi="Times New Roman" w:cs="Times New Roman"/>
+          <w:color w:val="000000" w:themeColor="text1"/>
+        </w:rPr>
+        <w:t>rowing as a public health concern for the past</w:t>
+      </w:r>
+    </w:p>
+    <w:p>
+      <w:pPr>
+        <w:spacing w:line="480" w:lineRule="auto"/>
+        <w:rPr>
+          <w:rFonts w:ascii="Times New Roman" w:hAnsi="Times New Roman" w:cs="Times New Roman"/>
+          <w:color w:val="000000" w:themeColor="text1"/>
+        </w:rPr>
+      </w:pPr>
+      <w:r>
+        <w:rPr>
+          <w:rFonts w:ascii="Times New Roman" w:hAnsi="Times New Roman" w:cs="Times New Roman"/>
+          <w:color w:val="000000" w:themeColor="text1"/>
+        </w:rPr>
+        <w:t xml:space="preserve">couple years now. </w:t>
+      </w:r>
+      <w:r>
+        <w:rPr>
+          <w:rFonts w:ascii="Times New Roman" w:hAnsi="Times New Roman" w:cs="Times New Roman"/>
+          <w:color w:val="000000" w:themeColor="text1"/>
+        </w:rPr>
+        <w:t xml:space="preserve">With a continues rise in the United States of poor health </w:t>
+      </w:r>
+      <w:r>
+        <w:rPr>
+          <w:rFonts w:ascii="Times New Roman" w:hAnsi="Times New Roman" w:cs="Times New Roman"/>
+          <w:color w:val="000000" w:themeColor="text1"/>
+        </w:rPr>
+        <w:t xml:space="preserve">regulations for adults and kids due to an increase of screentime </w:t>
+      </w:r>
+      <w:r>
+        <w:rPr>
+          <w:rFonts w:ascii="Times New Roman" w:hAnsi="Times New Roman" w:cs="Times New Roman"/>
+          <w:color w:val="000000" w:themeColor="text1"/>
+        </w:rPr>
+        <w:t xml:space="preserve">for people of all ages as well as a overall decrease in physical activity. </w:t>
+      </w:r>
+      <w:r>
+        <w:rPr>
+          <w:rFonts w:ascii="Times New Roman" w:hAnsi="Times New Roman" w:cs="Times New Roman"/>
+          <w:color w:val="000000" w:themeColor="text1"/>
+        </w:rPr>
+        <w:t xml:space="preserve">This led to a </w:t>
+      </w:r>
+      <w:r>
+        <w:rPr>
+          <w:rFonts w:ascii="Times New Roman" w:hAnsi="Times New Roman" w:cs="Times New Roman"/>
+          <w:color w:val="000000" w:themeColor="text1"/>
+        </w:rPr>
+        <w:t>question;</w:t>
+      </w:r>
+      <w:r>
+        <w:rPr>
+          <w:rFonts w:ascii="Times New Roman" w:hAnsi="Times New Roman" w:cs="Times New Roman"/>
+          <w:color w:val="000000" w:themeColor="text1"/>
+        </w:rPr>
+        <w:t xml:space="preserve"> can we find out what the most </w:t>
+      </w:r>
+      <w:r>
+        <w:rPr>
+          <w:rFonts w:ascii="Times New Roman" w:hAnsi="Times New Roman" w:cs="Times New Roman"/>
+          <w:color w:val="000000" w:themeColor="text1"/>
+        </w:rPr>
+        <w:t xml:space="preserve">influential variables are in being </w:t>
+      </w:r>
+      <w:r>
+        <w:rPr>
+          <w:rFonts w:ascii="Times New Roman" w:hAnsi="Times New Roman" w:cs="Times New Roman"/>
+          <w:color w:val="000000" w:themeColor="text1"/>
+        </w:rPr>
+        <w:t>able</w:t>
+      </w:r>
+      <w:r>
+        <w:rPr>
+          <w:rFonts w:ascii="Times New Roman" w:hAnsi="Times New Roman" w:cs="Times New Roman"/>
+          <w:color w:val="000000" w:themeColor="text1"/>
+        </w:rPr>
+        <w:t xml:space="preserve"> to predict type two diabetes in an individual. </w:t>
+      </w:r>
+      <w:r>
+        <w:rPr>
+          <w:rFonts w:ascii="Times New Roman" w:hAnsi="Times New Roman" w:cs="Times New Roman"/>
+          <w:color w:val="000000" w:themeColor="text1"/>
+        </w:rPr>
+        <w:t xml:space="preserve">To find specific data that would help answer this question, </w:t>
+      </w:r>
+      <w:r>
+        <w:rPr>
+          <w:rFonts w:ascii="Times New Roman" w:hAnsi="Times New Roman" w:cs="Times New Roman"/>
+          <w:color w:val="000000" w:themeColor="text1"/>
+        </w:rPr>
+        <w:t xml:space="preserve">the Pima Indians Diabetes Dataset was selected. This dataset is taken from a group of people who have a very consistent rate of type </w:t>
+      </w:r>
+      <w:r>
+        <w:rPr>
+          <w:rFonts w:ascii="Times New Roman" w:hAnsi="Times New Roman" w:cs="Times New Roman"/>
+          <w:color w:val="000000" w:themeColor="text1"/>
+        </w:rPr>
+        <w:t>2</w:t>
+      </w:r>
+      <w:r>
+        <w:rPr>
+          <w:rFonts w:ascii="Times New Roman" w:hAnsi="Times New Roman" w:cs="Times New Roman"/>
+          <w:color w:val="000000" w:themeColor="text1"/>
+        </w:rPr>
+        <w:t xml:space="preserve"> diabetes </w:t>
+      </w:r>
+      <w:r>
+        <w:rPr>
+          <w:rFonts w:ascii="Times New Roman" w:hAnsi="Times New Roman" w:cs="Times New Roman"/>
+          <w:color w:val="000000" w:themeColor="text1"/>
+        </w:rPr>
+        <w:t xml:space="preserve">in their lineage. The pull towards this dataset was that it had a large number of observations (768) as well as very specific and easy to measure </w:t>
+      </w:r>
+      <w:r>
+        <w:rPr>
+          <w:rFonts w:ascii="Times New Roman" w:hAnsi="Times New Roman" w:cs="Times New Roman"/>
+          <w:color w:val="000000" w:themeColor="text1"/>
+        </w:rPr>
+        <w:t>clinical predictors (</w:t>
+      </w:r>
+      <w:r>
+        <w:rPr>
+          <w:rFonts w:ascii="Times New Roman" w:hAnsi="Times New Roman" w:cs="Times New Roman"/>
+          <w:color w:val="000000" w:themeColor="text1"/>
+        </w:rPr>
+        <w:t>Pregnant, Glucose, Pressure, Triceps, Pedigree, Insulin, Mass, Age)</w:t>
+      </w:r>
+      <w:r>
+        <w:rPr>
+          <w:rFonts w:ascii="Times New Roman" w:hAnsi="Times New Roman" w:cs="Times New Roman"/>
+          <w:color w:val="000000" w:themeColor="text1"/>
+        </w:rPr>
+        <w:t xml:space="preserve">. While this may limit us in terms of factors such as daily activity, or factors surrounding a persons diet, it still gives a very solid standard of data too follow </w:t>
+      </w:r>
+      <w:r>
+        <w:rPr>
+          <w:rFonts w:ascii="Times New Roman" w:hAnsi="Times New Roman" w:cs="Times New Roman"/>
+          <w:color w:val="000000" w:themeColor="text1"/>
+        </w:rPr>
+        <w:t xml:space="preserve">when put in correlation with someone’s diabetic status. </w:t>
+      </w:r>
+    </w:p>
+    <w:p>
+      <w:pPr>
+        <w:rPr>
+          <w:rFonts w:ascii="Times New Roman" w:hAnsi="Times New Roman" w:cs="Times New Roman"/>
+          <w:b/>
+          <w:bCs/>
+          <w:color w:val="1F4788"/>
+        </w:rPr>
+      </w:pPr>
+    </w:p>
+    <w:p>
+      <w:pPr>
+        <w:rPr>
+          <w:rFonts w:ascii="Times New Roman" w:hAnsi="Times New Roman" w:cs="Times New Roman"/>
+          <w:b/>
+          <w:bCs/>
+          <w:color w:val="1F4788"/>
+        </w:rPr>
+      </w:pPr>
       <w:r>
         <w:rPr>
           <w:rFonts w:ascii="Times New Roman" w:hAnsi="Times New Roman" w:cs="Times New Roman"/>
@@ -378,6 +544,7 @@
           <w:bCs/>
           <w:color w:val="1F4788"/>
         </w:rPr>
+        <w:lastRenderedPageBreak/>
         <w:t>Why machine learning is increasingly used in clinical prediction tasks</w:t>
       </w:r>
     </w:p>
@@ -849,395 +1016,375 @@
           <w:bCs/>
           <w:color w:val="1F4788"/>
         </w:rPr>
+        <w:t>Suggested search terms for sources:</w:t>
+      </w:r>
+    </w:p>
+    <w:p>
+      <w:pPr>
+        <w:numPr>
+          <w:ilvl w:val="1"/>
+          <w:numId w:val="11"/>
+        </w:numPr>
+        <w:rPr>
+          <w:rFonts w:ascii="Times New Roman" w:hAnsi="Times New Roman" w:cs="Times New Roman"/>
+          <w:b/>
+          <w:bCs/>
+          <w:color w:val="1F4788"/>
+        </w:rPr>
+      </w:pPr>
+      <w:r>
+        <w:rPr>
+          <w:rFonts w:ascii="Times New Roman" w:hAnsi="Times New Roman" w:cs="Times New Roman"/>
+          <w:b/>
+          <w:bCs/>
+          <w:color w:val="1F4788"/>
+        </w:rPr>
+        <w:t>"Pima Indians diabetes machine learning"</w:t>
+      </w:r>
+    </w:p>
+    <w:p>
+      <w:pPr>
+        <w:numPr>
+          <w:ilvl w:val="1"/>
+          <w:numId w:val="11"/>
+        </w:numPr>
+        <w:rPr>
+          <w:rFonts w:ascii="Times New Roman" w:hAnsi="Times New Roman" w:cs="Times New Roman"/>
+          <w:b/>
+          <w:bCs/>
+          <w:color w:val="1F4788"/>
+        </w:rPr>
+      </w:pPr>
+      <w:r>
+        <w:rPr>
+          <w:rFonts w:ascii="Times New Roman" w:hAnsi="Times New Roman" w:cs="Times New Roman"/>
+          <w:b/>
+          <w:bCs/>
+          <w:color w:val="1F4788"/>
+        </w:rPr>
+        <w:t>"LASSO logistic regression clinical prediction"</w:t>
+      </w:r>
+    </w:p>
+    <w:p>
+      <w:pPr>
+        <w:numPr>
+          <w:ilvl w:val="1"/>
+          <w:numId w:val="11"/>
+        </w:numPr>
+        <w:rPr>
+          <w:rFonts w:ascii="Times New Roman" w:hAnsi="Times New Roman" w:cs="Times New Roman"/>
+          <w:b/>
+          <w:bCs/>
+          <w:color w:val="1F4788"/>
+        </w:rPr>
+      </w:pPr>
+      <w:r>
+        <w:rPr>
+          <w:rFonts w:ascii="Times New Roman" w:hAnsi="Times New Roman" w:cs="Times New Roman"/>
+          <w:b/>
+          <w:bCs/>
+          <w:color w:val="1F4788"/>
+        </w:rPr>
+        <w:t>"Random Forest diabetes classification"</w:t>
+      </w:r>
+    </w:p>
+    <w:p>
+      <w:pPr>
+        <w:numPr>
+          <w:ilvl w:val="1"/>
+          <w:numId w:val="11"/>
+        </w:numPr>
+        <w:rPr>
+          <w:rFonts w:ascii="Times New Roman" w:hAnsi="Times New Roman" w:cs="Times New Roman"/>
+          <w:b/>
+          <w:bCs/>
+          <w:color w:val="1F4788"/>
+        </w:rPr>
+      </w:pPr>
+      <w:r>
+        <w:rPr>
+          <w:rFonts w:ascii="Times New Roman" w:hAnsi="Times New Roman" w:cs="Times New Roman"/>
+          <w:b/>
+          <w:bCs/>
+          <w:color w:val="1F4788"/>
+        </w:rPr>
+        <w:t>"Feature selection diabetes risk factors"</w:t>
+      </w:r>
+    </w:p>
+    <w:p>
+      <w:pPr>
+        <w:rPr>
+          <w:rFonts w:ascii="Times New Roman" w:hAnsi="Times New Roman" w:cs="Times New Roman"/>
+          <w:b/>
+          <w:bCs/>
+          <w:color w:val="1F4788"/>
+        </w:rPr>
+      </w:pPr>
+      <w:r>
+        <w:rPr>
+          <w:rFonts w:ascii="Times New Roman" w:hAnsi="Times New Roman" w:cs="Times New Roman"/>
+          <w:b/>
+          <w:bCs/>
+          <w:color w:val="1F4788"/>
+        </w:rPr>
+        <w:t>---</w:t>
+      </w:r>
+    </w:p>
+    <w:p>
+      <w:pPr>
+        <w:rPr>
+          <w:rFonts w:ascii="Times New Roman" w:hAnsi="Times New Roman" w:cs="Times New Roman"/>
+          <w:b/>
+          <w:bCs/>
+          <w:color w:val="1F4788"/>
+        </w:rPr>
+      </w:pPr>
+      <w:r>
+        <w:rPr>
+          <w:rFonts w:ascii="Times New Roman" w:hAnsi="Times New Roman" w:cs="Times New Roman"/>
+          <w:b/>
+          <w:bCs/>
+          <w:color w:val="1F4788"/>
+        </w:rPr>
+        <w:t>IV. Data &amp; Methods</w:t>
+      </w:r>
+    </w:p>
+    <w:p>
+      <w:pPr>
+        <w:rPr>
+          <w:rFonts w:ascii="Times New Roman" w:hAnsi="Times New Roman" w:cs="Times New Roman"/>
+          <w:b/>
+          <w:bCs/>
+          <w:color w:val="1F4788"/>
+        </w:rPr>
+      </w:pPr>
+      <w:r>
+        <w:rPr>
+          <w:rFonts w:ascii="Times New Roman" w:hAnsi="Times New Roman" w:cs="Times New Roman"/>
+          <w:b/>
+          <w:bCs/>
+          <w:color w:val="1F4788"/>
+        </w:rPr>
+        <w:t>4.1 Dataset Description</w:t>
+      </w:r>
+    </w:p>
+    <w:p>
+      <w:pPr>
+        <w:numPr>
+          <w:ilvl w:val="1"/>
+          <w:numId w:val="12"/>
+        </w:numPr>
+        <w:rPr>
+          <w:rFonts w:ascii="Times New Roman" w:hAnsi="Times New Roman" w:cs="Times New Roman"/>
+          <w:b/>
+          <w:bCs/>
+          <w:color w:val="1F4788"/>
+        </w:rPr>
+      </w:pPr>
+      <w:r>
+        <w:rPr>
+          <w:rFonts w:ascii="Times New Roman" w:hAnsi="Times New Roman" w:cs="Times New Roman"/>
+          <w:b/>
+          <w:bCs/>
+          <w:color w:val="1F4788"/>
+        </w:rPr>
+        <w:t xml:space="preserve">Source: `PimaIndiansDiabetes2` from the </w:t>
+      </w:r>
+      <w:proofErr w:type="spellStart"/>
+      <w:r>
+        <w:rPr>
+          <w:rFonts w:ascii="Times New Roman" w:hAnsi="Times New Roman" w:cs="Times New Roman"/>
+          <w:b/>
+          <w:bCs/>
+          <w:color w:val="1F4788"/>
+        </w:rPr>
+        <w:t>mlbench</w:t>
+      </w:r>
+      <w:proofErr w:type="spellEnd"/>
+      <w:r>
+        <w:rPr>
+          <w:rFonts w:ascii="Times New Roman" w:hAnsi="Times New Roman" w:cs="Times New Roman"/>
+          <w:b/>
+          <w:bCs/>
+          <w:color w:val="1F4788"/>
+        </w:rPr>
+        <w:t xml:space="preserve"> R package (originally from UCI ML Repository)</w:t>
+      </w:r>
+    </w:p>
+    <w:p>
+      <w:pPr>
+        <w:numPr>
+          <w:ilvl w:val="1"/>
+          <w:numId w:val="12"/>
+        </w:numPr>
+        <w:rPr>
+          <w:rFonts w:ascii="Times New Roman" w:hAnsi="Times New Roman" w:cs="Times New Roman"/>
+          <w:b/>
+          <w:bCs/>
+          <w:color w:val="1F4788"/>
+        </w:rPr>
+      </w:pPr>
+      <w:r>
+        <w:rPr>
+          <w:rFonts w:ascii="Times New Roman" w:hAnsi="Times New Roman" w:cs="Times New Roman"/>
+          <w:b/>
+          <w:bCs/>
+          <w:color w:val="1F4788"/>
+        </w:rPr>
+        <w:t>768 observations, 8 clinical predictors, 1 binary outcome (diabetes: pos/neg)</w:t>
+      </w:r>
+    </w:p>
+    <w:p>
+      <w:pPr>
+        <w:numPr>
+          <w:ilvl w:val="1"/>
+          <w:numId w:val="12"/>
+        </w:numPr>
+        <w:rPr>
+          <w:rFonts w:ascii="Times New Roman" w:hAnsi="Times New Roman" w:cs="Times New Roman"/>
+          <w:b/>
+          <w:bCs/>
+          <w:color w:val="1F4788"/>
+        </w:rPr>
+      </w:pPr>
+      <w:r>
+        <w:rPr>
+          <w:rFonts w:ascii="Times New Roman" w:hAnsi="Times New Roman" w:cs="Times New Roman"/>
+          <w:b/>
+          <w:bCs/>
+          <w:color w:val="1F4788"/>
+        </w:rPr>
+        <w:t>Variable descriptions (table can be referenced from the QMD output)</w:t>
+      </w:r>
+    </w:p>
+    <w:p>
+      <w:pPr>
+        <w:numPr>
+          <w:ilvl w:val="1"/>
+          <w:numId w:val="12"/>
+        </w:numPr>
+        <w:rPr>
+          <w:rFonts w:ascii="Times New Roman" w:hAnsi="Times New Roman" w:cs="Times New Roman"/>
+          <w:b/>
+          <w:bCs/>
+          <w:color w:val="1F4788"/>
+        </w:rPr>
+      </w:pPr>
+      <w:r>
+        <w:rPr>
+          <w:rFonts w:ascii="Times New Roman" w:hAnsi="Times New Roman" w:cs="Times New Roman"/>
+          <w:b/>
+          <w:bCs/>
+          <w:color w:val="1F4788"/>
+        </w:rPr>
+        <w:t>Class distribution: ~65% negative, ~35% positive (note the imbalance)</w:t>
+      </w:r>
+    </w:p>
+    <w:p>
+      <w:pPr>
+        <w:rPr>
+          <w:rFonts w:ascii="Times New Roman" w:hAnsi="Times New Roman" w:cs="Times New Roman"/>
+          <w:b/>
+          <w:bCs/>
+          <w:color w:val="1F4788"/>
+        </w:rPr>
+      </w:pPr>
+      <w:r>
+        <w:rPr>
+          <w:rFonts w:ascii="Times New Roman" w:hAnsi="Times New Roman" w:cs="Times New Roman"/>
+          <w:b/>
+          <w:bCs/>
+          <w:color w:val="1F4788"/>
+        </w:rPr>
+        <w:t>4.2 Missing Data Handling</w:t>
+      </w:r>
+    </w:p>
+    <w:p>
+      <w:pPr>
+        <w:numPr>
+          <w:ilvl w:val="1"/>
+          <w:numId w:val="13"/>
+        </w:numPr>
+        <w:rPr>
+          <w:rFonts w:ascii="Times New Roman" w:hAnsi="Times New Roman" w:cs="Times New Roman"/>
+          <w:b/>
+          <w:bCs/>
+          <w:color w:val="1F4788"/>
+        </w:rPr>
+      </w:pPr>
+      <w:r>
+        <w:rPr>
+          <w:rFonts w:ascii="Times New Roman" w:hAnsi="Times New Roman" w:cs="Times New Roman"/>
+          <w:b/>
+          <w:bCs/>
+          <w:color w:val="1F4788"/>
+        </w:rPr>
+        <w:t>Several variables had biologically implausible zero values treated as missing (glucose, insulin, triceps, BMI, blood pressure)</w:t>
+      </w:r>
+    </w:p>
+    <w:p>
+      <w:pPr>
+        <w:numPr>
+          <w:ilvl w:val="1"/>
+          <w:numId w:val="13"/>
+        </w:numPr>
+        <w:rPr>
+          <w:rFonts w:ascii="Times New Roman" w:hAnsi="Times New Roman" w:cs="Times New Roman"/>
+          <w:b/>
+          <w:bCs/>
+          <w:color w:val="1F4788"/>
+        </w:rPr>
+      </w:pPr>
+      <w:r>
+        <w:rPr>
+          <w:rFonts w:ascii="Times New Roman" w:hAnsi="Times New Roman" w:cs="Times New Roman"/>
+          <w:b/>
+          <w:bCs/>
+          <w:color w:val="1F4788"/>
+        </w:rPr>
+        <w:t>Approach: Multiple Imputation by Chained Equations (MICE) using predictive mean matching (m=5 imputations)</w:t>
+      </w:r>
+    </w:p>
+    <w:p>
+      <w:pPr>
+        <w:numPr>
+          <w:ilvl w:val="1"/>
+          <w:numId w:val="13"/>
+        </w:numPr>
+        <w:rPr>
+          <w:rFonts w:ascii="Times New Roman" w:hAnsi="Times New Roman" w:cs="Times New Roman"/>
+          <w:b/>
+          <w:bCs/>
+          <w:color w:val="1F4788"/>
+        </w:rPr>
+      </w:pPr>
+      <w:r>
+        <w:rPr>
+          <w:rFonts w:ascii="Times New Roman" w:hAnsi="Times New Roman" w:cs="Times New Roman"/>
+          <w:b/>
+          <w:bCs/>
+          <w:color w:val="1F4788"/>
+        </w:rPr>
+        <w:t>Why MICE over listwise deletion: preserves statistical power and avoids selection bias</w:t>
+      </w:r>
+    </w:p>
+    <w:p>
+      <w:pPr>
+        <w:rPr>
+          <w:rFonts w:ascii="Times New Roman" w:hAnsi="Times New Roman" w:cs="Times New Roman"/>
+          <w:b/>
+          <w:bCs/>
+          <w:color w:val="1F4788"/>
+        </w:rPr>
+      </w:pPr>
+      <w:r>
+        <w:rPr>
+          <w:rFonts w:ascii="Times New Roman" w:hAnsi="Times New Roman" w:cs="Times New Roman"/>
+          <w:b/>
+          <w:bCs/>
+          <w:color w:val="1F4788"/>
+        </w:rPr>
         <w:lastRenderedPageBreak/>
-        <w:t>Suggested search terms for sources:</w:t>
-      </w:r>
-    </w:p>
-    <w:p>
-      <w:pPr>
-        <w:numPr>
-          <w:ilvl w:val="1"/>
-          <w:numId w:val="11"/>
-        </w:numPr>
-        <w:rPr>
-          <w:rFonts w:ascii="Times New Roman" w:hAnsi="Times New Roman" w:cs="Times New Roman"/>
-          <w:b/>
-          <w:bCs/>
-          <w:color w:val="1F4788"/>
-        </w:rPr>
-      </w:pPr>
-      <w:r>
-        <w:rPr>
-          <w:rFonts w:ascii="Times New Roman" w:hAnsi="Times New Roman" w:cs="Times New Roman"/>
-          <w:b/>
-          <w:bCs/>
-          <w:color w:val="1F4788"/>
-        </w:rPr>
-        <w:t>"Pima Indians diabetes machine learning"</w:t>
-      </w:r>
-    </w:p>
-    <w:p>
-      <w:pPr>
-        <w:numPr>
-          <w:ilvl w:val="1"/>
-          <w:numId w:val="11"/>
-        </w:numPr>
-        <w:rPr>
-          <w:rFonts w:ascii="Times New Roman" w:hAnsi="Times New Roman" w:cs="Times New Roman"/>
-          <w:b/>
-          <w:bCs/>
-          <w:color w:val="1F4788"/>
-        </w:rPr>
-      </w:pPr>
-      <w:r>
-        <w:rPr>
-          <w:rFonts w:ascii="Times New Roman" w:hAnsi="Times New Roman" w:cs="Times New Roman"/>
-          <w:b/>
-          <w:bCs/>
-          <w:color w:val="1F4788"/>
-        </w:rPr>
-        <w:t>"LASSO logistic regression clinical prediction"</w:t>
-      </w:r>
-    </w:p>
-    <w:p>
-      <w:pPr>
-        <w:numPr>
-          <w:ilvl w:val="1"/>
-          <w:numId w:val="11"/>
-        </w:numPr>
-        <w:rPr>
-          <w:rFonts w:ascii="Times New Roman" w:hAnsi="Times New Roman" w:cs="Times New Roman"/>
-          <w:b/>
-          <w:bCs/>
-          <w:color w:val="1F4788"/>
-        </w:rPr>
-      </w:pPr>
-      <w:r>
-        <w:rPr>
-          <w:rFonts w:ascii="Times New Roman" w:hAnsi="Times New Roman" w:cs="Times New Roman"/>
-          <w:b/>
-          <w:bCs/>
-          <w:color w:val="1F4788"/>
-        </w:rPr>
-        <w:t>"Random Forest diabetes classification"</w:t>
-      </w:r>
-    </w:p>
-    <w:p>
-      <w:pPr>
-        <w:numPr>
-          <w:ilvl w:val="1"/>
-          <w:numId w:val="11"/>
-        </w:numPr>
-        <w:rPr>
-          <w:rFonts w:ascii="Times New Roman" w:hAnsi="Times New Roman" w:cs="Times New Roman"/>
-          <w:b/>
-          <w:bCs/>
-          <w:color w:val="1F4788"/>
-        </w:rPr>
-      </w:pPr>
-      <w:r>
-        <w:rPr>
-          <w:rFonts w:ascii="Times New Roman" w:hAnsi="Times New Roman" w:cs="Times New Roman"/>
-          <w:b/>
-          <w:bCs/>
-          <w:color w:val="1F4788"/>
-        </w:rPr>
-        <w:t>"Feature selection diabetes risk factors"</w:t>
-      </w:r>
-    </w:p>
-    <w:p>
-      <w:pPr>
-        <w:rPr>
-          <w:rFonts w:ascii="Times New Roman" w:hAnsi="Times New Roman" w:cs="Times New Roman"/>
-          <w:b/>
-          <w:bCs/>
-          <w:color w:val="1F4788"/>
-        </w:rPr>
-      </w:pPr>
-      <w:r>
-        <w:rPr>
-          <w:rFonts w:ascii="Times New Roman" w:hAnsi="Times New Roman" w:cs="Times New Roman"/>
-          <w:b/>
-          <w:bCs/>
-          <w:color w:val="1F4788"/>
-        </w:rPr>
-        <w:t>---</w:t>
-      </w:r>
-    </w:p>
-    <w:p>
-      <w:pPr>
-        <w:rPr>
-          <w:rFonts w:ascii="Times New Roman" w:hAnsi="Times New Roman" w:cs="Times New Roman"/>
-          <w:b/>
-          <w:bCs/>
-          <w:color w:val="1F4788"/>
-        </w:rPr>
-      </w:pPr>
-      <w:r>
-        <w:rPr>
-          <w:rFonts w:ascii="Times New Roman" w:hAnsi="Times New Roman" w:cs="Times New Roman"/>
-          <w:b/>
-          <w:bCs/>
-          <w:color w:val="1F4788"/>
-        </w:rPr>
-        <w:t>IV. Data &amp; Methods</w:t>
-      </w:r>
-    </w:p>
-    <w:p>
-      <w:pPr>
-        <w:rPr>
-          <w:rFonts w:ascii="Times New Roman" w:hAnsi="Times New Roman" w:cs="Times New Roman"/>
-          <w:b/>
-          <w:bCs/>
-          <w:color w:val="1F4788"/>
-        </w:rPr>
-      </w:pPr>
-      <w:r>
-        <w:rPr>
-          <w:rFonts w:ascii="Times New Roman" w:hAnsi="Times New Roman" w:cs="Times New Roman"/>
-          <w:b/>
-          <w:bCs/>
-          <w:color w:val="1F4788"/>
-        </w:rPr>
-        <w:t>4.1 Dataset Description</w:t>
-      </w:r>
-    </w:p>
-    <w:p>
-      <w:pPr>
-        <w:numPr>
-          <w:ilvl w:val="1"/>
-          <w:numId w:val="12"/>
-        </w:numPr>
-        <w:rPr>
-          <w:rFonts w:ascii="Times New Roman" w:hAnsi="Times New Roman" w:cs="Times New Roman"/>
-          <w:b/>
-          <w:bCs/>
-          <w:color w:val="1F4788"/>
-        </w:rPr>
-      </w:pPr>
-      <w:r>
-        <w:rPr>
-          <w:rFonts w:ascii="Times New Roman" w:hAnsi="Times New Roman" w:cs="Times New Roman"/>
-          <w:b/>
-          <w:bCs/>
-          <w:color w:val="1F4788"/>
-        </w:rPr>
-        <w:t xml:space="preserve">Source: `PimaIndiansDiabetes2` from the </w:t>
-      </w:r>
-      <w:proofErr w:type="spellStart"/>
-      <w:r>
-        <w:rPr>
-          <w:rFonts w:ascii="Times New Roman" w:hAnsi="Times New Roman" w:cs="Times New Roman"/>
-          <w:b/>
-          <w:bCs/>
-          <w:color w:val="1F4788"/>
-        </w:rPr>
-        <w:t>mlbench</w:t>
-      </w:r>
-      <w:proofErr w:type="spellEnd"/>
-      <w:r>
-        <w:rPr>
-          <w:rFonts w:ascii="Times New Roman" w:hAnsi="Times New Roman" w:cs="Times New Roman"/>
-          <w:b/>
-          <w:bCs/>
-          <w:color w:val="1F4788"/>
-        </w:rPr>
-        <w:t xml:space="preserve"> R package (originally from UCI ML Repository)</w:t>
-      </w:r>
-    </w:p>
-    <w:p>
-      <w:pPr>
-        <w:numPr>
-          <w:ilvl w:val="1"/>
-          <w:numId w:val="12"/>
-        </w:numPr>
-        <w:rPr>
-          <w:rFonts w:ascii="Times New Roman" w:hAnsi="Times New Roman" w:cs="Times New Roman"/>
-          <w:b/>
-          <w:bCs/>
-          <w:color w:val="1F4788"/>
-        </w:rPr>
-      </w:pPr>
-      <w:r>
-        <w:rPr>
-          <w:rFonts w:ascii="Times New Roman" w:hAnsi="Times New Roman" w:cs="Times New Roman"/>
-          <w:b/>
-          <w:bCs/>
-          <w:color w:val="1F4788"/>
-        </w:rPr>
-        <w:t>768 observations, 8 clinical predictors, 1 binary outcome (diabetes: pos/neg)</w:t>
-      </w:r>
-    </w:p>
-    <w:p>
-      <w:pPr>
-        <w:numPr>
-          <w:ilvl w:val="1"/>
-          <w:numId w:val="12"/>
-        </w:numPr>
-        <w:rPr>
-          <w:rFonts w:ascii="Times New Roman" w:hAnsi="Times New Roman" w:cs="Times New Roman"/>
-          <w:b/>
-          <w:bCs/>
-          <w:color w:val="1F4788"/>
-        </w:rPr>
-      </w:pPr>
-      <w:r>
-        <w:rPr>
-          <w:rFonts w:ascii="Times New Roman" w:hAnsi="Times New Roman" w:cs="Times New Roman"/>
-          <w:b/>
-          <w:bCs/>
-          <w:color w:val="1F4788"/>
-        </w:rPr>
-        <w:t>Variable descriptions (table can be referenced from the QMD output)</w:t>
-      </w:r>
-    </w:p>
-    <w:p>
-      <w:pPr>
-        <w:numPr>
-          <w:ilvl w:val="1"/>
-          <w:numId w:val="12"/>
-        </w:numPr>
-        <w:rPr>
-          <w:rFonts w:ascii="Times New Roman" w:hAnsi="Times New Roman" w:cs="Times New Roman"/>
-          <w:b/>
-          <w:bCs/>
-          <w:color w:val="1F4788"/>
-        </w:rPr>
-      </w:pPr>
-      <w:r>
-        <w:rPr>
-          <w:rFonts w:ascii="Times New Roman" w:hAnsi="Times New Roman" w:cs="Times New Roman"/>
-          <w:b/>
-          <w:bCs/>
-          <w:color w:val="1F4788"/>
-        </w:rPr>
-        <w:t>Class distribution: ~65% negative, ~35% positive (note the imbalance)</w:t>
-      </w:r>
-    </w:p>
-    <w:p>
-      <w:pPr>
-        <w:rPr>
-          <w:rFonts w:ascii="Times New Roman" w:hAnsi="Times New Roman" w:cs="Times New Roman"/>
-          <w:b/>
-          <w:bCs/>
-          <w:color w:val="1F4788"/>
-        </w:rPr>
-      </w:pPr>
-      <w:r>
-        <w:rPr>
-          <w:rFonts w:ascii="Times New Roman" w:hAnsi="Times New Roman" w:cs="Times New Roman"/>
-          <w:b/>
-          <w:bCs/>
-          <w:color w:val="1F4788"/>
-        </w:rPr>
-        <w:t>4.2 Missing Data Handling</w:t>
-      </w:r>
-    </w:p>
-    <w:p>
-      <w:pPr>
-        <w:numPr>
-          <w:ilvl w:val="1"/>
-          <w:numId w:val="13"/>
-        </w:numPr>
-        <w:rPr>
-          <w:rFonts w:ascii="Times New Roman" w:hAnsi="Times New Roman" w:cs="Times New Roman"/>
-          <w:b/>
-          <w:bCs/>
-          <w:color w:val="1F4788"/>
-        </w:rPr>
-      </w:pPr>
-      <w:r>
-        <w:rPr>
-          <w:rFonts w:ascii="Times New Roman" w:hAnsi="Times New Roman" w:cs="Times New Roman"/>
-          <w:b/>
-          <w:bCs/>
-          <w:color w:val="1F4788"/>
-        </w:rPr>
-        <w:t>Several variables had biologically implausible zero values treated as missing (glucose, insulin, triceps, BMI, blood pressure)</w:t>
-      </w:r>
-    </w:p>
-    <w:p>
-      <w:pPr>
-        <w:numPr>
-          <w:ilvl w:val="1"/>
-          <w:numId w:val="13"/>
-        </w:numPr>
-        <w:rPr>
-          <w:rFonts w:ascii="Times New Roman" w:hAnsi="Times New Roman" w:cs="Times New Roman"/>
-          <w:b/>
-          <w:bCs/>
-          <w:color w:val="1F4788"/>
-        </w:rPr>
-      </w:pPr>
-      <w:r>
-        <w:rPr>
-          <w:rFonts w:ascii="Times New Roman" w:hAnsi="Times New Roman" w:cs="Times New Roman"/>
-          <w:b/>
-          <w:bCs/>
-          <w:color w:val="1F4788"/>
-        </w:rPr>
-        <w:t>Approach: Multiple Imputation by Chained Equations (MICE) using predictive mean matching (m=5 imputations)</w:t>
-      </w:r>
-    </w:p>
-    <w:p>
-      <w:pPr>
-        <w:numPr>
-          <w:ilvl w:val="1"/>
-          <w:numId w:val="13"/>
-        </w:numPr>
-        <w:rPr>
-          <w:rFonts w:ascii="Times New Roman" w:hAnsi="Times New Roman" w:cs="Times New Roman"/>
-          <w:b/>
-          <w:bCs/>
-          <w:color w:val="1F4788"/>
-        </w:rPr>
-      </w:pPr>
-      <w:r>
-        <w:rPr>
-          <w:rFonts w:ascii="Times New Roman" w:hAnsi="Times New Roman" w:cs="Times New Roman"/>
-          <w:b/>
-          <w:bCs/>
-          <w:color w:val="1F4788"/>
-        </w:rPr>
-        <w:t xml:space="preserve">Why MICE over listwise </w:t>
-      </w:r>
-      <w:proofErr w:type="gramStart"/>
-      <w:r>
-        <w:rPr>
-          <w:rFonts w:ascii="Times New Roman" w:hAnsi="Times New Roman" w:cs="Times New Roman"/>
-          <w:b/>
-          <w:bCs/>
-          <w:color w:val="1F4788"/>
-        </w:rPr>
-        <w:t>deletion:</w:t>
-      </w:r>
-      <w:proofErr w:type="gramEnd"/>
-      <w:r>
-        <w:rPr>
-          <w:rFonts w:ascii="Times New Roman" w:hAnsi="Times New Roman" w:cs="Times New Roman"/>
-          <w:b/>
-          <w:bCs/>
-          <w:color w:val="1F4788"/>
-        </w:rPr>
-        <w:t xml:space="preserve"> preserves statistical power and avoids selection bias</w:t>
-      </w:r>
-    </w:p>
-    <w:p>
-      <w:pPr>
-        <w:rPr>
-          <w:rFonts w:ascii="Times New Roman" w:hAnsi="Times New Roman" w:cs="Times New Roman"/>
-          <w:b/>
-          <w:bCs/>
-          <w:color w:val="1F4788"/>
-        </w:rPr>
-      </w:pPr>
-      <w:r>
-        <w:rPr>
-          <w:rFonts w:ascii="Times New Roman" w:hAnsi="Times New Roman" w:cs="Times New Roman"/>
-          <w:b/>
-          <w:bCs/>
-          <w:color w:val="1F4788"/>
-        </w:rPr>
         <w:t>4.3 Exploratory Data Analysis</w:t>
       </w:r>
     </w:p>
@@ -1758,96 +1905,643 @@
           <w:bCs/>
           <w:color w:val="1F4788"/>
         </w:rPr>
+        <w:t>Variable importance measured via Mean Decrease in Accuracy (MDA) and Mean Decrease in Gini (MDG)</w:t>
+      </w:r>
+    </w:p>
+    <w:p>
+      <w:pPr>
+        <w:numPr>
+          <w:ilvl w:val="1"/>
+          <w:numId w:val="18"/>
+        </w:numPr>
+        <w:rPr>
+          <w:rFonts w:ascii="Times New Roman" w:hAnsi="Times New Roman" w:cs="Times New Roman"/>
+          <w:b/>
+          <w:bCs/>
+          <w:color w:val="1F4788"/>
+        </w:rPr>
+      </w:pPr>
+      <w:r>
+        <w:rPr>
+          <w:rFonts w:ascii="Times New Roman" w:hAnsi="Times New Roman" w:cs="Times New Roman"/>
+          <w:b/>
+          <w:bCs/>
+          <w:color w:val="1F4788"/>
+        </w:rPr>
+        <w:t>No assumptions about linearity or feature independence</w:t>
+      </w:r>
+    </w:p>
+    <w:p>
+      <w:pPr>
+        <w:rPr>
+          <w:rFonts w:ascii="Times New Roman" w:hAnsi="Times New Roman" w:cs="Times New Roman"/>
+          <w:b/>
+          <w:bCs/>
+          <w:color w:val="1F4788"/>
+        </w:rPr>
+      </w:pPr>
+      <w:r>
+        <w:rPr>
+          <w:rFonts w:ascii="Times New Roman" w:hAnsi="Times New Roman" w:cs="Times New Roman"/>
+          <w:b/>
+          <w:bCs/>
+          <w:color w:val="1F4788"/>
+        </w:rPr>
+        <w:t>4.6 Evaluation Metrics</w:t>
+      </w:r>
+    </w:p>
+    <w:p>
+      <w:pPr>
+        <w:numPr>
+          <w:ilvl w:val="1"/>
+          <w:numId w:val="19"/>
+        </w:numPr>
+        <w:rPr>
+          <w:rFonts w:ascii="Times New Roman" w:hAnsi="Times New Roman" w:cs="Times New Roman"/>
+          <w:b/>
+          <w:bCs/>
+          <w:color w:val="1F4788"/>
+        </w:rPr>
+      </w:pPr>
+      <w:r>
+        <w:rPr>
+          <w:rFonts w:ascii="Times New Roman" w:hAnsi="Times New Roman" w:cs="Times New Roman"/>
+          <w:b/>
+          <w:bCs/>
+          <w:color w:val="1F4788"/>
+        </w:rPr>
+        <w:t>Accuracy, Sensitivity (recall), Specificity, F1 Score, AUC-ROC</w:t>
+      </w:r>
+    </w:p>
+    <w:p>
+      <w:pPr>
+        <w:numPr>
+          <w:ilvl w:val="1"/>
+          <w:numId w:val="19"/>
+        </w:numPr>
+        <w:rPr>
+          <w:rFonts w:ascii="Times New Roman" w:hAnsi="Times New Roman" w:cs="Times New Roman"/>
+          <w:b/>
+          <w:bCs/>
+          <w:color w:val="1F4788"/>
+        </w:rPr>
+      </w:pPr>
+      <w:r>
+        <w:rPr>
+          <w:rFonts w:ascii="Times New Roman" w:hAnsi="Times New Roman" w:cs="Times New Roman"/>
+          <w:b/>
+          <w:bCs/>
+          <w:color w:val="1F4788"/>
+        </w:rPr>
+        <w:t>Note: in clinical screening, sensitivity (avoiding false negatives) is often prioritized over raw accuracy</w:t>
+      </w:r>
+    </w:p>
+    <w:p>
+      <w:pPr>
+        <w:rPr>
+          <w:rFonts w:ascii="Times New Roman" w:hAnsi="Times New Roman" w:cs="Times New Roman"/>
+          <w:b/>
+          <w:bCs/>
+          <w:color w:val="1F4788"/>
+        </w:rPr>
+      </w:pPr>
+      <w:r>
+        <w:rPr>
+          <w:rFonts w:ascii="Times New Roman" w:hAnsi="Times New Roman" w:cs="Times New Roman"/>
+          <w:b/>
+          <w:bCs/>
+          <w:color w:val="1F4788"/>
+        </w:rPr>
+        <w:t>---</w:t>
+      </w:r>
+    </w:p>
+    <w:p>
+      <w:pPr>
+        <w:rPr>
+          <w:rFonts w:ascii="Times New Roman" w:hAnsi="Times New Roman" w:cs="Times New Roman"/>
+          <w:b/>
+          <w:bCs/>
+          <w:color w:val="1F4788"/>
+        </w:rPr>
+      </w:pPr>
+      <w:r>
+        <w:rPr>
+          <w:rFonts w:ascii="Times New Roman" w:hAnsi="Times New Roman" w:cs="Times New Roman"/>
+          <w:b/>
+          <w:bCs/>
+          <w:color w:val="1F4788"/>
+        </w:rPr>
+        <w:t>V. Results</w:t>
+      </w:r>
+    </w:p>
+    <w:p>
+      <w:pPr>
+        <w:rPr>
+          <w:rFonts w:ascii="Times New Roman" w:hAnsi="Times New Roman" w:cs="Times New Roman"/>
+          <w:b/>
+          <w:bCs/>
+          <w:color w:val="1F4788"/>
+        </w:rPr>
+      </w:pPr>
+      <w:r>
+        <w:rPr>
+          <w:rFonts w:ascii="Times New Roman" w:hAnsi="Times New Roman" w:cs="Times New Roman"/>
+          <w:b/>
+          <w:bCs/>
+          <w:color w:val="1F4788"/>
+        </w:rPr>
+        <w:t>5.1 Exploratory Findings</w:t>
+      </w:r>
+    </w:p>
+    <w:p>
+      <w:pPr>
+        <w:numPr>
+          <w:ilvl w:val="1"/>
+          <w:numId w:val="20"/>
+        </w:numPr>
+        <w:rPr>
+          <w:rFonts w:ascii="Times New Roman" w:hAnsi="Times New Roman" w:cs="Times New Roman"/>
+          <w:b/>
+          <w:bCs/>
+          <w:color w:val="1F4788"/>
+        </w:rPr>
+      </w:pPr>
+      <w:r>
+        <w:rPr>
+          <w:rFonts w:ascii="Times New Roman" w:hAnsi="Times New Roman" w:cs="Times New Roman"/>
+          <w:b/>
+          <w:bCs/>
+          <w:color w:val="1F4788"/>
+        </w:rPr>
+        <w:t>Glucose showed the largest distributional separation between groups (reference density/box plots)</w:t>
+      </w:r>
+    </w:p>
+    <w:p>
+      <w:pPr>
+        <w:numPr>
+          <w:ilvl w:val="1"/>
+          <w:numId w:val="20"/>
+        </w:numPr>
+        <w:rPr>
+          <w:rFonts w:ascii="Times New Roman" w:hAnsi="Times New Roman" w:cs="Times New Roman"/>
+          <w:b/>
+          <w:bCs/>
+          <w:color w:val="1F4788"/>
+        </w:rPr>
+      </w:pPr>
+      <w:r>
+        <w:rPr>
+          <w:rFonts w:ascii="Times New Roman" w:hAnsi="Times New Roman" w:cs="Times New Roman"/>
+          <w:b/>
+          <w:bCs/>
+          <w:color w:val="1F4788"/>
+        </w:rPr>
+        <w:t>BMI, age, and pedigree function also showed meaningful differences</w:t>
+      </w:r>
+    </w:p>
+    <w:p>
+      <w:pPr>
+        <w:numPr>
+          <w:ilvl w:val="1"/>
+          <w:numId w:val="20"/>
+        </w:numPr>
+        <w:rPr>
+          <w:rFonts w:ascii="Times New Roman" w:hAnsi="Times New Roman" w:cs="Times New Roman"/>
+          <w:b/>
+          <w:bCs/>
+          <w:color w:val="1F4788"/>
+        </w:rPr>
+      </w:pPr>
+      <w:r>
+        <w:rPr>
+          <w:rFonts w:ascii="Times New Roman" w:hAnsi="Times New Roman" w:cs="Times New Roman"/>
+          <w:b/>
+          <w:bCs/>
+          <w:color w:val="1F4788"/>
+        </w:rPr>
+        <w:t>Correlation matrix showed moderate age-pregnancy correlation; no alarming multicollinearity</w:t>
+      </w:r>
+    </w:p>
+    <w:p>
+      <w:pPr>
+        <w:rPr>
+          <w:rFonts w:ascii="Times New Roman" w:hAnsi="Times New Roman" w:cs="Times New Roman"/>
+          <w:b/>
+          <w:bCs/>
+          <w:color w:val="1F4788"/>
+        </w:rPr>
+      </w:pPr>
+      <w:r>
+        <w:rPr>
+          <w:rFonts w:ascii="Times New Roman" w:hAnsi="Times New Roman" w:cs="Times New Roman"/>
+          <w:b/>
+          <w:bCs/>
+          <w:color w:val="1F4788"/>
+        </w:rPr>
+        <w:t>5.2 Logistic Regression Results</w:t>
+      </w:r>
+    </w:p>
+    <w:p>
+      <w:pPr>
+        <w:numPr>
+          <w:ilvl w:val="1"/>
+          <w:numId w:val="21"/>
+        </w:numPr>
+        <w:rPr>
+          <w:rFonts w:ascii="Times New Roman" w:hAnsi="Times New Roman" w:cs="Times New Roman"/>
+          <w:b/>
+          <w:bCs/>
+          <w:color w:val="1F4788"/>
+        </w:rPr>
+      </w:pPr>
+      <w:r>
+        <w:rPr>
+          <w:rFonts w:ascii="Times New Roman" w:hAnsi="Times New Roman" w:cs="Times New Roman"/>
+          <w:b/>
+          <w:bCs/>
+          <w:color w:val="1F4788"/>
+        </w:rPr>
+        <w:t>Variables retained after stepwise selection (reference odds ratio table/plot)</w:t>
+      </w:r>
+    </w:p>
+    <w:p>
+      <w:pPr>
+        <w:numPr>
+          <w:ilvl w:val="1"/>
+          <w:numId w:val="21"/>
+        </w:numPr>
+        <w:rPr>
+          <w:rFonts w:ascii="Times New Roman" w:hAnsi="Times New Roman" w:cs="Times New Roman"/>
+          <w:b/>
+          <w:bCs/>
+          <w:color w:val="1F4788"/>
+        </w:rPr>
+      </w:pPr>
+      <w:r>
+        <w:rPr>
+          <w:rFonts w:ascii="Times New Roman" w:hAnsi="Times New Roman" w:cs="Times New Roman"/>
+          <w:b/>
+          <w:bCs/>
+          <w:color w:val="1F4788"/>
+        </w:rPr>
+        <w:t>Glucose, BMI, pedigree, pregnancies, age all significant</w:t>
+      </w:r>
+    </w:p>
+    <w:p>
+      <w:pPr>
+        <w:numPr>
+          <w:ilvl w:val="1"/>
+          <w:numId w:val="21"/>
+        </w:numPr>
+        <w:rPr>
+          <w:rFonts w:ascii="Times New Roman" w:hAnsi="Times New Roman" w:cs="Times New Roman"/>
+          <w:b/>
+          <w:bCs/>
+          <w:color w:val="1F4788"/>
+        </w:rPr>
+      </w:pPr>
+      <w:r>
+        <w:rPr>
+          <w:rFonts w:ascii="Times New Roman" w:hAnsi="Times New Roman" w:cs="Times New Roman"/>
+          <w:b/>
+          <w:bCs/>
+          <w:color w:val="1F4788"/>
+        </w:rPr>
+        <w:t>Test AUC: [fill in from output], Accuracy: [fill in]</w:t>
+      </w:r>
+    </w:p>
+    <w:p>
+      <w:pPr>
+        <w:numPr>
+          <w:ilvl w:val="1"/>
+          <w:numId w:val="21"/>
+        </w:numPr>
+        <w:rPr>
+          <w:rFonts w:ascii="Times New Roman" w:hAnsi="Times New Roman" w:cs="Times New Roman"/>
+          <w:b/>
+          <w:bCs/>
+          <w:color w:val="1F4788"/>
+        </w:rPr>
+      </w:pPr>
+      <w:r>
+        <w:rPr>
+          <w:rFonts w:ascii="Times New Roman" w:hAnsi="Times New Roman" w:cs="Times New Roman"/>
+          <w:b/>
+          <w:bCs/>
+          <w:color w:val="1F4788"/>
+        </w:rPr>
+        <w:t>Odds ratio interpretation: each unit increase in glucose multiplied odds of diabetes by [OR value]</w:t>
+      </w:r>
+    </w:p>
+    <w:p>
+      <w:pPr>
+        <w:rPr>
+          <w:rFonts w:ascii="Times New Roman" w:hAnsi="Times New Roman" w:cs="Times New Roman"/>
+          <w:b/>
+          <w:bCs/>
+          <w:color w:val="1F4788"/>
+        </w:rPr>
+      </w:pPr>
+      <w:r>
+        <w:rPr>
+          <w:rFonts w:ascii="Times New Roman" w:hAnsi="Times New Roman" w:cs="Times New Roman"/>
+          <w:b/>
+          <w:bCs/>
+          <w:color w:val="1F4788"/>
+        </w:rPr>
         <w:lastRenderedPageBreak/>
-        <w:t>Variable importance measured via Mean Decrease in Accuracy (MDA) and Mean Decrease in Gini (MDG)</w:t>
-      </w:r>
-    </w:p>
-    <w:p>
-      <w:pPr>
-        <w:numPr>
-          <w:ilvl w:val="1"/>
-          <w:numId w:val="18"/>
-        </w:numPr>
-        <w:rPr>
-          <w:rFonts w:ascii="Times New Roman" w:hAnsi="Times New Roman" w:cs="Times New Roman"/>
-          <w:b/>
-          <w:bCs/>
-          <w:color w:val="1F4788"/>
-        </w:rPr>
-      </w:pPr>
-      <w:r>
-        <w:rPr>
-          <w:rFonts w:ascii="Times New Roman" w:hAnsi="Times New Roman" w:cs="Times New Roman"/>
-          <w:b/>
-          <w:bCs/>
-          <w:color w:val="1F4788"/>
-        </w:rPr>
-        <w:t>No assumptions about linearity or feature independence</w:t>
-      </w:r>
-    </w:p>
-    <w:p>
-      <w:pPr>
-        <w:rPr>
-          <w:rFonts w:ascii="Times New Roman" w:hAnsi="Times New Roman" w:cs="Times New Roman"/>
-          <w:b/>
-          <w:bCs/>
-          <w:color w:val="1F4788"/>
-        </w:rPr>
-      </w:pPr>
-      <w:r>
-        <w:rPr>
-          <w:rFonts w:ascii="Times New Roman" w:hAnsi="Times New Roman" w:cs="Times New Roman"/>
-          <w:b/>
-          <w:bCs/>
-          <w:color w:val="1F4788"/>
-        </w:rPr>
-        <w:t>4.6 Evaluation Metrics</w:t>
-      </w:r>
-    </w:p>
-    <w:p>
-      <w:pPr>
-        <w:numPr>
-          <w:ilvl w:val="1"/>
-          <w:numId w:val="19"/>
-        </w:numPr>
-        <w:rPr>
-          <w:rFonts w:ascii="Times New Roman" w:hAnsi="Times New Roman" w:cs="Times New Roman"/>
-          <w:b/>
-          <w:bCs/>
-          <w:color w:val="1F4788"/>
-        </w:rPr>
-      </w:pPr>
-      <w:r>
-        <w:rPr>
-          <w:rFonts w:ascii="Times New Roman" w:hAnsi="Times New Roman" w:cs="Times New Roman"/>
-          <w:b/>
-          <w:bCs/>
-          <w:color w:val="1F4788"/>
-        </w:rPr>
-        <w:t>Accuracy, Sensitivity (recall), Specificity, F1 Score, AUC-ROC</w:t>
-      </w:r>
-    </w:p>
-    <w:p>
-      <w:pPr>
-        <w:numPr>
-          <w:ilvl w:val="1"/>
-          <w:numId w:val="19"/>
-        </w:numPr>
-        <w:rPr>
-          <w:rFonts w:ascii="Times New Roman" w:hAnsi="Times New Roman" w:cs="Times New Roman"/>
-          <w:b/>
-          <w:bCs/>
-          <w:color w:val="1F4788"/>
-        </w:rPr>
-      </w:pPr>
-      <w:r>
-        <w:rPr>
-          <w:rFonts w:ascii="Times New Roman" w:hAnsi="Times New Roman" w:cs="Times New Roman"/>
-          <w:b/>
-          <w:bCs/>
-          <w:color w:val="1F4788"/>
-        </w:rPr>
-        <w:t>Note: in clinical screening, sensitivity (avoiding false negatives) is often prioritized over raw accuracy</w:t>
+        <w:t>5.3 LASSO Results</w:t>
+      </w:r>
+    </w:p>
+    <w:p>
+      <w:pPr>
+        <w:numPr>
+          <w:ilvl w:val="1"/>
+          <w:numId w:val="22"/>
+        </w:numPr>
+        <w:rPr>
+          <w:rFonts w:ascii="Times New Roman" w:hAnsi="Times New Roman" w:cs="Times New Roman"/>
+          <w:b/>
+          <w:bCs/>
+          <w:color w:val="1F4788"/>
+        </w:rPr>
+      </w:pPr>
+      <w:r>
+        <w:rPr>
+          <w:rFonts w:ascii="Times New Roman" w:hAnsi="Times New Roman" w:cs="Times New Roman"/>
+          <w:b/>
+          <w:bCs/>
+          <w:color w:val="1F4788"/>
+        </w:rPr>
+        <w:t>Features retained (non-zero coefficients) after penalization: [list from output]</w:t>
+      </w:r>
+    </w:p>
+    <w:p>
+      <w:pPr>
+        <w:numPr>
+          <w:ilvl w:val="1"/>
+          <w:numId w:val="22"/>
+        </w:numPr>
+        <w:rPr>
+          <w:rFonts w:ascii="Times New Roman" w:hAnsi="Times New Roman" w:cs="Times New Roman"/>
+          <w:b/>
+          <w:bCs/>
+          <w:color w:val="1F4788"/>
+        </w:rPr>
+      </w:pPr>
+      <w:r>
+        <w:rPr>
+          <w:rFonts w:ascii="Times New Roman" w:hAnsi="Times New Roman" w:cs="Times New Roman"/>
+          <w:b/>
+          <w:bCs/>
+          <w:color w:val="1F4788"/>
+        </w:rPr>
+        <w:t>Features shrunk to zero (eliminated): [list from output]</w:t>
+      </w:r>
+    </w:p>
+    <w:p>
+      <w:pPr>
+        <w:numPr>
+          <w:ilvl w:val="1"/>
+          <w:numId w:val="22"/>
+        </w:numPr>
+        <w:rPr>
+          <w:rFonts w:ascii="Times New Roman" w:hAnsi="Times New Roman" w:cs="Times New Roman"/>
+          <w:b/>
+          <w:bCs/>
+          <w:color w:val="1F4788"/>
+        </w:rPr>
+      </w:pPr>
+      <w:r>
+        <w:rPr>
+          <w:rFonts w:ascii="Times New Roman" w:hAnsi="Times New Roman" w:cs="Times New Roman"/>
+          <w:b/>
+          <w:bCs/>
+          <w:color w:val="1F4788"/>
+        </w:rPr>
+        <w:t>Test AUC: [fill in], Accuracy: [fill in]</w:t>
+      </w:r>
+    </w:p>
+    <w:p>
+      <w:pPr>
+        <w:numPr>
+          <w:ilvl w:val="1"/>
+          <w:numId w:val="22"/>
+        </w:numPr>
+        <w:rPr>
+          <w:rFonts w:ascii="Times New Roman" w:hAnsi="Times New Roman" w:cs="Times New Roman"/>
+          <w:b/>
+          <w:bCs/>
+          <w:color w:val="1F4788"/>
+        </w:rPr>
+      </w:pPr>
+      <w:r>
+        <w:rPr>
+          <w:rFonts w:ascii="Times New Roman" w:hAnsi="Times New Roman" w:cs="Times New Roman"/>
+          <w:b/>
+          <w:bCs/>
+          <w:color w:val="1F4788"/>
+        </w:rPr>
+        <w:t>LASSO confirmed glucose and BMI as the most important retained predictors</w:t>
+      </w:r>
+    </w:p>
+    <w:p>
+      <w:pPr>
+        <w:rPr>
+          <w:rFonts w:ascii="Times New Roman" w:hAnsi="Times New Roman" w:cs="Times New Roman"/>
+          <w:b/>
+          <w:bCs/>
+          <w:color w:val="1F4788"/>
+        </w:rPr>
+      </w:pPr>
+      <w:r>
+        <w:rPr>
+          <w:rFonts w:ascii="Times New Roman" w:hAnsi="Times New Roman" w:cs="Times New Roman"/>
+          <w:b/>
+          <w:bCs/>
+          <w:color w:val="1F4788"/>
+        </w:rPr>
+        <w:t>5.4 Random Forest Results</w:t>
+      </w:r>
+    </w:p>
+    <w:p>
+      <w:pPr>
+        <w:numPr>
+          <w:ilvl w:val="1"/>
+          <w:numId w:val="23"/>
+        </w:numPr>
+        <w:rPr>
+          <w:rFonts w:ascii="Times New Roman" w:hAnsi="Times New Roman" w:cs="Times New Roman"/>
+          <w:b/>
+          <w:bCs/>
+          <w:color w:val="1F4788"/>
+        </w:rPr>
+      </w:pPr>
+      <w:r>
+        <w:rPr>
+          <w:rFonts w:ascii="Times New Roman" w:hAnsi="Times New Roman" w:cs="Times New Roman"/>
+          <w:b/>
+          <w:bCs/>
+          <w:color w:val="1F4788"/>
+        </w:rPr>
+        <w:t>Both MDA and MDG rankings agree: glucose is most important, followed by BMI and age</w:t>
+      </w:r>
+    </w:p>
+    <w:p>
+      <w:pPr>
+        <w:numPr>
+          <w:ilvl w:val="1"/>
+          <w:numId w:val="23"/>
+        </w:numPr>
+        <w:rPr>
+          <w:rFonts w:ascii="Times New Roman" w:hAnsi="Times New Roman" w:cs="Times New Roman"/>
+          <w:b/>
+          <w:bCs/>
+          <w:color w:val="1F4788"/>
+        </w:rPr>
+      </w:pPr>
+      <w:r>
+        <w:rPr>
+          <w:rFonts w:ascii="Times New Roman" w:hAnsi="Times New Roman" w:cs="Times New Roman"/>
+          <w:b/>
+          <w:bCs/>
+          <w:color w:val="1F4788"/>
+        </w:rPr>
+        <w:t>Test AUC: [fill in] -- highest of the three models</w:t>
+      </w:r>
+    </w:p>
+    <w:p>
+      <w:pPr>
+        <w:numPr>
+          <w:ilvl w:val="1"/>
+          <w:numId w:val="23"/>
+        </w:numPr>
+        <w:rPr>
+          <w:rFonts w:ascii="Times New Roman" w:hAnsi="Times New Roman" w:cs="Times New Roman"/>
+          <w:b/>
+          <w:bCs/>
+          <w:color w:val="1F4788"/>
+        </w:rPr>
+      </w:pPr>
+      <w:r>
+        <w:rPr>
+          <w:rFonts w:ascii="Times New Roman" w:hAnsi="Times New Roman" w:cs="Times New Roman"/>
+          <w:b/>
+          <w:bCs/>
+          <w:color w:val="1F4788"/>
+        </w:rPr>
+        <w:t>Slightly higher train vs. test accuracy gap suggests mild overfitting (acceptable given tree depth)</w:t>
+      </w:r>
+    </w:p>
+    <w:p>
+      <w:pPr>
+        <w:rPr>
+          <w:rFonts w:ascii="Times New Roman" w:hAnsi="Times New Roman" w:cs="Times New Roman"/>
+          <w:b/>
+          <w:bCs/>
+          <w:color w:val="1F4788"/>
+        </w:rPr>
+      </w:pPr>
+      <w:r>
+        <w:rPr>
+          <w:rFonts w:ascii="Times New Roman" w:hAnsi="Times New Roman" w:cs="Times New Roman"/>
+          <w:b/>
+          <w:bCs/>
+          <w:color w:val="1F4788"/>
+        </w:rPr>
+        <w:t>5.5 Model Comparison</w:t>
+      </w:r>
+    </w:p>
+    <w:p>
+      <w:pPr>
+        <w:numPr>
+          <w:ilvl w:val="1"/>
+          <w:numId w:val="24"/>
+        </w:numPr>
+        <w:rPr>
+          <w:rFonts w:ascii="Times New Roman" w:hAnsi="Times New Roman" w:cs="Times New Roman"/>
+          <w:b/>
+          <w:bCs/>
+          <w:color w:val="1F4788"/>
+        </w:rPr>
+      </w:pPr>
+      <w:r>
+        <w:rPr>
+          <w:rFonts w:ascii="Times New Roman" w:hAnsi="Times New Roman" w:cs="Times New Roman"/>
+          <w:b/>
+          <w:bCs/>
+          <w:color w:val="1F4788"/>
+        </w:rPr>
+        <w:t>Reference the performance table and ROC curve plot</w:t>
+      </w:r>
+    </w:p>
+    <w:p>
+      <w:pPr>
+        <w:numPr>
+          <w:ilvl w:val="1"/>
+          <w:numId w:val="24"/>
+        </w:numPr>
+        <w:rPr>
+          <w:rFonts w:ascii="Times New Roman" w:hAnsi="Times New Roman" w:cs="Times New Roman"/>
+          <w:b/>
+          <w:bCs/>
+          <w:color w:val="1F4788"/>
+        </w:rPr>
+      </w:pPr>
+      <w:r>
+        <w:rPr>
+          <w:rFonts w:ascii="Times New Roman" w:hAnsi="Times New Roman" w:cs="Times New Roman"/>
+          <w:b/>
+          <w:bCs/>
+          <w:color w:val="1F4788"/>
+        </w:rPr>
+        <w:t>Random Forest achieved the highest AUC; Logistic Regression and LASSO were comparable</w:t>
+      </w:r>
+    </w:p>
+    <w:p>
+      <w:pPr>
+        <w:numPr>
+          <w:ilvl w:val="1"/>
+          <w:numId w:val="24"/>
+        </w:numPr>
+        <w:rPr>
+          <w:rFonts w:ascii="Times New Roman" w:hAnsi="Times New Roman" w:cs="Times New Roman"/>
+          <w:b/>
+          <w:bCs/>
+          <w:color w:val="1F4788"/>
+        </w:rPr>
+      </w:pPr>
+      <w:r>
+        <w:rPr>
+          <w:rFonts w:ascii="Times New Roman" w:hAnsi="Times New Roman" w:cs="Times New Roman"/>
+          <w:b/>
+          <w:bCs/>
+          <w:color w:val="1F4788"/>
+        </w:rPr>
+        <w:t>All three models agreed on the top predictors (glucose, BMI, age)</w:t>
+      </w:r>
+    </w:p>
+    <w:p>
+      <w:pPr>
+        <w:numPr>
+          <w:ilvl w:val="1"/>
+          <w:numId w:val="24"/>
+        </w:numPr>
+        <w:rPr>
+          <w:rFonts w:ascii="Times New Roman" w:hAnsi="Times New Roman" w:cs="Times New Roman"/>
+          <w:b/>
+          <w:bCs/>
+          <w:color w:val="1F4788"/>
+        </w:rPr>
+      </w:pPr>
+      <w:r>
+        <w:rPr>
+          <w:rFonts w:ascii="Times New Roman" w:hAnsi="Times New Roman" w:cs="Times New Roman"/>
+          <w:b/>
+          <w:bCs/>
+          <w:color w:val="1F4788"/>
+        </w:rPr>
+        <w:t>Reference the normalized variable importance comparison chart</w:t>
       </w:r>
     </w:p>
     <w:p>
@@ -1885,556 +2579,406 @@
           <w:bCs/>
           <w:color w:val="1F4788"/>
         </w:rPr>
-        <w:t>V. Results</w:t>
-      </w:r>
-    </w:p>
-    <w:p>
-      <w:pPr>
-        <w:rPr>
-          <w:rFonts w:ascii="Times New Roman" w:hAnsi="Times New Roman" w:cs="Times New Roman"/>
-          <w:b/>
-          <w:bCs/>
-          <w:color w:val="1F4788"/>
-        </w:rPr>
-      </w:pPr>
-      <w:r>
-        <w:rPr>
-          <w:rFonts w:ascii="Times New Roman" w:hAnsi="Times New Roman" w:cs="Times New Roman"/>
-          <w:b/>
-          <w:bCs/>
-          <w:color w:val="1F4788"/>
-        </w:rPr>
-        <w:t>5.1 Exploratory Findings</w:t>
-      </w:r>
-    </w:p>
-    <w:p>
-      <w:pPr>
-        <w:numPr>
-          <w:ilvl w:val="1"/>
-          <w:numId w:val="20"/>
-        </w:numPr>
-        <w:rPr>
-          <w:rFonts w:ascii="Times New Roman" w:hAnsi="Times New Roman" w:cs="Times New Roman"/>
-          <w:b/>
-          <w:bCs/>
-          <w:color w:val="1F4788"/>
-        </w:rPr>
-      </w:pPr>
-      <w:r>
-        <w:rPr>
-          <w:rFonts w:ascii="Times New Roman" w:hAnsi="Times New Roman" w:cs="Times New Roman"/>
-          <w:b/>
-          <w:bCs/>
-          <w:color w:val="1F4788"/>
-        </w:rPr>
-        <w:t>Glucose showed the largest distributional separation between groups (reference density/box plots)</w:t>
-      </w:r>
-    </w:p>
-    <w:p>
-      <w:pPr>
-        <w:numPr>
-          <w:ilvl w:val="1"/>
-          <w:numId w:val="20"/>
-        </w:numPr>
-        <w:rPr>
-          <w:rFonts w:ascii="Times New Roman" w:hAnsi="Times New Roman" w:cs="Times New Roman"/>
-          <w:b/>
-          <w:bCs/>
-          <w:color w:val="1F4788"/>
-        </w:rPr>
-      </w:pPr>
-      <w:r>
-        <w:rPr>
-          <w:rFonts w:ascii="Times New Roman" w:hAnsi="Times New Roman" w:cs="Times New Roman"/>
-          <w:b/>
-          <w:bCs/>
-          <w:color w:val="1F4788"/>
-        </w:rPr>
-        <w:t>BMI, age, and pedigree function also showed meaningful differences</w:t>
-      </w:r>
-    </w:p>
-    <w:p>
-      <w:pPr>
-        <w:numPr>
-          <w:ilvl w:val="1"/>
-          <w:numId w:val="20"/>
-        </w:numPr>
-        <w:rPr>
-          <w:rFonts w:ascii="Times New Roman" w:hAnsi="Times New Roman" w:cs="Times New Roman"/>
-          <w:b/>
-          <w:bCs/>
-          <w:color w:val="1F4788"/>
-        </w:rPr>
-      </w:pPr>
-      <w:r>
-        <w:rPr>
-          <w:rFonts w:ascii="Times New Roman" w:hAnsi="Times New Roman" w:cs="Times New Roman"/>
-          <w:b/>
-          <w:bCs/>
-          <w:color w:val="1F4788"/>
-        </w:rPr>
-        <w:t xml:space="preserve">Correlation matrix showed moderate age-pregnancy </w:t>
-      </w:r>
-      <w:proofErr w:type="gramStart"/>
-      <w:r>
-        <w:rPr>
-          <w:rFonts w:ascii="Times New Roman" w:hAnsi="Times New Roman" w:cs="Times New Roman"/>
-          <w:b/>
-          <w:bCs/>
-          <w:color w:val="1F4788"/>
-        </w:rPr>
-        <w:t>correlation;</w:t>
-      </w:r>
-      <w:proofErr w:type="gramEnd"/>
-      <w:r>
-        <w:rPr>
-          <w:rFonts w:ascii="Times New Roman" w:hAnsi="Times New Roman" w:cs="Times New Roman"/>
-          <w:b/>
-          <w:bCs/>
-          <w:color w:val="1F4788"/>
-        </w:rPr>
-        <w:t xml:space="preserve"> no alarming multicollinearity</w:t>
-      </w:r>
-    </w:p>
-    <w:p>
-      <w:pPr>
-        <w:rPr>
-          <w:rFonts w:ascii="Times New Roman" w:hAnsi="Times New Roman" w:cs="Times New Roman"/>
-          <w:b/>
-          <w:bCs/>
-          <w:color w:val="1F4788"/>
-        </w:rPr>
-      </w:pPr>
-      <w:r>
-        <w:rPr>
-          <w:rFonts w:ascii="Times New Roman" w:hAnsi="Times New Roman" w:cs="Times New Roman"/>
-          <w:b/>
-          <w:bCs/>
-          <w:color w:val="1F4788"/>
-        </w:rPr>
-        <w:t>5.2 Logistic Regression Results</w:t>
-      </w:r>
-    </w:p>
-    <w:p>
-      <w:pPr>
-        <w:numPr>
-          <w:ilvl w:val="1"/>
-          <w:numId w:val="21"/>
-        </w:numPr>
-        <w:rPr>
-          <w:rFonts w:ascii="Times New Roman" w:hAnsi="Times New Roman" w:cs="Times New Roman"/>
-          <w:b/>
-          <w:bCs/>
-          <w:color w:val="1F4788"/>
-        </w:rPr>
-      </w:pPr>
-      <w:r>
-        <w:rPr>
-          <w:rFonts w:ascii="Times New Roman" w:hAnsi="Times New Roman" w:cs="Times New Roman"/>
-          <w:b/>
-          <w:bCs/>
-          <w:color w:val="1F4788"/>
-        </w:rPr>
-        <w:t>Variables retained after stepwise selection (reference odds ratio table/plot)</w:t>
-      </w:r>
-    </w:p>
-    <w:p>
-      <w:pPr>
-        <w:numPr>
-          <w:ilvl w:val="1"/>
-          <w:numId w:val="21"/>
-        </w:numPr>
-        <w:rPr>
-          <w:rFonts w:ascii="Times New Roman" w:hAnsi="Times New Roman" w:cs="Times New Roman"/>
-          <w:b/>
-          <w:bCs/>
-          <w:color w:val="1F4788"/>
-        </w:rPr>
-      </w:pPr>
-      <w:r>
-        <w:rPr>
-          <w:rFonts w:ascii="Times New Roman" w:hAnsi="Times New Roman" w:cs="Times New Roman"/>
-          <w:b/>
-          <w:bCs/>
-          <w:color w:val="1F4788"/>
-        </w:rPr>
-        <w:t>Glucose, BMI, pedigree, pregnancies, age all significant</w:t>
-      </w:r>
-    </w:p>
-    <w:p>
-      <w:pPr>
-        <w:numPr>
-          <w:ilvl w:val="1"/>
-          <w:numId w:val="21"/>
-        </w:numPr>
-        <w:rPr>
-          <w:rFonts w:ascii="Times New Roman" w:hAnsi="Times New Roman" w:cs="Times New Roman"/>
-          <w:b/>
-          <w:bCs/>
-          <w:color w:val="1F4788"/>
-        </w:rPr>
-      </w:pPr>
-      <w:r>
-        <w:rPr>
-          <w:rFonts w:ascii="Times New Roman" w:hAnsi="Times New Roman" w:cs="Times New Roman"/>
-          <w:b/>
-          <w:bCs/>
-          <w:color w:val="1F4788"/>
-        </w:rPr>
-        <w:t>Test AUC: [fill in from output], Accuracy: [fill in]</w:t>
-      </w:r>
-    </w:p>
-    <w:p>
-      <w:pPr>
-        <w:numPr>
-          <w:ilvl w:val="1"/>
-          <w:numId w:val="21"/>
-        </w:numPr>
-        <w:rPr>
-          <w:rFonts w:ascii="Times New Roman" w:hAnsi="Times New Roman" w:cs="Times New Roman"/>
-          <w:b/>
-          <w:bCs/>
-          <w:color w:val="1F4788"/>
-        </w:rPr>
-      </w:pPr>
-      <w:r>
-        <w:rPr>
-          <w:rFonts w:ascii="Times New Roman" w:hAnsi="Times New Roman" w:cs="Times New Roman"/>
-          <w:b/>
-          <w:bCs/>
-          <w:color w:val="1F4788"/>
-        </w:rPr>
-        <w:t>Odds ratio interpretation: each unit increase in glucose multiplied odds of diabetes by [OR value]</w:t>
-      </w:r>
-    </w:p>
-    <w:p>
-      <w:pPr>
-        <w:rPr>
-          <w:rFonts w:ascii="Times New Roman" w:hAnsi="Times New Roman" w:cs="Times New Roman"/>
-          <w:b/>
-          <w:bCs/>
-          <w:color w:val="1F4788"/>
-        </w:rPr>
-      </w:pPr>
-      <w:r>
-        <w:rPr>
-          <w:rFonts w:ascii="Times New Roman" w:hAnsi="Times New Roman" w:cs="Times New Roman"/>
-          <w:b/>
-          <w:bCs/>
-          <w:color w:val="1F4788"/>
-        </w:rPr>
-        <w:t>5.3 LASSO Results</w:t>
-      </w:r>
-    </w:p>
-    <w:p>
-      <w:pPr>
-        <w:numPr>
-          <w:ilvl w:val="1"/>
-          <w:numId w:val="22"/>
-        </w:numPr>
-        <w:rPr>
-          <w:rFonts w:ascii="Times New Roman" w:hAnsi="Times New Roman" w:cs="Times New Roman"/>
-          <w:b/>
-          <w:bCs/>
-          <w:color w:val="1F4788"/>
-        </w:rPr>
-      </w:pPr>
-      <w:r>
-        <w:rPr>
-          <w:rFonts w:ascii="Times New Roman" w:hAnsi="Times New Roman" w:cs="Times New Roman"/>
-          <w:b/>
-          <w:bCs/>
-          <w:color w:val="1F4788"/>
-        </w:rPr>
-        <w:t>Features retained (non-zero coefficients) after penalization: [list from output]</w:t>
-      </w:r>
-    </w:p>
-    <w:p>
-      <w:pPr>
-        <w:numPr>
-          <w:ilvl w:val="1"/>
-          <w:numId w:val="22"/>
-        </w:numPr>
-        <w:rPr>
-          <w:rFonts w:ascii="Times New Roman" w:hAnsi="Times New Roman" w:cs="Times New Roman"/>
-          <w:b/>
-          <w:bCs/>
-          <w:color w:val="1F4788"/>
-        </w:rPr>
-      </w:pPr>
-      <w:r>
-        <w:rPr>
-          <w:rFonts w:ascii="Times New Roman" w:hAnsi="Times New Roman" w:cs="Times New Roman"/>
-          <w:b/>
-          <w:bCs/>
-          <w:color w:val="1F4788"/>
-        </w:rPr>
-        <w:t>Features shrunk to zero (eliminated): [list from output]</w:t>
-      </w:r>
-    </w:p>
-    <w:p>
-      <w:pPr>
-        <w:numPr>
-          <w:ilvl w:val="1"/>
-          <w:numId w:val="22"/>
-        </w:numPr>
-        <w:rPr>
-          <w:rFonts w:ascii="Times New Roman" w:hAnsi="Times New Roman" w:cs="Times New Roman"/>
-          <w:b/>
-          <w:bCs/>
-          <w:color w:val="1F4788"/>
-        </w:rPr>
-      </w:pPr>
-      <w:r>
-        <w:rPr>
-          <w:rFonts w:ascii="Times New Roman" w:hAnsi="Times New Roman" w:cs="Times New Roman"/>
-          <w:b/>
-          <w:bCs/>
-          <w:color w:val="1F4788"/>
-        </w:rPr>
-        <w:t>Test AUC: [fill in], Accuracy: [fill in]</w:t>
-      </w:r>
-    </w:p>
-    <w:p>
-      <w:pPr>
-        <w:numPr>
-          <w:ilvl w:val="1"/>
-          <w:numId w:val="22"/>
-        </w:numPr>
-        <w:rPr>
-          <w:rFonts w:ascii="Times New Roman" w:hAnsi="Times New Roman" w:cs="Times New Roman"/>
-          <w:b/>
-          <w:bCs/>
-          <w:color w:val="1F4788"/>
-        </w:rPr>
-      </w:pPr>
-      <w:r>
-        <w:rPr>
-          <w:rFonts w:ascii="Times New Roman" w:hAnsi="Times New Roman" w:cs="Times New Roman"/>
-          <w:b/>
-          <w:bCs/>
-          <w:color w:val="1F4788"/>
-        </w:rPr>
-        <w:t>LASSO confirmed glucose and BMI as the most important retained predictors</w:t>
-      </w:r>
-    </w:p>
-    <w:p>
-      <w:pPr>
-        <w:rPr>
-          <w:rFonts w:ascii="Times New Roman" w:hAnsi="Times New Roman" w:cs="Times New Roman"/>
-          <w:b/>
-          <w:bCs/>
-          <w:color w:val="1F4788"/>
-        </w:rPr>
-      </w:pPr>
-      <w:r>
-        <w:rPr>
-          <w:rFonts w:ascii="Times New Roman" w:hAnsi="Times New Roman" w:cs="Times New Roman"/>
-          <w:b/>
-          <w:bCs/>
-          <w:color w:val="1F4788"/>
-        </w:rPr>
-        <w:t>5.4 Random Forest Results</w:t>
-      </w:r>
-    </w:p>
-    <w:p>
-      <w:pPr>
-        <w:numPr>
-          <w:ilvl w:val="1"/>
-          <w:numId w:val="23"/>
-        </w:numPr>
-        <w:rPr>
-          <w:rFonts w:ascii="Times New Roman" w:hAnsi="Times New Roman" w:cs="Times New Roman"/>
-          <w:b/>
-          <w:bCs/>
-          <w:color w:val="1F4788"/>
-        </w:rPr>
-      </w:pPr>
-      <w:r>
-        <w:rPr>
-          <w:rFonts w:ascii="Times New Roman" w:hAnsi="Times New Roman" w:cs="Times New Roman"/>
-          <w:b/>
-          <w:bCs/>
-          <w:color w:val="1F4788"/>
-        </w:rPr>
-        <w:t xml:space="preserve">Both MDA and MDG rankings </w:t>
-      </w:r>
-      <w:proofErr w:type="gramStart"/>
-      <w:r>
-        <w:rPr>
-          <w:rFonts w:ascii="Times New Roman" w:hAnsi="Times New Roman" w:cs="Times New Roman"/>
-          <w:b/>
-          <w:bCs/>
-          <w:color w:val="1F4788"/>
-        </w:rPr>
-        <w:t>agree:</w:t>
-      </w:r>
-      <w:proofErr w:type="gramEnd"/>
-      <w:r>
-        <w:rPr>
-          <w:rFonts w:ascii="Times New Roman" w:hAnsi="Times New Roman" w:cs="Times New Roman"/>
-          <w:b/>
-          <w:bCs/>
-          <w:color w:val="1F4788"/>
-        </w:rPr>
-        <w:t xml:space="preserve"> glucose is most important, followed by BMI and age</w:t>
-      </w:r>
-    </w:p>
-    <w:p>
-      <w:pPr>
-        <w:numPr>
-          <w:ilvl w:val="1"/>
-          <w:numId w:val="23"/>
-        </w:numPr>
-        <w:rPr>
-          <w:rFonts w:ascii="Times New Roman" w:hAnsi="Times New Roman" w:cs="Times New Roman"/>
-          <w:b/>
-          <w:bCs/>
-          <w:color w:val="1F4788"/>
-        </w:rPr>
-      </w:pPr>
-      <w:r>
-        <w:rPr>
-          <w:rFonts w:ascii="Times New Roman" w:hAnsi="Times New Roman" w:cs="Times New Roman"/>
-          <w:b/>
-          <w:bCs/>
-          <w:color w:val="1F4788"/>
-        </w:rPr>
-        <w:t>Test AUC: [fill in] -- highest of the three models</w:t>
-      </w:r>
-    </w:p>
-    <w:p>
-      <w:pPr>
-        <w:numPr>
-          <w:ilvl w:val="1"/>
-          <w:numId w:val="23"/>
-        </w:numPr>
-        <w:rPr>
-          <w:rFonts w:ascii="Times New Roman" w:hAnsi="Times New Roman" w:cs="Times New Roman"/>
-          <w:b/>
-          <w:bCs/>
-          <w:color w:val="1F4788"/>
-        </w:rPr>
-      </w:pPr>
-      <w:r>
-        <w:rPr>
-          <w:rFonts w:ascii="Times New Roman" w:hAnsi="Times New Roman" w:cs="Times New Roman"/>
-          <w:b/>
-          <w:bCs/>
-          <w:color w:val="1F4788"/>
-        </w:rPr>
-        <w:t>Slightly higher train vs. test accuracy gap suggests mild overfitting (acceptable given tree depth)</w:t>
-      </w:r>
-    </w:p>
-    <w:p>
-      <w:pPr>
-        <w:rPr>
-          <w:rFonts w:ascii="Times New Roman" w:hAnsi="Times New Roman" w:cs="Times New Roman"/>
-          <w:b/>
-          <w:bCs/>
-          <w:color w:val="1F4788"/>
-        </w:rPr>
-      </w:pPr>
-      <w:r>
-        <w:rPr>
-          <w:rFonts w:ascii="Times New Roman" w:hAnsi="Times New Roman" w:cs="Times New Roman"/>
-          <w:b/>
-          <w:bCs/>
-          <w:color w:val="1F4788"/>
-        </w:rPr>
-        <w:t>5.5 Model Comparison</w:t>
-      </w:r>
-    </w:p>
-    <w:p>
-      <w:pPr>
-        <w:numPr>
-          <w:ilvl w:val="1"/>
-          <w:numId w:val="24"/>
-        </w:numPr>
-        <w:rPr>
-          <w:rFonts w:ascii="Times New Roman" w:hAnsi="Times New Roman" w:cs="Times New Roman"/>
-          <w:b/>
-          <w:bCs/>
-          <w:color w:val="1F4788"/>
-        </w:rPr>
-      </w:pPr>
-      <w:r>
-        <w:rPr>
-          <w:rFonts w:ascii="Times New Roman" w:hAnsi="Times New Roman" w:cs="Times New Roman"/>
-          <w:b/>
-          <w:bCs/>
-          <w:color w:val="1F4788"/>
-        </w:rPr>
-        <w:t>Reference the performance table and ROC curve plot</w:t>
-      </w:r>
-    </w:p>
-    <w:p>
-      <w:pPr>
-        <w:numPr>
-          <w:ilvl w:val="1"/>
-          <w:numId w:val="24"/>
-        </w:numPr>
-        <w:rPr>
-          <w:rFonts w:ascii="Times New Roman" w:hAnsi="Times New Roman" w:cs="Times New Roman"/>
-          <w:b/>
-          <w:bCs/>
-          <w:color w:val="1F4788"/>
-        </w:rPr>
-      </w:pPr>
-      <w:r>
-        <w:rPr>
-          <w:rFonts w:ascii="Times New Roman" w:hAnsi="Times New Roman" w:cs="Times New Roman"/>
-          <w:b/>
-          <w:bCs/>
-          <w:color w:val="1F4788"/>
-        </w:rPr>
-        <w:t>Random Forest achieved the highest AUC; Logistic Regression and LASSO were comparable</w:t>
-      </w:r>
-    </w:p>
-    <w:p>
-      <w:pPr>
-        <w:numPr>
-          <w:ilvl w:val="1"/>
-          <w:numId w:val="24"/>
-        </w:numPr>
-        <w:rPr>
-          <w:rFonts w:ascii="Times New Roman" w:hAnsi="Times New Roman" w:cs="Times New Roman"/>
-          <w:b/>
-          <w:bCs/>
-          <w:color w:val="1F4788"/>
-        </w:rPr>
-      </w:pPr>
-      <w:r>
-        <w:rPr>
-          <w:rFonts w:ascii="Times New Roman" w:hAnsi="Times New Roman" w:cs="Times New Roman"/>
-          <w:b/>
-          <w:bCs/>
-          <w:color w:val="1F4788"/>
-        </w:rPr>
-        <w:t>All three models agreed on the top predictors (glucose, BMI, age)</w:t>
-      </w:r>
-    </w:p>
-    <w:p>
-      <w:pPr>
-        <w:numPr>
-          <w:ilvl w:val="1"/>
-          <w:numId w:val="24"/>
-        </w:numPr>
-        <w:rPr>
-          <w:rFonts w:ascii="Times New Roman" w:hAnsi="Times New Roman" w:cs="Times New Roman"/>
-          <w:b/>
-          <w:bCs/>
-          <w:color w:val="1F4788"/>
-        </w:rPr>
-      </w:pPr>
-      <w:r>
-        <w:rPr>
-          <w:rFonts w:ascii="Times New Roman" w:hAnsi="Times New Roman" w:cs="Times New Roman"/>
-          <w:b/>
-          <w:bCs/>
-          <w:color w:val="1F4788"/>
-        </w:rPr>
-        <w:t>Reference the normalized variable importance comparison chart</w:t>
+        <w:t>VI. Discussion</w:t>
+      </w:r>
+    </w:p>
+    <w:p>
+      <w:pPr>
+        <w:rPr>
+          <w:rFonts w:ascii="Times New Roman" w:hAnsi="Times New Roman" w:cs="Times New Roman"/>
+          <w:b/>
+          <w:bCs/>
+          <w:color w:val="1F4788"/>
+        </w:rPr>
+      </w:pPr>
+      <w:r>
+        <w:rPr>
+          <w:rFonts w:ascii="Times New Roman" w:hAnsi="Times New Roman" w:cs="Times New Roman"/>
+          <w:b/>
+          <w:bCs/>
+          <w:color w:val="1F4788"/>
+        </w:rPr>
+        <w:t>6.1 Interpretation of Key Predictors</w:t>
+      </w:r>
+    </w:p>
+    <w:p>
+      <w:pPr>
+        <w:numPr>
+          <w:ilvl w:val="1"/>
+          <w:numId w:val="25"/>
+        </w:numPr>
+        <w:rPr>
+          <w:rFonts w:ascii="Times New Roman" w:hAnsi="Times New Roman" w:cs="Times New Roman"/>
+          <w:b/>
+          <w:bCs/>
+          <w:color w:val="1F4788"/>
+        </w:rPr>
+      </w:pPr>
+      <w:r>
+        <w:rPr>
+          <w:rFonts w:ascii="Times New Roman" w:hAnsi="Times New Roman" w:cs="Times New Roman"/>
+          <w:b/>
+          <w:bCs/>
+          <w:color w:val="1F4788"/>
+        </w:rPr>
+        <w:t>Glucose: aligns with clinical literature -- elevated plasma glucose is the defining feature of diabetes</w:t>
+      </w:r>
+    </w:p>
+    <w:p>
+      <w:pPr>
+        <w:numPr>
+          <w:ilvl w:val="1"/>
+          <w:numId w:val="25"/>
+        </w:numPr>
+        <w:rPr>
+          <w:rFonts w:ascii="Times New Roman" w:hAnsi="Times New Roman" w:cs="Times New Roman"/>
+          <w:b/>
+          <w:bCs/>
+          <w:color w:val="1F4788"/>
+        </w:rPr>
+      </w:pPr>
+      <w:r>
+        <w:rPr>
+          <w:rFonts w:ascii="Times New Roman" w:hAnsi="Times New Roman" w:cs="Times New Roman"/>
+          <w:b/>
+          <w:bCs/>
+          <w:color w:val="1F4788"/>
+        </w:rPr>
+        <w:t>BMI: well-established link between obesity and insulin resistance</w:t>
+      </w:r>
+    </w:p>
+    <w:p>
+      <w:pPr>
+        <w:numPr>
+          <w:ilvl w:val="1"/>
+          <w:numId w:val="25"/>
+        </w:numPr>
+        <w:rPr>
+          <w:rFonts w:ascii="Times New Roman" w:hAnsi="Times New Roman" w:cs="Times New Roman"/>
+          <w:b/>
+          <w:bCs/>
+          <w:color w:val="1F4788"/>
+        </w:rPr>
+      </w:pPr>
+      <w:r>
+        <w:rPr>
+          <w:rFonts w:ascii="Times New Roman" w:hAnsi="Times New Roman" w:cs="Times New Roman"/>
+          <w:b/>
+          <w:bCs/>
+          <w:color w:val="1F4788"/>
+        </w:rPr>
+        <w:t>Age: cumulative metabolic decline; consistent with epidemiological studies</w:t>
+      </w:r>
+    </w:p>
+    <w:p>
+      <w:pPr>
+        <w:numPr>
+          <w:ilvl w:val="1"/>
+          <w:numId w:val="25"/>
+        </w:numPr>
+        <w:rPr>
+          <w:rFonts w:ascii="Times New Roman" w:hAnsi="Times New Roman" w:cs="Times New Roman"/>
+          <w:b/>
+          <w:bCs/>
+          <w:color w:val="1F4788"/>
+        </w:rPr>
+      </w:pPr>
+      <w:r>
+        <w:rPr>
+          <w:rFonts w:ascii="Times New Roman" w:hAnsi="Times New Roman" w:cs="Times New Roman"/>
+          <w:b/>
+          <w:bCs/>
+          <w:color w:val="1F4788"/>
+        </w:rPr>
+        <w:t>Pedigree function: supports the known hereditary component of type 2 diabetes</w:t>
+      </w:r>
+    </w:p>
+    <w:p>
+      <w:pPr>
+        <w:numPr>
+          <w:ilvl w:val="1"/>
+          <w:numId w:val="25"/>
+        </w:numPr>
+        <w:rPr>
+          <w:rFonts w:ascii="Times New Roman" w:hAnsi="Times New Roman" w:cs="Times New Roman"/>
+          <w:b/>
+          <w:bCs/>
+          <w:color w:val="1F4788"/>
+        </w:rPr>
+      </w:pPr>
+      <w:r>
+        <w:rPr>
+          <w:rFonts w:ascii="Times New Roman" w:hAnsi="Times New Roman" w:cs="Times New Roman"/>
+          <w:b/>
+          <w:bCs/>
+          <w:color w:val="1F4788"/>
+        </w:rPr>
+        <w:t>Pregnancies: gestational diabetes is a major risk factor for later-onset type 2 diabetes</w:t>
+      </w:r>
+    </w:p>
+    <w:p>
+      <w:pPr>
+        <w:rPr>
+          <w:rFonts w:ascii="Times New Roman" w:hAnsi="Times New Roman" w:cs="Times New Roman"/>
+          <w:b/>
+          <w:bCs/>
+          <w:color w:val="1F4788"/>
+        </w:rPr>
+      </w:pPr>
+      <w:r>
+        <w:rPr>
+          <w:rFonts w:ascii="Times New Roman" w:hAnsi="Times New Roman" w:cs="Times New Roman"/>
+          <w:b/>
+          <w:bCs/>
+          <w:color w:val="1F4788"/>
+        </w:rPr>
+        <w:t>6.2 Model Trade-offs</w:t>
+      </w:r>
+    </w:p>
+    <w:p>
+      <w:pPr>
+        <w:numPr>
+          <w:ilvl w:val="1"/>
+          <w:numId w:val="26"/>
+        </w:numPr>
+        <w:rPr>
+          <w:rFonts w:ascii="Times New Roman" w:hAnsi="Times New Roman" w:cs="Times New Roman"/>
+          <w:b/>
+          <w:bCs/>
+          <w:color w:val="1F4788"/>
+        </w:rPr>
+      </w:pPr>
+      <w:r>
+        <w:rPr>
+          <w:rFonts w:ascii="Times New Roman" w:hAnsi="Times New Roman" w:cs="Times New Roman"/>
+          <w:b/>
+          <w:bCs/>
+          <w:color w:val="1F4788"/>
+        </w:rPr>
+        <w:t>Random Forest is the most accurate but is a "black box" -- harder to explain individual predictions to patients or clinicians</w:t>
+      </w:r>
+    </w:p>
+    <w:p>
+      <w:pPr>
+        <w:numPr>
+          <w:ilvl w:val="1"/>
+          <w:numId w:val="26"/>
+        </w:numPr>
+        <w:rPr>
+          <w:rFonts w:ascii="Times New Roman" w:hAnsi="Times New Roman" w:cs="Times New Roman"/>
+          <w:b/>
+          <w:bCs/>
+          <w:color w:val="1F4788"/>
+        </w:rPr>
+      </w:pPr>
+      <w:r>
+        <w:rPr>
+          <w:rFonts w:ascii="Times New Roman" w:hAnsi="Times New Roman" w:cs="Times New Roman"/>
+          <w:b/>
+          <w:bCs/>
+          <w:color w:val="1F4788"/>
+        </w:rPr>
+        <w:t>Logistic Regression provides direct odds ratio interpretation, making it more actionable in clinical practice</w:t>
+      </w:r>
+    </w:p>
+    <w:p>
+      <w:pPr>
+        <w:numPr>
+          <w:ilvl w:val="1"/>
+          <w:numId w:val="26"/>
+        </w:numPr>
+        <w:rPr>
+          <w:rFonts w:ascii="Times New Roman" w:hAnsi="Times New Roman" w:cs="Times New Roman"/>
+          <w:b/>
+          <w:bCs/>
+          <w:color w:val="1F4788"/>
+        </w:rPr>
+      </w:pPr>
+      <w:r>
+        <w:rPr>
+          <w:rFonts w:ascii="Times New Roman" w:hAnsi="Times New Roman" w:cs="Times New Roman"/>
+          <w:b/>
+          <w:bCs/>
+          <w:color w:val="1F4788"/>
+        </w:rPr>
+        <w:t>LASSO offers a middle ground: performs feature selection automatically while remaining interpretable</w:t>
+      </w:r>
+    </w:p>
+    <w:p>
+      <w:pPr>
+        <w:rPr>
+          <w:rFonts w:ascii="Times New Roman" w:hAnsi="Times New Roman" w:cs="Times New Roman"/>
+          <w:b/>
+          <w:bCs/>
+          <w:color w:val="1F4788"/>
+        </w:rPr>
+      </w:pPr>
+      <w:r>
+        <w:rPr>
+          <w:rFonts w:ascii="Times New Roman" w:hAnsi="Times New Roman" w:cs="Times New Roman"/>
+          <w:b/>
+          <w:bCs/>
+          <w:color w:val="1F4788"/>
+        </w:rPr>
+        <w:t>6.3 Clinical Implications</w:t>
+      </w:r>
+    </w:p>
+    <w:p>
+      <w:pPr>
+        <w:numPr>
+          <w:ilvl w:val="1"/>
+          <w:numId w:val="27"/>
+        </w:numPr>
+        <w:rPr>
+          <w:rFonts w:ascii="Times New Roman" w:hAnsi="Times New Roman" w:cs="Times New Roman"/>
+          <w:b/>
+          <w:bCs/>
+          <w:color w:val="1F4788"/>
+        </w:rPr>
+      </w:pPr>
+      <w:r>
+        <w:rPr>
+          <w:rFonts w:ascii="Times New Roman" w:hAnsi="Times New Roman" w:cs="Times New Roman"/>
+          <w:b/>
+          <w:bCs/>
+          <w:color w:val="1F4788"/>
+        </w:rPr>
+        <w:t>A simple screening tool using glucose, BMI, and age could flag at-risk individuals cost-effectively</w:t>
+      </w:r>
+    </w:p>
+    <w:p>
+      <w:pPr>
+        <w:numPr>
+          <w:ilvl w:val="1"/>
+          <w:numId w:val="27"/>
+        </w:numPr>
+        <w:rPr>
+          <w:rFonts w:ascii="Times New Roman" w:hAnsi="Times New Roman" w:cs="Times New Roman"/>
+          <w:b/>
+          <w:bCs/>
+          <w:color w:val="1F4788"/>
+        </w:rPr>
+      </w:pPr>
+      <w:r>
+        <w:rPr>
+          <w:rFonts w:ascii="Times New Roman" w:hAnsi="Times New Roman" w:cs="Times New Roman"/>
+          <w:b/>
+          <w:bCs/>
+          <w:color w:val="1F4788"/>
+        </w:rPr>
+        <w:t>The models support existing clinical guidelines (e.g., ADA screening criteria)</w:t>
+      </w:r>
+    </w:p>
+    <w:p>
+      <w:pPr>
+        <w:rPr>
+          <w:rFonts w:ascii="Times New Roman" w:hAnsi="Times New Roman" w:cs="Times New Roman"/>
+          <w:b/>
+          <w:bCs/>
+          <w:color w:val="1F4788"/>
+        </w:rPr>
+      </w:pPr>
+      <w:r>
+        <w:rPr>
+          <w:rFonts w:ascii="Times New Roman" w:hAnsi="Times New Roman" w:cs="Times New Roman"/>
+          <w:b/>
+          <w:bCs/>
+          <w:color w:val="1F4788"/>
+        </w:rPr>
+        <w:t>6.4 Limitations</w:t>
+      </w:r>
+    </w:p>
+    <w:p>
+      <w:pPr>
+        <w:numPr>
+          <w:ilvl w:val="1"/>
+          <w:numId w:val="28"/>
+        </w:numPr>
+        <w:rPr>
+          <w:rFonts w:ascii="Times New Roman" w:hAnsi="Times New Roman" w:cs="Times New Roman"/>
+          <w:b/>
+          <w:bCs/>
+          <w:color w:val="1F4788"/>
+        </w:rPr>
+      </w:pPr>
+      <w:r>
+        <w:rPr>
+          <w:rFonts w:ascii="Times New Roman" w:hAnsi="Times New Roman" w:cs="Times New Roman"/>
+          <w:b/>
+          <w:bCs/>
+          <w:color w:val="1F4788"/>
+        </w:rPr>
+        <w:t>Dataset limited to Pima Indian women aged 21+; external validity to broader populations is uncertain</w:t>
+      </w:r>
+    </w:p>
+    <w:p>
+      <w:pPr>
+        <w:numPr>
+          <w:ilvl w:val="1"/>
+          <w:numId w:val="28"/>
+        </w:numPr>
+        <w:rPr>
+          <w:rFonts w:ascii="Times New Roman" w:hAnsi="Times New Roman" w:cs="Times New Roman"/>
+          <w:b/>
+          <w:bCs/>
+          <w:color w:val="1F4788"/>
+        </w:rPr>
+      </w:pPr>
+      <w:r>
+        <w:rPr>
+          <w:rFonts w:ascii="Times New Roman" w:hAnsi="Times New Roman" w:cs="Times New Roman"/>
+          <w:b/>
+          <w:bCs/>
+          <w:color w:val="1F4788"/>
+        </w:rPr>
+        <w:t>Class imbalance (~35% positive) not corrected; could bias toward predicting the majority class</w:t>
+      </w:r>
+    </w:p>
+    <w:p>
+      <w:pPr>
+        <w:numPr>
+          <w:ilvl w:val="1"/>
+          <w:numId w:val="28"/>
+        </w:numPr>
+        <w:rPr>
+          <w:rFonts w:ascii="Times New Roman" w:hAnsi="Times New Roman" w:cs="Times New Roman"/>
+          <w:b/>
+          <w:bCs/>
+          <w:color w:val="1F4788"/>
+        </w:rPr>
+      </w:pPr>
+      <w:r>
+        <w:rPr>
+          <w:rFonts w:ascii="Times New Roman" w:hAnsi="Times New Roman" w:cs="Times New Roman"/>
+          <w:b/>
+          <w:bCs/>
+          <w:color w:val="1F4788"/>
+        </w:rPr>
+        <w:t>Imputation introduces uncertainty for variables with high missingness (insulin: 49%)</w:t>
+      </w:r>
+    </w:p>
+    <w:p>
+      <w:pPr>
+        <w:numPr>
+          <w:ilvl w:val="1"/>
+          <w:numId w:val="28"/>
+        </w:numPr>
+        <w:rPr>
+          <w:rFonts w:ascii="Times New Roman" w:hAnsi="Times New Roman" w:cs="Times New Roman"/>
+          <w:b/>
+          <w:bCs/>
+          <w:color w:val="1F4788"/>
+        </w:rPr>
+      </w:pPr>
+      <w:r>
+        <w:rPr>
+          <w:rFonts w:ascii="Times New Roman" w:hAnsi="Times New Roman" w:cs="Times New Roman"/>
+          <w:b/>
+          <w:bCs/>
+          <w:color w:val="1F4788"/>
+        </w:rPr>
+        <w:lastRenderedPageBreak/>
+        <w:t>No temporal data -- cross-sectional snapshot, not longitudinal tracking</w:t>
       </w:r>
     </w:p>
     <w:p>
@@ -2472,463 +3016,6 @@
           <w:bCs/>
           <w:color w:val="1F4788"/>
         </w:rPr>
-        <w:t>VI. Discussion</w:t>
-      </w:r>
-    </w:p>
-    <w:p>
-      <w:pPr>
-        <w:rPr>
-          <w:rFonts w:ascii="Times New Roman" w:hAnsi="Times New Roman" w:cs="Times New Roman"/>
-          <w:b/>
-          <w:bCs/>
-          <w:color w:val="1F4788"/>
-        </w:rPr>
-      </w:pPr>
-      <w:r>
-        <w:rPr>
-          <w:rFonts w:ascii="Times New Roman" w:hAnsi="Times New Roman" w:cs="Times New Roman"/>
-          <w:b/>
-          <w:bCs/>
-          <w:color w:val="1F4788"/>
-        </w:rPr>
-        <w:t>6.1 Interpretation of Key Predictors</w:t>
-      </w:r>
-    </w:p>
-    <w:p>
-      <w:pPr>
-        <w:numPr>
-          <w:ilvl w:val="1"/>
-          <w:numId w:val="25"/>
-        </w:numPr>
-        <w:rPr>
-          <w:rFonts w:ascii="Times New Roman" w:hAnsi="Times New Roman" w:cs="Times New Roman"/>
-          <w:b/>
-          <w:bCs/>
-          <w:color w:val="1F4788"/>
-        </w:rPr>
-      </w:pPr>
-      <w:r>
-        <w:rPr>
-          <w:rFonts w:ascii="Times New Roman" w:hAnsi="Times New Roman" w:cs="Times New Roman"/>
-          <w:b/>
-          <w:bCs/>
-          <w:color w:val="1F4788"/>
-        </w:rPr>
-        <w:t>Glucose: aligns with clinical literature -- elevated plasma glucose is the defining feature of diabetes</w:t>
-      </w:r>
-    </w:p>
-    <w:p>
-      <w:pPr>
-        <w:numPr>
-          <w:ilvl w:val="1"/>
-          <w:numId w:val="25"/>
-        </w:numPr>
-        <w:rPr>
-          <w:rFonts w:ascii="Times New Roman" w:hAnsi="Times New Roman" w:cs="Times New Roman"/>
-          <w:b/>
-          <w:bCs/>
-          <w:color w:val="1F4788"/>
-        </w:rPr>
-      </w:pPr>
-      <w:r>
-        <w:rPr>
-          <w:rFonts w:ascii="Times New Roman" w:hAnsi="Times New Roman" w:cs="Times New Roman"/>
-          <w:b/>
-          <w:bCs/>
-          <w:color w:val="1F4788"/>
-        </w:rPr>
-        <w:t>BMI: well-established link between obesity and insulin resistance</w:t>
-      </w:r>
-    </w:p>
-    <w:p>
-      <w:pPr>
-        <w:numPr>
-          <w:ilvl w:val="1"/>
-          <w:numId w:val="25"/>
-        </w:numPr>
-        <w:rPr>
-          <w:rFonts w:ascii="Times New Roman" w:hAnsi="Times New Roman" w:cs="Times New Roman"/>
-          <w:b/>
-          <w:bCs/>
-          <w:color w:val="1F4788"/>
-        </w:rPr>
-      </w:pPr>
-      <w:r>
-        <w:rPr>
-          <w:rFonts w:ascii="Times New Roman" w:hAnsi="Times New Roman" w:cs="Times New Roman"/>
-          <w:b/>
-          <w:bCs/>
-          <w:color w:val="1F4788"/>
-        </w:rPr>
-        <w:t>Age: cumulative metabolic decline; consistent with epidemiological studies</w:t>
-      </w:r>
-    </w:p>
-    <w:p>
-      <w:pPr>
-        <w:numPr>
-          <w:ilvl w:val="1"/>
-          <w:numId w:val="25"/>
-        </w:numPr>
-        <w:rPr>
-          <w:rFonts w:ascii="Times New Roman" w:hAnsi="Times New Roman" w:cs="Times New Roman"/>
-          <w:b/>
-          <w:bCs/>
-          <w:color w:val="1F4788"/>
-        </w:rPr>
-      </w:pPr>
-      <w:r>
-        <w:rPr>
-          <w:rFonts w:ascii="Times New Roman" w:hAnsi="Times New Roman" w:cs="Times New Roman"/>
-          <w:b/>
-          <w:bCs/>
-          <w:color w:val="1F4788"/>
-        </w:rPr>
-        <w:lastRenderedPageBreak/>
-        <w:t>Pedigree function: supports the known hereditary component of type 2 diabetes</w:t>
-      </w:r>
-    </w:p>
-    <w:p>
-      <w:pPr>
-        <w:numPr>
-          <w:ilvl w:val="1"/>
-          <w:numId w:val="25"/>
-        </w:numPr>
-        <w:rPr>
-          <w:rFonts w:ascii="Times New Roman" w:hAnsi="Times New Roman" w:cs="Times New Roman"/>
-          <w:b/>
-          <w:bCs/>
-          <w:color w:val="1F4788"/>
-        </w:rPr>
-      </w:pPr>
-      <w:r>
-        <w:rPr>
-          <w:rFonts w:ascii="Times New Roman" w:hAnsi="Times New Roman" w:cs="Times New Roman"/>
-          <w:b/>
-          <w:bCs/>
-          <w:color w:val="1F4788"/>
-        </w:rPr>
-        <w:t>Pregnancies: gestational diabetes is a major risk factor for later-onset type 2 diabetes</w:t>
-      </w:r>
-    </w:p>
-    <w:p>
-      <w:pPr>
-        <w:rPr>
-          <w:rFonts w:ascii="Times New Roman" w:hAnsi="Times New Roman" w:cs="Times New Roman"/>
-          <w:b/>
-          <w:bCs/>
-          <w:color w:val="1F4788"/>
-        </w:rPr>
-      </w:pPr>
-      <w:r>
-        <w:rPr>
-          <w:rFonts w:ascii="Times New Roman" w:hAnsi="Times New Roman" w:cs="Times New Roman"/>
-          <w:b/>
-          <w:bCs/>
-          <w:color w:val="1F4788"/>
-        </w:rPr>
-        <w:t>6.2 Model Trade-offs</w:t>
-      </w:r>
-    </w:p>
-    <w:p>
-      <w:pPr>
-        <w:numPr>
-          <w:ilvl w:val="1"/>
-          <w:numId w:val="26"/>
-        </w:numPr>
-        <w:rPr>
-          <w:rFonts w:ascii="Times New Roman" w:hAnsi="Times New Roman" w:cs="Times New Roman"/>
-          <w:b/>
-          <w:bCs/>
-          <w:color w:val="1F4788"/>
-        </w:rPr>
-      </w:pPr>
-      <w:r>
-        <w:rPr>
-          <w:rFonts w:ascii="Times New Roman" w:hAnsi="Times New Roman" w:cs="Times New Roman"/>
-          <w:b/>
-          <w:bCs/>
-          <w:color w:val="1F4788"/>
-        </w:rPr>
-        <w:t>Random Forest is the most accurate but is a "black box" -- harder to explain individual predictions to patients or clinicians</w:t>
-      </w:r>
-    </w:p>
-    <w:p>
-      <w:pPr>
-        <w:numPr>
-          <w:ilvl w:val="1"/>
-          <w:numId w:val="26"/>
-        </w:numPr>
-        <w:rPr>
-          <w:rFonts w:ascii="Times New Roman" w:hAnsi="Times New Roman" w:cs="Times New Roman"/>
-          <w:b/>
-          <w:bCs/>
-          <w:color w:val="1F4788"/>
-        </w:rPr>
-      </w:pPr>
-      <w:r>
-        <w:rPr>
-          <w:rFonts w:ascii="Times New Roman" w:hAnsi="Times New Roman" w:cs="Times New Roman"/>
-          <w:b/>
-          <w:bCs/>
-          <w:color w:val="1F4788"/>
-        </w:rPr>
-        <w:t>Logistic Regression provides direct odds ratio interpretation, making it more actionable in clinical practice</w:t>
-      </w:r>
-    </w:p>
-    <w:p>
-      <w:pPr>
-        <w:numPr>
-          <w:ilvl w:val="1"/>
-          <w:numId w:val="26"/>
-        </w:numPr>
-        <w:rPr>
-          <w:rFonts w:ascii="Times New Roman" w:hAnsi="Times New Roman" w:cs="Times New Roman"/>
-          <w:b/>
-          <w:bCs/>
-          <w:color w:val="1F4788"/>
-        </w:rPr>
-      </w:pPr>
-      <w:r>
-        <w:rPr>
-          <w:rFonts w:ascii="Times New Roman" w:hAnsi="Times New Roman" w:cs="Times New Roman"/>
-          <w:b/>
-          <w:bCs/>
-          <w:color w:val="1F4788"/>
-        </w:rPr>
-        <w:t xml:space="preserve">LASSO offers a middle </w:t>
-      </w:r>
-      <w:proofErr w:type="gramStart"/>
-      <w:r>
-        <w:rPr>
-          <w:rFonts w:ascii="Times New Roman" w:hAnsi="Times New Roman" w:cs="Times New Roman"/>
-          <w:b/>
-          <w:bCs/>
-          <w:color w:val="1F4788"/>
-        </w:rPr>
-        <w:t>ground:</w:t>
-      </w:r>
-      <w:proofErr w:type="gramEnd"/>
-      <w:r>
-        <w:rPr>
-          <w:rFonts w:ascii="Times New Roman" w:hAnsi="Times New Roman" w:cs="Times New Roman"/>
-          <w:b/>
-          <w:bCs/>
-          <w:color w:val="1F4788"/>
-        </w:rPr>
-        <w:t xml:space="preserve"> performs feature selection automatically while remaining interpretable</w:t>
-      </w:r>
-    </w:p>
-    <w:p>
-      <w:pPr>
-        <w:rPr>
-          <w:rFonts w:ascii="Times New Roman" w:hAnsi="Times New Roman" w:cs="Times New Roman"/>
-          <w:b/>
-          <w:bCs/>
-          <w:color w:val="1F4788"/>
-        </w:rPr>
-      </w:pPr>
-      <w:r>
-        <w:rPr>
-          <w:rFonts w:ascii="Times New Roman" w:hAnsi="Times New Roman" w:cs="Times New Roman"/>
-          <w:b/>
-          <w:bCs/>
-          <w:color w:val="1F4788"/>
-        </w:rPr>
-        <w:t>6.3 Clinical Implications</w:t>
-      </w:r>
-    </w:p>
-    <w:p>
-      <w:pPr>
-        <w:numPr>
-          <w:ilvl w:val="1"/>
-          <w:numId w:val="27"/>
-        </w:numPr>
-        <w:rPr>
-          <w:rFonts w:ascii="Times New Roman" w:hAnsi="Times New Roman" w:cs="Times New Roman"/>
-          <w:b/>
-          <w:bCs/>
-          <w:color w:val="1F4788"/>
-        </w:rPr>
-      </w:pPr>
-      <w:r>
-        <w:rPr>
-          <w:rFonts w:ascii="Times New Roman" w:hAnsi="Times New Roman" w:cs="Times New Roman"/>
-          <w:b/>
-          <w:bCs/>
-          <w:color w:val="1F4788"/>
-        </w:rPr>
-        <w:t>A simple screening tool using glucose, BMI, and age could flag at-risk individuals cost-effectively</w:t>
-      </w:r>
-    </w:p>
-    <w:p>
-      <w:pPr>
-        <w:numPr>
-          <w:ilvl w:val="1"/>
-          <w:numId w:val="27"/>
-        </w:numPr>
-        <w:rPr>
-          <w:rFonts w:ascii="Times New Roman" w:hAnsi="Times New Roman" w:cs="Times New Roman"/>
-          <w:b/>
-          <w:bCs/>
-          <w:color w:val="1F4788"/>
-        </w:rPr>
-      </w:pPr>
-      <w:r>
-        <w:rPr>
-          <w:rFonts w:ascii="Times New Roman" w:hAnsi="Times New Roman" w:cs="Times New Roman"/>
-          <w:b/>
-          <w:bCs/>
-          <w:color w:val="1F4788"/>
-        </w:rPr>
-        <w:t>The models support existing clinical guidelines (e.g., ADA screening criteria)</w:t>
-      </w:r>
-    </w:p>
-    <w:p>
-      <w:pPr>
-        <w:rPr>
-          <w:rFonts w:ascii="Times New Roman" w:hAnsi="Times New Roman" w:cs="Times New Roman"/>
-          <w:b/>
-          <w:bCs/>
-          <w:color w:val="1F4788"/>
-        </w:rPr>
-      </w:pPr>
-      <w:r>
-        <w:rPr>
-          <w:rFonts w:ascii="Times New Roman" w:hAnsi="Times New Roman" w:cs="Times New Roman"/>
-          <w:b/>
-          <w:bCs/>
-          <w:color w:val="1F4788"/>
-        </w:rPr>
-        <w:t>6.4 Limitations</w:t>
-      </w:r>
-    </w:p>
-    <w:p>
-      <w:pPr>
-        <w:numPr>
-          <w:ilvl w:val="1"/>
-          <w:numId w:val="28"/>
-        </w:numPr>
-        <w:rPr>
-          <w:rFonts w:ascii="Times New Roman" w:hAnsi="Times New Roman" w:cs="Times New Roman"/>
-          <w:b/>
-          <w:bCs/>
-          <w:color w:val="1F4788"/>
-        </w:rPr>
-      </w:pPr>
-      <w:r>
-        <w:rPr>
-          <w:rFonts w:ascii="Times New Roman" w:hAnsi="Times New Roman" w:cs="Times New Roman"/>
-          <w:b/>
-          <w:bCs/>
-          <w:color w:val="1F4788"/>
-        </w:rPr>
-        <w:t>Dataset limited to Pima Indian women aged 21+; external validity to broader populations is uncertain</w:t>
-      </w:r>
-    </w:p>
-    <w:p>
-      <w:pPr>
-        <w:numPr>
-          <w:ilvl w:val="1"/>
-          <w:numId w:val="28"/>
-        </w:numPr>
-        <w:rPr>
-          <w:rFonts w:ascii="Times New Roman" w:hAnsi="Times New Roman" w:cs="Times New Roman"/>
-          <w:b/>
-          <w:bCs/>
-          <w:color w:val="1F4788"/>
-        </w:rPr>
-      </w:pPr>
-      <w:r>
-        <w:rPr>
-          <w:rFonts w:ascii="Times New Roman" w:hAnsi="Times New Roman" w:cs="Times New Roman"/>
-          <w:b/>
-          <w:bCs/>
-          <w:color w:val="1F4788"/>
-        </w:rPr>
-        <w:t>Class imbalance (~35% positive) not corrected; could bias toward predicting the majority class</w:t>
-      </w:r>
-    </w:p>
-    <w:p>
-      <w:pPr>
-        <w:numPr>
-          <w:ilvl w:val="1"/>
-          <w:numId w:val="28"/>
-        </w:numPr>
-        <w:rPr>
-          <w:rFonts w:ascii="Times New Roman" w:hAnsi="Times New Roman" w:cs="Times New Roman"/>
-          <w:b/>
-          <w:bCs/>
-          <w:color w:val="1F4788"/>
-        </w:rPr>
-      </w:pPr>
-      <w:r>
-        <w:rPr>
-          <w:rFonts w:ascii="Times New Roman" w:hAnsi="Times New Roman" w:cs="Times New Roman"/>
-          <w:b/>
-          <w:bCs/>
-          <w:color w:val="1F4788"/>
-        </w:rPr>
-        <w:t>Imputation introduces uncertainty for variables with high missingness (insulin: 49%)</w:t>
-      </w:r>
-    </w:p>
-    <w:p>
-      <w:pPr>
-        <w:numPr>
-          <w:ilvl w:val="1"/>
-          <w:numId w:val="28"/>
-        </w:numPr>
-        <w:rPr>
-          <w:rFonts w:ascii="Times New Roman" w:hAnsi="Times New Roman" w:cs="Times New Roman"/>
-          <w:b/>
-          <w:bCs/>
-          <w:color w:val="1F4788"/>
-        </w:rPr>
-      </w:pPr>
-      <w:r>
-        <w:rPr>
-          <w:rFonts w:ascii="Times New Roman" w:hAnsi="Times New Roman" w:cs="Times New Roman"/>
-          <w:b/>
-          <w:bCs/>
-          <w:color w:val="1F4788"/>
-        </w:rPr>
-        <w:t>No temporal data -- cross-sectional snapshot, not longitudinal tracking</w:t>
-      </w:r>
-    </w:p>
-    <w:p>
-      <w:pPr>
-        <w:rPr>
-          <w:rFonts w:ascii="Times New Roman" w:hAnsi="Times New Roman" w:cs="Times New Roman"/>
-          <w:b/>
-          <w:bCs/>
-          <w:color w:val="1F4788"/>
-        </w:rPr>
-      </w:pPr>
-      <w:r>
-        <w:rPr>
-          <w:rFonts w:ascii="Times New Roman" w:hAnsi="Times New Roman" w:cs="Times New Roman"/>
-          <w:b/>
-          <w:bCs/>
-          <w:color w:val="1F4788"/>
-        </w:rPr>
-        <w:t>---</w:t>
-      </w:r>
-    </w:p>
-    <w:p>
-      <w:pPr>
-        <w:rPr>
-          <w:rFonts w:ascii="Times New Roman" w:hAnsi="Times New Roman" w:cs="Times New Roman"/>
-          <w:b/>
-          <w:bCs/>
-          <w:color w:val="1F4788"/>
-        </w:rPr>
-      </w:pPr>
-      <w:r>
-        <w:rPr>
-          <w:rFonts w:ascii="Times New Roman" w:hAnsi="Times New Roman" w:cs="Times New Roman"/>
-          <w:b/>
-          <w:bCs/>
-          <w:color w:val="1F4788"/>
-        </w:rPr>
         <w:t>VII. Conclusion</w:t>
       </w:r>
     </w:p>
@@ -3021,27 +3108,7 @@
           <w:bCs/>
           <w:color w:val="1F4788"/>
         </w:rPr>
-        <w:t xml:space="preserve">Practical recommendation: for clinical screening, a logistic model using </w:t>
-      </w:r>
-      <w:proofErr w:type="gramStart"/>
-      <w:r>
-        <w:rPr>
-          <w:rFonts w:ascii="Times New Roman" w:hAnsi="Times New Roman" w:cs="Times New Roman"/>
-          <w:b/>
-          <w:bCs/>
-          <w:color w:val="1F4788"/>
-        </w:rPr>
-        <w:t>4--5</w:t>
-      </w:r>
-      <w:proofErr w:type="gramEnd"/>
-      <w:r>
-        <w:rPr>
-          <w:rFonts w:ascii="Times New Roman" w:hAnsi="Times New Roman" w:cs="Times New Roman"/>
-          <w:b/>
-          <w:bCs/>
-          <w:color w:val="1F4788"/>
-        </w:rPr>
-        <w:t xml:space="preserve"> key variables may be the most deployable</w:t>
+        <w:t>Practical recommendation: for clinical screening, a logistic model using 4--5 key variables may be the most deployable</w:t>
       </w:r>
     </w:p>
     <w:p>
@@ -3355,7 +3422,6 @@
           <w:bCs/>
           <w:color w:val="1F4788"/>
         </w:rPr>
-        <w:lastRenderedPageBreak/>
         <w:t>Breiman</w:t>
       </w:r>
       <w:proofErr w:type="spellEnd"/>
@@ -6049,6 +6115,7 @@
   <w:style w:type="character" w:default="1" w:styleId="DefaultParagraphFont">
     <w:name w:val="Default Paragraph Font"/>
     <w:uiPriority w:val="1"/>
+    <w:semiHidden/>
     <w:unhideWhenUsed/>
   </w:style>
   <w:style w:type="table" w:default="1" w:styleId="TableNormal">

--- a/Diabetes_Prediction_Analysis_Report.docx
+++ b/Diabetes_Prediction_Analysis_Report.docx
@@ -44,14 +44,12 @@
         </w:rPr>
         <w:t xml:space="preserve">A Comparative Analysis </w:t>
       </w:r>
-      <w:proofErr w:type="gramStart"/>
-      <w:r>
-        <w:rPr>
-          <w:rFonts w:ascii="Times New Roman" w:hAnsi="Times New Roman" w:cs="Times New Roman"/>
-        </w:rPr>
-        <w:t>in</w:t>
-      </w:r>
-      <w:proofErr w:type="gramEnd"/>
+      <w:r>
+        <w:rPr>
+          <w:rFonts w:ascii="Times New Roman" w:hAnsi="Times New Roman" w:cs="Times New Roman"/>
+        </w:rPr>
+        <w:t>for</w:t>
+      </w:r>
       <w:r>
         <w:rPr>
           <w:rFonts w:ascii="Times New Roman" w:hAnsi="Times New Roman" w:cs="Times New Roman"/>
@@ -85,40 +83,27 @@
       <w:pPr>
         <w:spacing w:before="80" w:after="80" w:line="480" w:lineRule="auto"/>
         <w:ind w:firstLine="720"/>
-        <w:jc w:val="both"/>
-        <w:rPr>
-          <w:rFonts w:ascii="Times New Roman" w:hAnsi="Times New Roman" w:cs="Times New Roman"/>
-        </w:rPr>
-      </w:pPr>
-      <w:r>
-        <w:rPr>
-          <w:rFonts w:ascii="Times New Roman" w:hAnsi="Times New Roman" w:cs="Times New Roman"/>
-        </w:rPr>
-        <w:t>Diabetes mellitus represents one of the most pressing chronic health challenges of the modern era</w:t>
-      </w:r>
-      <w:r>
-        <w:rPr>
-          <w:rFonts w:ascii="Times New Roman" w:hAnsi="Times New Roman" w:cs="Times New Roman"/>
-        </w:rPr>
-        <w:t xml:space="preserve"> within North America</w:t>
-      </w:r>
-      <w:r>
-        <w:rPr>
-          <w:rFonts w:ascii="Times New Roman" w:hAnsi="Times New Roman" w:cs="Times New Roman"/>
-        </w:rPr>
-        <w:t xml:space="preserve">. According to the International Diabetes Federation, over 537 million adults worldwide were living with diabetes in 2021, with projections reaching 783 million by 2045. The vast majority are Type 2 diabetes (T2D) cases — a metabolic disorder driven by insulin resistance and progressive pancreatic beta-cell dysfunction. Unlike Type 1, T2D is often preventable or delayable through lifestyle modification when identified early, making accurate risk prediction a clinically valuable goal. This project applies three machine learning classification models — </w:t>
-      </w:r>
-      <w:r>
-        <w:rPr>
-          <w:rFonts w:ascii="Times New Roman" w:hAnsi="Times New Roman" w:cs="Times New Roman"/>
-        </w:rPr>
-        <w:t>Logistic Regression, LASSO Regression, and Random Forest</w:t>
-      </w:r>
-      <w:r>
-        <w:rPr>
-          <w:rFonts w:ascii="Times New Roman" w:hAnsi="Times New Roman" w:cs="Times New Roman"/>
-        </w:rPr>
-        <w:t xml:space="preserve"> — to the </w:t>
+        <w:rPr>
+          <w:rFonts w:ascii="Times New Roman" w:hAnsi="Times New Roman" w:cs="Times New Roman"/>
+        </w:rPr>
+      </w:pPr>
+      <w:r>
+        <w:rPr>
+          <w:rFonts w:ascii="Times New Roman" w:hAnsi="Times New Roman" w:cs="Times New Roman"/>
+        </w:rPr>
+        <w:t>Diabetes mellitus represents one of the most pressing chronic health challenges of the modern era within North America. According to the International Diabetes Federation, over 537 million adults worldwide were living with diabetes in 2021, with projections reaching 783 million by 2045. The vast majority are Type 2 diabetes (T2D) cases</w:t>
+      </w:r>
+      <w:r>
+        <w:rPr>
+          <w:rFonts w:ascii="Times New Roman" w:hAnsi="Times New Roman" w:cs="Times New Roman"/>
+        </w:rPr>
+        <w:t xml:space="preserve">, </w:t>
+      </w:r>
+      <w:r>
+        <w:rPr>
+          <w:rFonts w:ascii="Times New Roman" w:hAnsi="Times New Roman" w:cs="Times New Roman"/>
+        </w:rPr>
+        <w:t xml:space="preserve">a metabolic disorder driven by insulin resistance and progressive pancreatic beta-cell dysfunction. Unlike Type 1, T2D is often preventable or delayable through lifestyle modification when identified early, making accurate risk prediction a clinically valuable goal. This project applies three machine learning classification models — Logistic Regression, LASSO Regression, and Random Forest — to the </w:t>
       </w:r>
       <w:r>
         <w:rPr>
@@ -132,38 +117,26 @@
         <w:rPr>
           <w:rFonts w:ascii="Times New Roman" w:hAnsi="Times New Roman" w:cs="Times New Roman"/>
         </w:rPr>
-        <w:t>, a widely studied benchmark of 768 health measurements from Pima Indian women aged 21 and older. The Pima people of Arizona have one of the highest documented rates of T2D globally, making this population clinically informative for studying predictor importance. The analysis addresses two core research questions: (1) which clinical variables most strongly predict T2D across modeling approaches, and (2) which model best balances accuracy and interpretability for clinical screening.</w:t>
-      </w:r>
-      <w:r>
-        <w:rPr>
-          <w:rFonts w:ascii="Times New Roman" w:hAnsi="Times New Roman" w:cs="Times New Roman"/>
-        </w:rPr>
-        <w:t xml:space="preserve"> The idea </w:t>
-      </w:r>
-      <w:proofErr w:type="gramStart"/>
-      <w:r>
-        <w:rPr>
-          <w:rFonts w:ascii="Times New Roman" w:hAnsi="Times New Roman" w:cs="Times New Roman"/>
-        </w:rPr>
-        <w:t>with</w:t>
-      </w:r>
-      <w:proofErr w:type="gramEnd"/>
+        <w:t xml:space="preserve">, a widely studied benchmark of 768 health measurements from Pima Indian women aged 21 and older. The Pima people of Arizona have one of the highest documented rates of T2D globally, making this population clinically informative for studying predictor importance. The analysis addresses two core research questions: (1) which clinical variables most strongly predict T2D across modeling approaches, and (2) which model best balances accuracy and interpretability for clinical screening. The idea </w:t>
+      </w:r>
+      <w:r>
+        <w:rPr>
+          <w:rFonts w:ascii="Times New Roman" w:hAnsi="Times New Roman" w:cs="Times New Roman"/>
+        </w:rPr>
+        <w:t>of</w:t>
+      </w:r>
       <w:r>
         <w:rPr>
           <w:rFonts w:ascii="Times New Roman" w:hAnsi="Times New Roman" w:cs="Times New Roman"/>
         </w:rPr>
         <w:t xml:space="preserve"> being able to answer these questions would be that they could then be applied to a model in which you could feed it specific medical information and it would be able to output an </w:t>
       </w:r>
-      <w:proofErr w:type="spellStart"/>
-      <w:proofErr w:type="gramStart"/>
-      <w:r>
-        <w:rPr>
-          <w:rFonts w:ascii="Times New Roman" w:hAnsi="Times New Roman" w:cs="Times New Roman"/>
-        </w:rPr>
-        <w:t>individuals</w:t>
-      </w:r>
-      <w:proofErr w:type="spellEnd"/>
-      <w:proofErr w:type="gramEnd"/>
+      <w:r>
+        <w:rPr>
+          <w:rFonts w:ascii="Times New Roman" w:hAnsi="Times New Roman" w:cs="Times New Roman"/>
+        </w:rPr>
+        <w:t>individual’s</w:t>
+      </w:r>
       <w:r>
         <w:rPr>
           <w:rFonts w:ascii="Times New Roman" w:hAnsi="Times New Roman" w:cs="Times New Roman"/>
@@ -174,7 +147,6 @@
     <w:p>
       <w:pPr>
         <w:spacing w:before="80" w:after="80" w:line="480" w:lineRule="auto"/>
-        <w:jc w:val="both"/>
         <w:rPr>
           <w:rFonts w:ascii="Times New Roman" w:hAnsi="Times New Roman" w:cs="Times New Roman"/>
         </w:rPr>
@@ -183,15 +155,15 @@
     <w:p>
       <w:pPr>
         <w:spacing w:before="80" w:after="80" w:line="480" w:lineRule="auto"/>
-        <w:jc w:val="both"/>
-        <w:rPr>
-          <w:rFonts w:ascii="Times New Roman" w:hAnsi="Times New Roman" w:cs="Times New Roman"/>
-        </w:rPr>
-      </w:pPr>
-      <w:r>
-        <w:rPr>
-          <w:rFonts w:ascii="Times New Roman" w:hAnsi="Times New Roman" w:cs="Times New Roman"/>
-        </w:rPr>
+        <w:rPr>
+          <w:rFonts w:ascii="Times New Roman" w:hAnsi="Times New Roman" w:cs="Times New Roman"/>
+        </w:rPr>
+      </w:pPr>
+      <w:r>
+        <w:rPr>
+          <w:rFonts w:ascii="Times New Roman" w:hAnsi="Times New Roman" w:cs="Times New Roman"/>
+        </w:rPr>
+        <w:lastRenderedPageBreak/>
         <w:t xml:space="preserve">Data Overview: </w:t>
       </w:r>
     </w:p>
@@ -199,16 +171,14 @@
       <w:pPr>
         <w:spacing w:before="80" w:after="80" w:line="480" w:lineRule="auto"/>
         <w:ind w:firstLine="720"/>
-        <w:jc w:val="both"/>
-        <w:rPr>
-          <w:rFonts w:ascii="Times New Roman" w:hAnsi="Times New Roman" w:cs="Times New Roman"/>
-        </w:rPr>
-      </w:pPr>
-      <w:r>
-        <w:rPr>
-          <w:rFonts w:ascii="Times New Roman" w:hAnsi="Times New Roman" w:cs="Times New Roman"/>
-        </w:rPr>
-        <w:lastRenderedPageBreak/>
+        <w:rPr>
+          <w:rFonts w:ascii="Times New Roman" w:hAnsi="Times New Roman" w:cs="Times New Roman"/>
+        </w:rPr>
+      </w:pPr>
+      <w:r>
+        <w:rPr>
+          <w:rFonts w:ascii="Times New Roman" w:hAnsi="Times New Roman" w:cs="Times New Roman"/>
+        </w:rPr>
         <w:t xml:space="preserve">The dataset used is </w:t>
       </w:r>
       <w:r>
@@ -223,23 +193,19 @@
         <w:rPr>
           <w:rFonts w:ascii="Times New Roman" w:hAnsi="Times New Roman" w:cs="Times New Roman"/>
         </w:rPr>
-        <w:t xml:space="preserve"> from the </w:t>
-      </w:r>
-      <w:proofErr w:type="spellStart"/>
-      <w:r>
-        <w:rPr>
-          <w:rFonts w:ascii="Times New Roman" w:hAnsi="Times New Roman" w:cs="Times New Roman"/>
-          <w:i/>
-          <w:iCs/>
-        </w:rPr>
-        <w:t>mlbench</w:t>
-      </w:r>
-      <w:proofErr w:type="spellEnd"/>
-      <w:r>
-        <w:rPr>
-          <w:rFonts w:ascii="Times New Roman" w:hAnsi="Times New Roman" w:cs="Times New Roman"/>
-        </w:rPr>
-        <w:t xml:space="preserve"> R package, originating from the National Institute of Diabetes and Digestive and Kidney Diseases (NIDDK). It includes 768 observations, 8 numeric clinical predictors, and a binary outcome variable indicating diabetes diagnosis within five years.</w:t>
+        <w:t xml:space="preserve">, </w:t>
+      </w:r>
+      <w:r>
+        <w:rPr>
+          <w:rFonts w:ascii="Times New Roman" w:hAnsi="Times New Roman" w:cs="Times New Roman"/>
+        </w:rPr>
+        <w:t>originally</w:t>
+      </w:r>
+      <w:r>
+        <w:rPr>
+          <w:rFonts w:ascii="Times New Roman" w:hAnsi="Times New Roman" w:cs="Times New Roman"/>
+        </w:rPr>
+        <w:t xml:space="preserve"> from the National Institute of Diabetes and Digestive and Kidney Diseases (NIDDK). It includes 768 observations, 8 numeric clinical predictors, and a binary outcome variable indicating diabetes diagnosis within five years.</w:t>
       </w:r>
     </w:p>
     <w:p>
@@ -1249,19 +1215,15 @@
     </w:tbl>
     <w:p>
       <w:pPr>
-        <w:pStyle w:val="Heading2"/>
-        <w:spacing w:line="480" w:lineRule="auto"/>
-        <w:rPr>
-          <w:rFonts w:ascii="Times New Roman" w:hAnsi="Times New Roman" w:cs="Times New Roman"/>
-          <w:sz w:val="24"/>
-          <w:szCs w:val="24"/>
+        <w:spacing w:before="80" w:after="80" w:line="480" w:lineRule="auto"/>
+        <w:rPr>
+          <w:rFonts w:ascii="Times New Roman" w:hAnsi="Times New Roman" w:cs="Times New Roman"/>
         </w:rPr>
       </w:pPr>
     </w:p>
     <w:p>
       <w:pPr>
         <w:spacing w:before="80" w:after="80" w:line="480" w:lineRule="auto"/>
-        <w:jc w:val="both"/>
         <w:rPr>
           <w:rFonts w:ascii="Times New Roman" w:hAnsi="Times New Roman" w:cs="Times New Roman"/>
         </w:rPr>
@@ -1284,56 +1246,43 @@
         <w:rPr>
           <w:rFonts w:ascii="Times New Roman" w:hAnsi="Times New Roman" w:cs="Times New Roman"/>
         </w:rPr>
-        <w:t xml:space="preserve"> version correctly encodes biologically implausible zero values as NA, making missingness explicit. Insulin is missing in approximately 49% of records and triceps skinfold</w:t>
-      </w:r>
-      <w:r>
-        <w:rPr>
-          <w:rFonts w:ascii="Times New Roman" w:hAnsi="Times New Roman" w:cs="Times New Roman"/>
-        </w:rPr>
-        <w:t xml:space="preserve"> thickness</w:t>
-      </w:r>
-      <w:r>
-        <w:rPr>
-          <w:rFonts w:ascii="Times New Roman" w:hAnsi="Times New Roman" w:cs="Times New Roman"/>
-        </w:rPr>
-        <w:t xml:space="preserve"> in approximately 30%. Rather than listwise deletion (which would remove nearly half the dataset) or simple mean imputation</w:t>
-      </w:r>
-      <w:r>
-        <w:rPr>
-          <w:rFonts w:ascii="Times New Roman" w:hAnsi="Times New Roman" w:cs="Times New Roman"/>
-        </w:rPr>
-        <w:t xml:space="preserve">, </w:t>
-      </w:r>
-      <w:r>
-        <w:rPr>
-          <w:rFonts w:ascii="Times New Roman" w:hAnsi="Times New Roman" w:cs="Times New Roman"/>
-        </w:rPr>
-        <w:t xml:space="preserve">we applied </w:t>
-      </w:r>
-      <w:r>
-        <w:rPr>
-          <w:rFonts w:ascii="Times New Roman" w:hAnsi="Times New Roman" w:cs="Times New Roman"/>
-        </w:rPr>
-        <w:t>Multiple Imputation by Chained Equations (MICE)</w:t>
-      </w:r>
-      <w:r>
-        <w:rPr>
-          <w:rFonts w:ascii="Times New Roman" w:hAnsi="Times New Roman" w:cs="Times New Roman"/>
-        </w:rPr>
-        <w:t xml:space="preserve"> using predictive mean matching (PMM) across five. The mild class imbalance </w:t>
+        <w:t xml:space="preserve"> version correctly encodes biologically implausible zero values as NA, making missingness explicit. Insulin is missing in approximately 49% of records and triceps skinfold thickness in approximately 30%. Rather than list</w:t>
+      </w:r>
+      <w:r>
+        <w:rPr>
+          <w:rFonts w:ascii="Times New Roman" w:hAnsi="Times New Roman" w:cs="Times New Roman"/>
+        </w:rPr>
+        <w:t xml:space="preserve"> wide</w:t>
+      </w:r>
+      <w:r>
+        <w:rPr>
+          <w:rFonts w:ascii="Times New Roman" w:hAnsi="Times New Roman" w:cs="Times New Roman"/>
+        </w:rPr>
+        <w:t xml:space="preserve"> deletion (which would remove nearly half the dataset) or simple mean imputation, we applied Multiple Imputation by Chained Equations (MICE) using predictive mean matching (PMM) across five. The mild class imbalance </w:t>
       </w:r>
       <w:r>
         <w:rPr>
           <w:rFonts w:ascii="Times New Roman" w:hAnsi="Times New Roman" w:cs="Times New Roman"/>
         </w:rPr>
         <w:lastRenderedPageBreak/>
-        <w:t>(~35% positive) was acknowledged but not corrected via resampling, as interpretability and cross-model comparison were the primary goals.</w:t>
+        <w:t>(</w:t>
+      </w:r>
+      <w:r>
+        <w:rPr>
+          <w:rFonts w:ascii="Times New Roman" w:hAnsi="Times New Roman" w:cs="Times New Roman"/>
+        </w:rPr>
+        <w:t xml:space="preserve">about </w:t>
+      </w:r>
+      <w:r>
+        <w:rPr>
+          <w:rFonts w:ascii="Times New Roman" w:hAnsi="Times New Roman" w:cs="Times New Roman"/>
+        </w:rPr>
+        <w:t>35% positive) was acknowledged but not corrected via resampling, as interpretability and cross-model comparison were the primary goals.</w:t>
       </w:r>
     </w:p>
     <w:p>
       <w:pPr>
         <w:spacing w:before="80" w:after="80" w:line="480" w:lineRule="auto"/>
-        <w:jc w:val="both"/>
         <w:rPr>
           <w:rFonts w:ascii="Times New Roman" w:hAnsi="Times New Roman" w:cs="Times New Roman"/>
         </w:rPr>
@@ -1342,7 +1291,6 @@
     <w:p>
       <w:pPr>
         <w:spacing w:before="80" w:after="80" w:line="480" w:lineRule="auto"/>
-        <w:jc w:val="both"/>
         <w:rPr>
           <w:rFonts w:ascii="Times New Roman" w:hAnsi="Times New Roman" w:cs="Times New Roman"/>
         </w:rPr>
@@ -1357,7 +1305,6 @@
     <w:p>
       <w:pPr>
         <w:spacing w:before="80" w:after="80" w:line="480" w:lineRule="auto"/>
-        <w:jc w:val="both"/>
         <w:rPr>
           <w:rFonts w:ascii="Times New Roman" w:hAnsi="Times New Roman" w:cs="Times New Roman"/>
         </w:rPr>
@@ -1367,7 +1314,13 @@
           <w:rFonts w:ascii="Times New Roman" w:hAnsi="Times New Roman" w:cs="Times New Roman"/>
         </w:rPr>
         <w:tab/>
-        <w:t>The three models represent a deliberate spectrum from interpretable linear methods to flexible ensemble approaches, addressing both research questions simultaneously.</w:t>
+        <w:t>The three models</w:t>
+      </w:r>
+      <w:r>
+        <w:rPr>
+          <w:rFonts w:ascii="Times New Roman" w:hAnsi="Times New Roman" w:cs="Times New Roman"/>
+        </w:rPr>
+        <w:t xml:space="preserve"> address both research questions simultaneously</w:t>
       </w:r>
       <w:r>
         <w:rPr>
@@ -1378,16 +1331,38 @@
       <w:r>
         <w:rPr>
           <w:rFonts w:ascii="Times New Roman" w:hAnsi="Times New Roman" w:cs="Times New Roman"/>
-          <w:b/>
-          <w:bCs/>
-        </w:rPr>
-        <w:t>Logistic Regression</w:t>
-      </w:r>
-      <w:r>
-        <w:rPr>
-          <w:rFonts w:ascii="Times New Roman" w:hAnsi="Times New Roman" w:cs="Times New Roman"/>
-        </w:rPr>
-        <w:t xml:space="preserve"> serves as the interpretable baseline, modeling log-odds of diabetes as a linear combination of predictors. Bidirectional stepwise selection using AIC automatically identifies the most parsimonious predictor set, reducing overfitting risk. Coefficients produce clinically communicable odds ratios.</w:t>
+        </w:rPr>
+        <w:t>through</w:t>
+      </w:r>
+      <w:r>
+        <w:rPr>
+          <w:rFonts w:ascii="Times New Roman" w:hAnsi="Times New Roman" w:cs="Times New Roman"/>
+        </w:rPr>
+        <w:t xml:space="preserve"> a deliberate spectrum from interpretable linear methods to flexible ensemble approaches</w:t>
+      </w:r>
+      <w:r>
+        <w:rPr>
+          <w:rFonts w:ascii="Times New Roman" w:hAnsi="Times New Roman" w:cs="Times New Roman"/>
+        </w:rPr>
+        <w:t xml:space="preserve">. Logistic Regression serves as the interpretable baseline, modeling log-odds of diabetes as a linear combination of predictors. Bidirectional stepwise selection using AIC automatically identifies the </w:t>
+      </w:r>
+      <w:r>
+        <w:rPr>
+          <w:rFonts w:ascii="Times New Roman" w:hAnsi="Times New Roman" w:cs="Times New Roman"/>
+        </w:rPr>
+        <w:t>stingiest</w:t>
+      </w:r>
+      <w:r>
+        <w:rPr>
+          <w:rFonts w:ascii="Times New Roman" w:hAnsi="Times New Roman" w:cs="Times New Roman"/>
+        </w:rPr>
+        <w:t xml:space="preserve"> predictor set, reducing overfitting risk. Coefficients produce communicable odds ratios. LASSO Regression extends</w:t>
+      </w:r>
+      <w:r>
+        <w:rPr>
+          <w:rFonts w:ascii="Times New Roman" w:hAnsi="Times New Roman" w:cs="Times New Roman"/>
+        </w:rPr>
+        <w:t xml:space="preserve"> logistic regression with an L1 penalty that progressively shrinks less informative coefficients to exactly zero, achieving simultaneous variable selection and regularization. The penalty strength was chosen via 10-fold cross</w:t>
       </w:r>
       <w:r>
         <w:rPr>
@@ -1398,16 +1373,26 @@
       <w:r>
         <w:rPr>
           <w:rFonts w:ascii="Times New Roman" w:hAnsi="Times New Roman" w:cs="Times New Roman"/>
-          <w:b/>
-          <w:bCs/>
-        </w:rPr>
-        <w:t>LASSO Regression</w:t>
-      </w:r>
-      <w:r>
-        <w:rPr>
-          <w:rFonts w:ascii="Times New Roman" w:hAnsi="Times New Roman" w:cs="Times New Roman"/>
-        </w:rPr>
-        <w:t xml:space="preserve"> extends logistic regression with an L1 penalty that progressively shrinks less informative coefficients to exactly zero, achieving simultaneous variable selection and regularization. The penalty strength was chosen via 10-fold cross-validation minimizing binomial deviance.</w:t>
+        </w:rPr>
+        <w:t xml:space="preserve">validation minimizing binomial deviance. </w:t>
+      </w:r>
+      <w:r>
+        <w:rPr>
+          <w:rFonts w:ascii="Times New Roman" w:hAnsi="Times New Roman" w:cs="Times New Roman"/>
+        </w:rPr>
+        <w:t xml:space="preserve">Random Forest </w:t>
+      </w:r>
+      <w:r>
+        <w:rPr>
+          <w:rFonts w:ascii="Times New Roman" w:hAnsi="Times New Roman" w:cs="Times New Roman"/>
+        </w:rPr>
+        <w:t>is a non-parametric ensemble of 500 decision trees trained on bootstrap samples with random feature subsampling. This bagging approach reduces prediction variance and naturally captures non-linear relationships and feature interactions that linear models cannot represent. All three models used the same stratified 70/30 train/test split, the same MICE-imputed dataset, and the same random seed (123) to ensure results are directly comparable. For the normalized variable importance comparison, Logistic Regression and LASSO were refit on standardized predictors (mean = 0, SD = 1) so that coefficient</w:t>
+      </w:r>
+      <w:r>
+        <w:rPr>
+          <w:rFonts w:ascii="Times New Roman" w:hAnsi="Times New Roman" w:cs="Times New Roman"/>
+        </w:rPr>
+        <w:t>s</w:t>
       </w:r>
       <w:r>
         <w:rPr>
@@ -1418,48 +1403,19 @@
       <w:r>
         <w:rPr>
           <w:rFonts w:ascii="Times New Roman" w:hAnsi="Times New Roman" w:cs="Times New Roman"/>
-          <w:b/>
-          <w:bCs/>
-        </w:rPr>
-        <w:t>Random Forest</w:t>
-      </w:r>
-      <w:r>
-        <w:rPr>
-          <w:rFonts w:ascii="Times New Roman" w:hAnsi="Times New Roman" w:cs="Times New Roman"/>
-        </w:rPr>
-        <w:t xml:space="preserve"> is a non-parametric ensemble of 500 decision trees trained on bootstrap samples with random feature subsampling. This bagging approach reduces prediction variance and naturally captures non-linear relationships and feature interactions that linear models cannot represent.</w:t>
-      </w:r>
-      <w:r>
-        <w:rPr>
-          <w:rFonts w:ascii="Times New Roman" w:hAnsi="Times New Roman" w:cs="Times New Roman"/>
-        </w:rPr>
-        <w:t xml:space="preserve"> </w:t>
-      </w:r>
-      <w:r>
-        <w:rPr>
-          <w:rFonts w:ascii="Times New Roman" w:hAnsi="Times New Roman" w:cs="Times New Roman"/>
-        </w:rPr>
-        <w:t>All three models used the same stratified 70/30 train/test split, the same MICE-imputed dataset, and the same random seed (</w:t>
-      </w:r>
-      <w:proofErr w:type="gramStart"/>
-      <w:r>
-        <w:rPr>
-          <w:rFonts w:ascii="Times New Roman" w:hAnsi="Times New Roman" w:cs="Times New Roman"/>
-        </w:rPr>
-        <w:t>set.seed</w:t>
-      </w:r>
-      <w:proofErr w:type="gramEnd"/>
-      <w:r>
-        <w:rPr>
-          <w:rFonts w:ascii="Times New Roman" w:hAnsi="Times New Roman" w:cs="Times New Roman"/>
-        </w:rPr>
-        <w:t>(123)) to ensure results are directly comparable. For the normalized variable importance comparison, Logistic Regression and LASSO were refit on standardized predictors (mean = 0, SD = 1) so that coefficient magnitudes are scale-independent and fairly comparable across models.</w:t>
+        </w:rPr>
+        <w:t>are</w:t>
+      </w:r>
+      <w:r>
+        <w:rPr>
+          <w:rFonts w:ascii="Times New Roman" w:hAnsi="Times New Roman" w:cs="Times New Roman"/>
+        </w:rPr>
+        <w:t xml:space="preserve"> comparable across models.</w:t>
       </w:r>
     </w:p>
     <w:p>
       <w:pPr>
         <w:spacing w:before="80" w:after="80" w:line="480" w:lineRule="auto"/>
-        <w:jc w:val="both"/>
         <w:rPr>
           <w:rFonts w:ascii="Times New Roman" w:hAnsi="Times New Roman" w:cs="Times New Roman"/>
         </w:rPr>
@@ -1468,7 +1424,6 @@
     <w:p>
       <w:pPr>
         <w:spacing w:before="80" w:after="80" w:line="480" w:lineRule="auto"/>
-        <w:jc w:val="both"/>
         <w:rPr>
           <w:rFonts w:ascii="Times New Roman" w:hAnsi="Times New Roman" w:cs="Times New Roman"/>
         </w:rPr>
@@ -1483,23 +1438,101 @@
     <w:p>
       <w:pPr>
         <w:spacing w:before="80" w:after="80" w:line="480" w:lineRule="auto"/>
-        <w:jc w:val="both"/>
-        <w:rPr>
-          <w:rFonts w:ascii="Times New Roman" w:hAnsi="Times New Roman" w:cs="Times New Roman"/>
-        </w:rPr>
-      </w:pPr>
+        <w:rPr>
+          <w:rFonts w:ascii="Times New Roman" w:hAnsi="Times New Roman" w:cs="Times New Roman"/>
+        </w:rPr>
+      </w:pPr>
+      <w:r>
+        <w:rPr>
+          <w:rFonts w:ascii="Times New Roman" w:hAnsi="Times New Roman" w:cs="Times New Roman"/>
+        </w:rPr>
+        <w:t xml:space="preserve">Density plots revealed that glucose provides the sharpest separation between diabetic and non-diabetic patients, with the diabetic distribution shifted </w:t>
+      </w:r>
+      <w:r>
+        <w:rPr>
+          <w:rFonts w:ascii="Times New Roman" w:hAnsi="Times New Roman" w:cs="Times New Roman"/>
+        </w:rPr>
+        <w:t>significantly</w:t>
+      </w:r>
+      <w:r>
+        <w:rPr>
+          <w:rFonts w:ascii="Times New Roman" w:hAnsi="Times New Roman" w:cs="Times New Roman"/>
+        </w:rPr>
+        <w:t xml:space="preserve"> rightward and </w:t>
+      </w:r>
+      <w:r>
+        <w:rPr>
+          <w:rFonts w:ascii="Times New Roman" w:hAnsi="Times New Roman" w:cs="Times New Roman"/>
+        </w:rPr>
+        <w:t>little to no</w:t>
+      </w:r>
+      <w:r>
+        <w:rPr>
+          <w:rFonts w:ascii="Times New Roman" w:hAnsi="Times New Roman" w:cs="Times New Roman"/>
+        </w:rPr>
+        <w:t xml:space="preserve"> </w:t>
+      </w:r>
       <w:r>
         <w:rPr>
           <w:rFonts w:ascii="Times New Roman" w:hAnsi="Times New Roman" w:cs="Times New Roman"/>
         </w:rPr>
         <w:lastRenderedPageBreak/>
-        <w:t>Density plots revealed that glucose provides the sharpest separation between diabetic and non-diabetic patients, with the diabetic distribution shifted substantially rightward and minimal overlap at the upper range. BMI and age showed meaningful separation, while blood pressure, triceps, and insulin showed considerably more distributional overlap, suggesting weaker standalone discriminating power. The correlation heatmap confirmed that age and pregnancies are moderately correlated (r ≈ 0.54), and BMI and triceps are also moderately correlated (r ≈ 0.39) — no pair exceeded r &gt; 0.80, so multicollinearity is not a serious concern for the logistic regression model.</w:t>
+        <w:t xml:space="preserve">overlap at the upper range. BMI and age showed meaningful separation, while blood pressure, triceps, and insulin showed considerably more overlap, suggesting weaker standalone discriminating power. </w:t>
+      </w:r>
+      <w:r>
+        <w:rPr>
+          <w:rFonts w:ascii="Times New Roman" w:hAnsi="Times New Roman" w:cs="Times New Roman"/>
+        </w:rPr>
+        <w:t>A</w:t>
+      </w:r>
+      <w:r>
+        <w:rPr>
+          <w:rFonts w:ascii="Times New Roman" w:hAnsi="Times New Roman" w:cs="Times New Roman"/>
+        </w:rPr>
+        <w:t xml:space="preserve"> correlation heatmap </w:t>
+      </w:r>
+      <w:r>
+        <w:rPr>
+          <w:rFonts w:ascii="Times New Roman" w:hAnsi="Times New Roman" w:cs="Times New Roman"/>
+        </w:rPr>
+        <w:t xml:space="preserve">also </w:t>
+      </w:r>
+      <w:r>
+        <w:rPr>
+          <w:rFonts w:ascii="Times New Roman" w:hAnsi="Times New Roman" w:cs="Times New Roman"/>
+        </w:rPr>
+        <w:t>confirmed that age and pregnancies are moderately correlated (r ≈ 0.54), and BMI and triceps are also moderately correlated (r ≈ 0.39</w:t>
+      </w:r>
+      <w:proofErr w:type="gramStart"/>
+      <w:r>
+        <w:rPr>
+          <w:rFonts w:ascii="Times New Roman" w:hAnsi="Times New Roman" w:cs="Times New Roman"/>
+        </w:rPr>
+        <w:t>)</w:t>
+      </w:r>
+      <w:proofErr w:type="gramEnd"/>
+      <w:r>
+        <w:rPr>
+          <w:rFonts w:ascii="Times New Roman" w:hAnsi="Times New Roman" w:cs="Times New Roman"/>
+        </w:rPr>
+        <w:t xml:space="preserve"> and n</w:t>
+      </w:r>
+      <w:r>
+        <w:rPr>
+          <w:rFonts w:ascii="Times New Roman" w:hAnsi="Times New Roman" w:cs="Times New Roman"/>
+        </w:rPr>
+        <w:t>o pair exceeded r &gt; 0.80</w:t>
+      </w:r>
+      <w:r>
+        <w:rPr>
+          <w:rFonts w:ascii="Times New Roman" w:hAnsi="Times New Roman" w:cs="Times New Roman"/>
+        </w:rPr>
+        <w:t>.</w:t>
       </w:r>
     </w:p>
     <w:p>
       <w:pPr>
         <w:spacing w:before="80" w:after="80" w:line="480" w:lineRule="auto"/>
-        <w:jc w:val="both"/>
         <w:rPr>
           <w:rFonts w:ascii="Times New Roman" w:hAnsi="Times New Roman" w:cs="Times New Roman"/>
         </w:rPr>
@@ -1556,74 +1589,59 @@
     <w:p>
       <w:pPr>
         <w:spacing w:before="80" w:after="80" w:line="480" w:lineRule="auto"/>
-        <w:jc w:val="both"/>
-        <w:rPr>
-          <w:rFonts w:ascii="Times New Roman" w:hAnsi="Times New Roman" w:cs="Times New Roman"/>
-        </w:rPr>
-      </w:pPr>
-      <w:r>
-        <w:rPr>
-          <w:rFonts w:ascii="Times New Roman" w:hAnsi="Times New Roman" w:cs="Times New Roman"/>
-          <w:b/>
-          <w:bCs/>
-        </w:rPr>
-        <w:t>LASSO achieved the highest AUC (0.845)</w:t>
-      </w:r>
-      <w:r>
-        <w:rPr>
-          <w:rFonts w:ascii="Times New Roman" w:hAnsi="Times New Roman" w:cs="Times New Roman"/>
-        </w:rPr>
-        <w:t xml:space="preserve">, followed closely by Logistic Regression (0.842), with Random Forest trailing at 0.827. This runs counter to the common expectation that ensemble methods outperform linear models. The likely explanation is dataset size: with only ~540 training observations, Random Forest lacks sufficient data to reliably learn non-linear interactions. Its higher training accuracy (~0.98) </w:t>
-      </w:r>
-      <w:proofErr w:type="gramStart"/>
-      <w:r>
-        <w:rPr>
-          <w:rFonts w:ascii="Times New Roman" w:hAnsi="Times New Roman" w:cs="Times New Roman"/>
-        </w:rPr>
-        <w:t>relative</w:t>
-      </w:r>
-      <w:proofErr w:type="gramEnd"/>
-      <w:r>
-        <w:rPr>
-          <w:rFonts w:ascii="Times New Roman" w:hAnsi="Times New Roman" w:cs="Times New Roman"/>
-        </w:rPr>
-        <w:t xml:space="preserve"> to test AUC is a textbook signature of mild overfitting. </w:t>
-      </w:r>
-      <w:r>
-        <w:rPr>
-          <w:rFonts w:ascii="Times New Roman" w:hAnsi="Times New Roman" w:cs="Times New Roman"/>
-        </w:rPr>
-        <w:lastRenderedPageBreak/>
-        <w:t xml:space="preserve">LASSO and Logistic Regression performed nearly identically, as expected — when the true signal is sparse and predictors are relatively uncorrelated, LASSO converges toward ordinary logistic </w:t>
+        <w:rPr>
+          <w:rFonts w:ascii="Times New Roman" w:hAnsi="Times New Roman" w:cs="Times New Roman"/>
+        </w:rPr>
+      </w:pPr>
+      <w:r>
+        <w:rPr>
+          <w:rFonts w:ascii="Times New Roman" w:hAnsi="Times New Roman" w:cs="Times New Roman"/>
+        </w:rPr>
+        <w:t>LASSO achieved the highest AUC (0.845),</w:t>
+      </w:r>
+      <w:r>
+        <w:rPr>
+          <w:rFonts w:ascii="Times New Roman" w:hAnsi="Times New Roman" w:cs="Times New Roman"/>
+        </w:rPr>
+        <w:t xml:space="preserve"> followed closely by Logistic Regression (0.842), with Random Forest trailing at 0.827. The likely explanation is dataset size: with only ~540 training observations, Random Forest lacks sufficient data to reliably learn non-linear interactions. Its higher training accuracy (~0.98) </w:t>
+      </w:r>
+      <w:r>
+        <w:rPr>
+          <w:rFonts w:ascii="Times New Roman" w:hAnsi="Times New Roman" w:cs="Times New Roman"/>
+        </w:rPr>
+        <w:t>compared</w:t>
+      </w:r>
+      <w:r>
+        <w:rPr>
+          <w:rFonts w:ascii="Times New Roman" w:hAnsi="Times New Roman" w:cs="Times New Roman"/>
+        </w:rPr>
+        <w:t xml:space="preserve"> to test AUC is a textbook signature of mild overfitting. LASSO and Logistic Regression performed nearly identically, as expected when the true signal is sparse and predictors are relatively uncorrelated, LASSO converges toward ordinary logistic </w:t>
+      </w:r>
+      <w:r>
+        <w:rPr>
+          <w:rFonts w:ascii="Times New Roman" w:hAnsi="Times New Roman" w:cs="Times New Roman"/>
+        </w:rPr>
+        <w:t>r</w:t>
+      </w:r>
+      <w:r>
+        <w:rPr>
+          <w:rFonts w:ascii="Times New Roman" w:hAnsi="Times New Roman" w:cs="Times New Roman"/>
+        </w:rPr>
+        <w:t>egression.</w:t>
       </w:r>
     </w:p>
     <w:p>
       <w:pPr>
         <w:spacing w:before="80" w:after="80" w:line="480" w:lineRule="auto"/>
-        <w:jc w:val="both"/>
-        <w:rPr>
-          <w:rFonts w:ascii="Times New Roman" w:hAnsi="Times New Roman" w:cs="Times New Roman"/>
-        </w:rPr>
-      </w:pPr>
-      <w:r>
-        <w:rPr>
-          <w:rFonts w:ascii="Times New Roman" w:hAnsi="Times New Roman" w:cs="Times New Roman"/>
-        </w:rPr>
-        <w:t>Regression.</w:t>
-      </w:r>
-    </w:p>
-    <w:p>
-      <w:pPr>
-        <w:spacing w:before="80" w:after="80" w:line="480" w:lineRule="auto"/>
-        <w:jc w:val="both"/>
-        <w:rPr>
-          <w:rFonts w:ascii="Times New Roman" w:hAnsi="Times New Roman" w:cs="Times New Roman"/>
-        </w:rPr>
-      </w:pPr>
-      <w:r>
-        <w:rPr>
-          <w:rFonts w:ascii="Times New Roman" w:hAnsi="Times New Roman" w:cs="Times New Roman"/>
-        </w:rPr>
+        <w:rPr>
+          <w:rFonts w:ascii="Times New Roman" w:hAnsi="Times New Roman" w:cs="Times New Roman"/>
+        </w:rPr>
+      </w:pPr>
+      <w:r>
+        <w:rPr>
+          <w:rFonts w:ascii="Times New Roman" w:hAnsi="Times New Roman" w:cs="Times New Roman"/>
+        </w:rPr>
+        <w:lastRenderedPageBreak/>
         <w:drawing>
           <wp:inline distT="0" distB="0" distL="0" distR="0" wp14:anchorId="1D4DC89C" wp14:editId="4C15C417">
             <wp:extent cx="5943600" cy="3690620"/>
@@ -1673,217 +1691,377 @@
     <w:p>
       <w:pPr>
         <w:spacing w:before="80" w:after="80" w:line="480" w:lineRule="auto"/>
-        <w:jc w:val="both"/>
-        <w:rPr>
-          <w:rFonts w:ascii="Times New Roman" w:eastAsiaTheme="minorHAnsi" w:hAnsi="Times New Roman" w:cs="Times New Roman"/>
-        </w:rPr>
-      </w:pPr>
-      <w:r>
-        <w:rPr>
-          <w:rFonts w:ascii="Times New Roman" w:hAnsi="Times New Roman" w:cs="Times New Roman"/>
-        </w:rPr>
-        <w:t>All three models showed a common pattern: high specificity (~0.85) for correctly identifying non-diabetic patients, but lower sensitivity (~0.62–0.65) for detecting diabetic cases. In clinical screening, false negatives are generally more costly than false positives. The classification threshold could be lowered below 0.50 to trade specificity for improved sensitivity</w:t>
-      </w:r>
-      <w:r>
-        <w:rPr>
-          <w:rFonts w:ascii="Times New Roman" w:hAnsi="Times New Roman" w:cs="Times New Roman"/>
-        </w:rPr>
-        <w:t>,</w:t>
-      </w:r>
-      <w:r>
-        <w:rPr>
-          <w:rFonts w:ascii="Times New Roman" w:hAnsi="Times New Roman" w:cs="Times New Roman"/>
-        </w:rPr>
-        <w:t xml:space="preserve"> a straightforward calibration requiring no retraining.</w:t>
-      </w:r>
-      <w:r>
-        <w:rPr>
-          <w:rFonts w:ascii="Times New Roman" w:hAnsi="Times New Roman" w:cs="Times New Roman"/>
-        </w:rPr>
-        <w:t xml:space="preserve"> </w:t>
-      </w:r>
-      <w:r>
-        <w:rPr>
-          <w:rFonts w:ascii="Times New Roman" w:hAnsi="Times New Roman" w:cs="Times New Roman"/>
-        </w:rPr>
-        <w:t>The cross-model consistency of variable importance rankings is itself a key finding. When three methodologically distinct approaches</w:t>
-      </w:r>
-      <w:r>
-        <w:rPr>
-          <w:rFonts w:ascii="Times New Roman" w:hAnsi="Times New Roman" w:cs="Times New Roman"/>
-        </w:rPr>
-        <w:t xml:space="preserve">, </w:t>
-      </w:r>
-      <w:r>
-        <w:rPr>
-          <w:rFonts w:ascii="Times New Roman" w:hAnsi="Times New Roman" w:cs="Times New Roman"/>
-        </w:rPr>
-        <w:t>a linear probabilistic model, a penalized regression, and a non-parametric ensemble — agree on predictor ordering, it substantially strengthens confidence that these rankings reflect true biological signal rather than modeling artifacts.</w:t>
+        <w:rPr>
+          <w:rFonts w:ascii="Times New Roman" w:hAnsi="Times New Roman" w:cs="Times New Roman"/>
+        </w:rPr>
+      </w:pPr>
+      <w:r>
+        <w:rPr>
+          <w:rFonts w:ascii="Times New Roman" w:hAnsi="Times New Roman" w:cs="Times New Roman"/>
+        </w:rPr>
+        <w:t>All three models showed a common pattern: high specificity (~0.85) for correctly identifying non-diabetic patients, but lower sensitivity (~0.62–0.65) for detecting diabetic cases. In clinical screening, false negatives are generally more costly than false positives. The classification threshold could be lowered below 0.50 to trade specificity for improved sensitivity, a straightforward calibration requiring no retraining. The cross-model consistency of variable importance rankings is itself a key finding. When three methodologically distinct approaches, a linear probabilistic model, a penalized regression, and a non-parametric ensemble agree on predictor ordering, it substantially strengthens confidence that these rankings reflect true biological signal rather than modeling artifacts.</w:t>
       </w:r>
     </w:p>
     <w:p>
       <w:pPr>
         <w:spacing w:before="80" w:after="80" w:line="480" w:lineRule="auto"/>
-        <w:jc w:val="both"/>
-        <w:rPr>
-          <w:rFonts w:ascii="Times New Roman" w:hAnsi="Times New Roman" w:cs="Times New Roman"/>
-        </w:rPr>
-      </w:pPr>
+        <w:rPr>
+          <w:rFonts w:ascii="Times New Roman" w:eastAsiaTheme="minorHAnsi" w:hAnsi="Times New Roman" w:cs="Times New Roman"/>
+        </w:rPr>
+      </w:pPr>
+      <w:r>
+        <w:rPr>
+          <w:rFonts w:ascii="Times New Roman" w:eastAsiaTheme="minorHAnsi" w:hAnsi="Times New Roman" w:cs="Times New Roman"/>
+        </w:rPr>
+        <w:lastRenderedPageBreak/>
+        <w:drawing>
+          <wp:anchor distT="0" distB="0" distL="114300" distR="114300" simplePos="0" relativeHeight="251659264" behindDoc="0" locked="0" layoutInCell="1" allowOverlap="1" wp14:anchorId="0F53D8AA" wp14:editId="0C08F489">
+            <wp:simplePos x="0" y="0"/>
+            <wp:positionH relativeFrom="margin">
+              <wp:align>center</wp:align>
+            </wp:positionH>
+            <wp:positionV relativeFrom="paragraph">
+              <wp:posOffset>0</wp:posOffset>
+            </wp:positionV>
+            <wp:extent cx="4975860" cy="3143885"/>
+            <wp:effectExtent l="0" t="0" r="0" b="0"/>
+            <wp:wrapTopAndBottom/>
+            <wp:docPr id="1704296744" name="Picture 1"/>
+            <wp:cNvGraphicFramePr>
+              <a:graphicFrameLocks xmlns:a="http://schemas.openxmlformats.org/drawingml/2006/main" noChangeAspect="1"/>
+            </wp:cNvGraphicFramePr>
+            <a:graphic xmlns:a="http://schemas.openxmlformats.org/drawingml/2006/main">
+              <a:graphicData uri="http://schemas.openxmlformats.org/drawingml/2006/picture">
+                <pic:pic xmlns:pic="http://schemas.openxmlformats.org/drawingml/2006/picture">
+                  <pic:nvPicPr>
+                    <pic:cNvPr id="1704296744" name=""/>
+                    <pic:cNvPicPr/>
+                  </pic:nvPicPr>
+                  <pic:blipFill>
+                    <a:blip r:embed="rId7">
+                      <a:extLst>
+                        <a:ext uri="{28A0092B-C50C-407E-A947-70E740481C1C}">
+                          <a14:useLocalDpi xmlns:a14="http://schemas.microsoft.com/office/drawing/2010/main" val="0"/>
+                        </a:ext>
+                      </a:extLst>
+                    </a:blip>
+                    <a:stretch>
+                      <a:fillRect/>
+                    </a:stretch>
+                  </pic:blipFill>
+                  <pic:spPr>
+                    <a:xfrm>
+                      <a:off x="0" y="0"/>
+                      <a:ext cx="4975860" cy="3143885"/>
+                    </a:xfrm>
+                    <a:prstGeom prst="rect">
+                      <a:avLst/>
+                    </a:prstGeom>
+                  </pic:spPr>
+                </pic:pic>
+              </a:graphicData>
+            </a:graphic>
+          </wp:anchor>
+        </w:drawing>
+      </w:r>
     </w:p>
     <w:p>
       <w:pPr>
         <w:spacing w:before="80" w:after="80" w:line="480" w:lineRule="auto"/>
-        <w:jc w:val="both"/>
-        <w:rPr>
-          <w:rFonts w:ascii="Times New Roman" w:hAnsi="Times New Roman" w:cs="Times New Roman"/>
-        </w:rPr>
-      </w:pPr>
-      <w:r>
-        <w:rPr>
-          <w:rFonts w:ascii="Times New Roman" w:hAnsi="Times New Roman" w:cs="Times New Roman"/>
-        </w:rPr>
-        <w:t>Conclusion:</w:t>
-      </w:r>
+        <w:rPr>
+          <w:rFonts w:ascii="Times New Roman" w:hAnsi="Times New Roman" w:cs="Times New Roman"/>
+        </w:rPr>
+      </w:pPr>
     </w:p>
     <w:p>
       <w:pPr>
         <w:spacing w:before="80" w:after="80" w:line="480" w:lineRule="auto"/>
-        <w:jc w:val="both"/>
-        <w:rPr>
-          <w:rFonts w:ascii="Times New Roman" w:hAnsi="Times New Roman" w:cs="Times New Roman"/>
-        </w:rPr>
-      </w:pPr>
-      <w:r>
-        <w:rPr>
-          <w:rFonts w:ascii="Times New Roman" w:hAnsi="Times New Roman" w:cs="Times New Roman"/>
-        </w:rPr>
-        <w:tab/>
-      </w:r>
-      <w:r>
-        <w:rPr>
-          <w:rFonts w:ascii="Times New Roman" w:hAnsi="Times New Roman" w:cs="Times New Roman"/>
-          <w:b/>
-          <w:bCs/>
-        </w:rPr>
-        <w:t>Glucose is the single most important predictor of Type 2 diabetes</w:t>
-      </w:r>
-      <w:r>
-        <w:rPr>
-          <w:rFonts w:ascii="Times New Roman" w:hAnsi="Times New Roman" w:cs="Times New Roman"/>
-        </w:rPr>
-        <w:t>. N</w:t>
-      </w:r>
-      <w:r>
-        <w:rPr>
-          <w:rFonts w:ascii="Times New Roman" w:hAnsi="Times New Roman" w:cs="Times New Roman"/>
-        </w:rPr>
-        <w:t>ot merely the most statistically significant, but the most important by a wide margin across all three modeling frameworks. This aligns with clinical reality: the oral glucose tolerance test is the primary diagnostic criterion for T2D. BMI and age consistently ranked second and third, reflecting the well-established epidemiology: excess adiposity drives insulin resistance, and biological aging accelerates beta-cell decline. The diabetes pedigree function showed consistent moderate importance, validating the inclusion of genetic risk in clinical screening tools.</w:t>
+        <w:rPr>
+          <w:rFonts w:ascii="Times New Roman" w:hAnsi="Times New Roman" w:cs="Times New Roman"/>
+        </w:rPr>
+      </w:pPr>
+      <w:r>
+        <w:rPr>
+          <w:rFonts w:ascii="Times New Roman" w:hAnsi="Times New Roman" w:cs="Times New Roman"/>
+        </w:rPr>
+        <w:t>Conclusion:</w:t>
       </w:r>
     </w:p>
     <w:p>
       <w:pPr>
-        <w:spacing w:before="60" w:line="480" w:lineRule="auto"/>
-        <w:rPr>
-          <w:rFonts w:ascii="Times New Roman" w:hAnsi="Times New Roman" w:cs="Times New Roman"/>
-        </w:rPr>
-      </w:pPr>
+        <w:spacing w:before="80" w:after="80" w:line="480" w:lineRule="auto"/>
+        <w:rPr>
+          <w:rFonts w:ascii="Times New Roman" w:hAnsi="Times New Roman" w:cs="Times New Roman"/>
+        </w:rPr>
+      </w:pPr>
+      <w:r>
+        <w:rPr>
+          <w:rFonts w:ascii="Times New Roman" w:hAnsi="Times New Roman" w:cs="Times New Roman"/>
+        </w:rPr>
+        <w:tab/>
+      </w:r>
+      <w:r>
+        <w:rPr>
+          <w:rFonts w:ascii="Times New Roman" w:hAnsi="Times New Roman" w:cs="Times New Roman"/>
+        </w:rPr>
+        <w:t>Our results concluded that g</w:t>
+      </w:r>
+      <w:r>
+        <w:rPr>
+          <w:rFonts w:ascii="Times New Roman" w:hAnsi="Times New Roman" w:cs="Times New Roman"/>
+        </w:rPr>
+        <w:t>lucose is the single most important predictor of Type 2 diabetes</w:t>
+      </w:r>
+      <w:r>
+        <w:rPr>
+          <w:rFonts w:ascii="Times New Roman" w:hAnsi="Times New Roman" w:cs="Times New Roman"/>
+        </w:rPr>
+        <w:t>. Not merely the most statistically significant, but the most important by a wide margin across all three modeling frameworks. This aligns with clinical reality</w:t>
+      </w:r>
+      <w:r>
+        <w:rPr>
+          <w:rFonts w:ascii="Times New Roman" w:hAnsi="Times New Roman" w:cs="Times New Roman"/>
+        </w:rPr>
+        <w:t>;</w:t>
+      </w:r>
+      <w:r>
+        <w:rPr>
+          <w:rFonts w:ascii="Times New Roman" w:hAnsi="Times New Roman" w:cs="Times New Roman"/>
+        </w:rPr>
+        <w:t xml:space="preserve"> the oral glucose tolerance test is the primary diagnostic </w:t>
+      </w:r>
+      <w:r>
+        <w:rPr>
+          <w:rFonts w:ascii="Times New Roman" w:hAnsi="Times New Roman" w:cs="Times New Roman"/>
+        </w:rPr>
+        <w:t>test</w:t>
+      </w:r>
+      <w:r>
+        <w:rPr>
+          <w:rFonts w:ascii="Times New Roman" w:hAnsi="Times New Roman" w:cs="Times New Roman"/>
+        </w:rPr>
+        <w:t xml:space="preserve"> for T2D. BMI and age consistently ranked second and third, reflecting the well-established epidemiology: excess adiposity drives insulin resistance, and biological aging accelerates beta-cell decline. The diabetes pedigree function showed consistent moderate importance, validating the inclusion of genetic risk in clinical screening tools.</w:t>
+      </w:r>
+      <w:r>
+        <w:rPr>
+          <w:rFonts w:ascii="Times New Roman" w:hAnsi="Times New Roman" w:cs="Times New Roman"/>
+        </w:rPr>
+        <w:t xml:space="preserve"> </w:t>
+      </w:r>
     </w:p>
     <w:p>
       <w:pPr>
         <w:spacing w:before="80" w:after="80" w:line="480" w:lineRule="auto"/>
-        <w:jc w:val="both"/>
-        <w:rPr>
-          <w:rFonts w:ascii="Times New Roman" w:hAnsi="Times New Roman" w:cs="Times New Roman"/>
-        </w:rPr>
-      </w:pPr>
-      <w:r>
-        <w:rPr>
-          <w:rFonts w:ascii="Times New Roman" w:hAnsi="Times New Roman" w:cs="Times New Roman"/>
-          <w:b/>
-          <w:bCs/>
-        </w:rPr>
-        <w:t>On the modeling side, LASSO achieved the highest AUC (0.845)</w:t>
-      </w:r>
-      <w:r>
-        <w:rPr>
-          <w:rFonts w:ascii="Times New Roman" w:hAnsi="Times New Roman" w:cs="Times New Roman"/>
-        </w:rPr>
-        <w:t>, outperforming Random Forest (0.827) and edging out Logistic Regression (0.842). This contradicts the common assumption that ensemble methods will always outperform linear models. With fewer than 800 observations, Random Forest does not have sufficient data to reliably learn non-linear interactions, and its flexibility manifests as mild overfitting rather than better generalization. LASSO’s regularization keeps it from overcommitting to noise — on this scale of data, that discipline pays off.</w:t>
+        <w:jc w:val="center"/>
+        <w:rPr>
+          <w:rFonts w:ascii="Times New Roman" w:hAnsi="Times New Roman" w:cs="Times New Roman"/>
+        </w:rPr>
+      </w:pPr>
+      <w:r>
+        <w:rPr>
+          <w:rFonts w:ascii="Times New Roman" w:hAnsi="Times New Roman" w:cs="Times New Roman"/>
+        </w:rPr>
+        <w:lastRenderedPageBreak/>
+        <w:drawing>
+          <wp:inline distT="0" distB="0" distL="0" distR="0" wp14:anchorId="2E39DDBE" wp14:editId="7CFC944B">
+            <wp:extent cx="5021580" cy="3025775"/>
+            <wp:effectExtent l="0" t="0" r="7620" b="3175"/>
+            <wp:docPr id="2119297693" name="Picture 1"/>
+            <wp:cNvGraphicFramePr>
+              <a:graphicFrameLocks xmlns:a="http://schemas.openxmlformats.org/drawingml/2006/main" noChangeAspect="1"/>
+            </wp:cNvGraphicFramePr>
+            <a:graphic xmlns:a="http://schemas.openxmlformats.org/drawingml/2006/main">
+              <a:graphicData uri="http://schemas.openxmlformats.org/drawingml/2006/picture">
+                <pic:pic xmlns:pic="http://schemas.openxmlformats.org/drawingml/2006/picture">
+                  <pic:nvPicPr>
+                    <pic:cNvPr id="2119297693" name=""/>
+                    <pic:cNvPicPr/>
+                  </pic:nvPicPr>
+                  <pic:blipFill>
+                    <a:blip r:embed="rId8">
+                      <a:extLst>
+                        <a:ext uri="{28A0092B-C50C-407E-A947-70E740481C1C}">
+                          <a14:useLocalDpi xmlns:a14="http://schemas.microsoft.com/office/drawing/2010/main" val="0"/>
+                        </a:ext>
+                      </a:extLst>
+                    </a:blip>
+                    <a:stretch>
+                      <a:fillRect/>
+                    </a:stretch>
+                  </pic:blipFill>
+                  <pic:spPr>
+                    <a:xfrm>
+                      <a:off x="0" y="0"/>
+                      <a:ext cx="5021580" cy="3025775"/>
+                    </a:xfrm>
+                    <a:prstGeom prst="rect">
+                      <a:avLst/>
+                    </a:prstGeom>
+                  </pic:spPr>
+                </pic:pic>
+              </a:graphicData>
+            </a:graphic>
+          </wp:inline>
+        </w:drawing>
       </w:r>
     </w:p>
     <w:p>
       <w:pPr>
-        <w:rPr>
-          <w:rFonts w:ascii="Times New Roman" w:hAnsi="Times New Roman" w:cs="Times New Roman"/>
-        </w:rPr>
-      </w:pPr>
-      <w:r>
-        <w:rPr>
-          <w:rFonts w:ascii="Times New Roman" w:hAnsi="Times New Roman" w:cs="Times New Roman"/>
-        </w:rPr>
-        <w:t>Future Direction:</w:t>
+        <w:spacing w:before="80" w:after="80" w:line="480" w:lineRule="auto"/>
+        <w:rPr>
+          <w:rFonts w:ascii="Times New Roman" w:hAnsi="Times New Roman" w:cs="Times New Roman"/>
+        </w:rPr>
+      </w:pPr>
+      <w:r>
+        <w:rPr>
+          <w:rFonts w:ascii="Times New Roman" w:hAnsi="Times New Roman" w:cs="Times New Roman"/>
+        </w:rPr>
+        <w:t>On the modeling side, LASSO achieved the highest AUC (0.845),</w:t>
+      </w:r>
+      <w:r>
+        <w:rPr>
+          <w:rFonts w:ascii="Times New Roman" w:hAnsi="Times New Roman" w:cs="Times New Roman"/>
+        </w:rPr>
+        <w:t xml:space="preserve"> outperforming Random Forest (0.827) and edging out Logistic Regression (0.842). This contradicts the common assumption that ensemble methods will always outperform linear models. With fewer observations, Random Forest does not have sufficient data to reliably learn non-linear interactions, and its flexibility manifests as mild overfitting rather than better generalization. LASSO’s regularization keeps it from overcommitting to noise on this scale of data, that discipline pays off.</w:t>
       </w:r>
     </w:p>
     <w:p>
       <w:pPr>
+        <w:spacing w:line="480" w:lineRule="auto"/>
+        <w:rPr>
+          <w:rFonts w:ascii="Times New Roman" w:hAnsi="Times New Roman" w:cs="Times New Roman"/>
+        </w:rPr>
+      </w:pPr>
+    </w:p>
+    <w:p>
+      <w:pPr>
+        <w:spacing w:line="480" w:lineRule="auto"/>
+        <w:rPr>
+          <w:rFonts w:ascii="Times New Roman" w:hAnsi="Times New Roman" w:cs="Times New Roman"/>
+        </w:rPr>
+      </w:pPr>
+      <w:r>
+        <w:rPr>
+          <w:rFonts w:ascii="Times New Roman" w:hAnsi="Times New Roman" w:cs="Times New Roman"/>
+        </w:rPr>
+        <w:t>Future Direction:</w:t>
+      </w:r>
+    </w:p>
+    <w:p>
+      <w:pPr>
         <w:spacing w:before="80" w:after="80" w:line="480" w:lineRule="auto"/>
-        <w:jc w:val="both"/>
-        <w:rPr>
-          <w:rFonts w:ascii="Times New Roman" w:hAnsi="Times New Roman" w:cs="Times New Roman"/>
-        </w:rPr>
-      </w:pPr>
-      <w:r>
-        <w:rPr>
-          <w:rFonts w:ascii="Times New Roman" w:hAnsi="Times New Roman" w:cs="Times New Roman"/>
-        </w:rPr>
-        <w:t>Several limitations warrant acknowledgment. The dataset is restricted to Pima Indian women aged 21 and older, limiting generalizability to broader or more diverse populations. The mild class imbalance (~35% positive) was not corrected; sensitivity could be improved with SMOTE or class-weighted training. MICE imputation of heavily missing variables (insulin 49%, triceps 30%) introduces some uncertainty, though it remains methodologically preferable to deletion or zero-</w:t>
+        <w:rPr>
+          <w:rFonts w:ascii="Times New Roman" w:hAnsi="Times New Roman" w:cs="Times New Roman"/>
+        </w:rPr>
+      </w:pPr>
+      <w:r>
+        <w:rPr>
+          <w:rFonts w:ascii="Times New Roman" w:hAnsi="Times New Roman" w:cs="Times New Roman"/>
+        </w:rPr>
+        <w:t>Unfortunately, after completion of this project, there are several limitations to be noted</w:t>
+      </w:r>
+      <w:r>
+        <w:rPr>
+          <w:rFonts w:ascii="Times New Roman" w:hAnsi="Times New Roman" w:cs="Times New Roman"/>
+        </w:rPr>
+        <w:t>. The dataset is restricted to Pima Indian women aged 21 and older, limiting generalizability to broader or more diverse populations. The mild class imbalance (~35% positive) was not corrected</w:t>
+      </w:r>
+      <w:r>
+        <w:rPr>
+          <w:rFonts w:ascii="Times New Roman" w:hAnsi="Times New Roman" w:cs="Times New Roman"/>
+        </w:rPr>
+        <w:t>,</w:t>
+      </w:r>
+      <w:r>
+        <w:rPr>
+          <w:rFonts w:ascii="Times New Roman" w:hAnsi="Times New Roman" w:cs="Times New Roman"/>
+        </w:rPr>
+        <w:t xml:space="preserve"> and</w:t>
+      </w:r>
+      <w:r>
+        <w:rPr>
+          <w:rFonts w:ascii="Times New Roman" w:hAnsi="Times New Roman" w:cs="Times New Roman"/>
+        </w:rPr>
+        <w:t xml:space="preserve"> sensitivity could be improved with </w:t>
+      </w:r>
+      <w:r>
+        <w:rPr>
+          <w:rFonts w:ascii="Times New Roman" w:hAnsi="Times New Roman" w:cs="Times New Roman"/>
+        </w:rPr>
+        <w:t>a type of</w:t>
+      </w:r>
+      <w:r>
+        <w:rPr>
+          <w:rFonts w:ascii="Times New Roman" w:hAnsi="Times New Roman" w:cs="Times New Roman"/>
+        </w:rPr>
+        <w:t xml:space="preserve"> class-</w:t>
+      </w:r>
+      <w:r>
+        <w:rPr>
+          <w:rFonts w:ascii="Times New Roman" w:hAnsi="Times New Roman" w:cs="Times New Roman"/>
+        </w:rPr>
+        <w:t>weight</w:t>
+      </w:r>
+      <w:r>
+        <w:rPr>
+          <w:rFonts w:ascii="Times New Roman" w:hAnsi="Times New Roman" w:cs="Times New Roman"/>
+        </w:rPr>
+        <w:t xml:space="preserve"> training. MICE imputation of heavily missing variables (insulin 49%, triceps 30%) introduces some uncertainty, though it remains preferable to deletion or zero</w:t>
+      </w:r>
+      <w:r>
+        <w:rPr>
+          <w:rFonts w:ascii="Times New Roman" w:hAnsi="Times New Roman" w:cs="Times New Roman"/>
+        </w:rPr>
+        <w:t xml:space="preserve"> </w:t>
+      </w:r>
+      <w:r>
+        <w:rPr>
+          <w:rFonts w:ascii="Times New Roman" w:hAnsi="Times New Roman" w:cs="Times New Roman"/>
+        </w:rPr>
+        <w:t xml:space="preserve">substitution. No external validation set was used. Given more time </w:t>
       </w:r>
       <w:r>
         <w:rPr>
           <w:rFonts w:ascii="Times New Roman" w:hAnsi="Times New Roman" w:cs="Times New Roman"/>
         </w:rPr>
         <w:lastRenderedPageBreak/>
-        <w:t>substitution. No external validation set was used.</w:t>
-      </w:r>
-      <w:r>
-        <w:rPr>
-          <w:rFonts w:ascii="Times New Roman" w:hAnsi="Times New Roman" w:cs="Times New Roman"/>
-        </w:rPr>
-        <w:t xml:space="preserve"> </w:t>
-      </w:r>
-      <w:r>
-        <w:rPr>
-          <w:rFonts w:ascii="Times New Roman" w:hAnsi="Times New Roman" w:cs="Times New Roman"/>
-        </w:rPr>
-        <w:t>Given more time and data, the most promising extensions would include: class imbalance correction via SMOTE; threshold optimization using the Youden index to maximize clinical utility; external validation on a more diverse population; gradient boosting comparators (</w:t>
-      </w:r>
-      <w:proofErr w:type="spellStart"/>
-      <w:r>
-        <w:rPr>
-          <w:rFonts w:ascii="Times New Roman" w:hAnsi="Times New Roman" w:cs="Times New Roman"/>
-        </w:rPr>
-        <w:t>XGBoost</w:t>
-      </w:r>
-      <w:proofErr w:type="spellEnd"/>
+        <w:t>and data, the most promising extensions would include class imbalance correction</w:t>
+      </w:r>
       <w:r>
         <w:rPr>
           <w:rFonts w:ascii="Times New Roman" w:hAnsi="Times New Roman" w:cs="Times New Roman"/>
         </w:rPr>
         <w:t xml:space="preserve">, </w:t>
       </w:r>
-      <w:proofErr w:type="spellStart"/>
-      <w:r>
-        <w:rPr>
-          <w:rFonts w:ascii="Times New Roman" w:hAnsi="Times New Roman" w:cs="Times New Roman"/>
-        </w:rPr>
-        <w:t>LightGBM</w:t>
-      </w:r>
-      <w:proofErr w:type="spellEnd"/>
-      <w:r>
-        <w:rPr>
-          <w:rFonts w:ascii="Times New Roman" w:hAnsi="Times New Roman" w:cs="Times New Roman"/>
-        </w:rPr>
-        <w:t>); SHAP values for patient-level prediction explanation; and longitudinal modeling to capture dynamic risk trajectories rather than static snapshots.</w:t>
+      <w:r>
+        <w:rPr>
+          <w:rFonts w:ascii="Times New Roman" w:hAnsi="Times New Roman" w:cs="Times New Roman"/>
+        </w:rPr>
+        <w:t>threshold optimization using the Youden index to maximize clinical utility</w:t>
+      </w:r>
+      <w:r>
+        <w:rPr>
+          <w:rFonts w:ascii="Times New Roman" w:hAnsi="Times New Roman" w:cs="Times New Roman"/>
+        </w:rPr>
+        <w:t>,</w:t>
+      </w:r>
+      <w:r>
+        <w:rPr>
+          <w:rFonts w:ascii="Times New Roman" w:hAnsi="Times New Roman" w:cs="Times New Roman"/>
+        </w:rPr>
+        <w:t xml:space="preserve"> external validation on a more diverse population</w:t>
+      </w:r>
+      <w:r>
+        <w:rPr>
+          <w:rFonts w:ascii="Times New Roman" w:hAnsi="Times New Roman" w:cs="Times New Roman"/>
+        </w:rPr>
+        <w:t xml:space="preserve">, </w:t>
+      </w:r>
+      <w:r>
+        <w:rPr>
+          <w:rFonts w:ascii="Times New Roman" w:hAnsi="Times New Roman" w:cs="Times New Roman"/>
+        </w:rPr>
+        <w:t>and longitudinal modeling to capture dynamic risk trajectories rather than static snapshots.</w:t>
       </w:r>
     </w:p>
     <w:p/>

--- a/Diabetes_Prediction_Analysis_Report.docx
+++ b/Diabetes_Prediction_Analysis_Report.docx
@@ -91,7 +91,25 @@
         <w:rPr>
           <w:rFonts w:ascii="Times New Roman" w:hAnsi="Times New Roman" w:cs="Times New Roman"/>
         </w:rPr>
-        <w:t>Diabetes mellitus represents one of the most pressing chronic health challenges of the modern era within North America. According to the International Diabetes Federation, over 537 million adults worldwide were living with diabetes in 2021, with projections reaching 783 million by 2045. The vast majority are Type 2 diabetes (T2D) cases</w:t>
+        <w:t>Type 2 diabetes (T2D)</w:t>
+      </w:r>
+      <w:r>
+        <w:rPr>
+          <w:rFonts w:ascii="Times New Roman" w:hAnsi="Times New Roman" w:cs="Times New Roman"/>
+        </w:rPr>
+        <w:t xml:space="preserve"> represents one of the most pressing chronic health challenges of the modern era within North America. According to the International Diabetes Federation, over 537 million adults worldwide were living with diabetes in 2021, with projections reaching 783 million by 2045. The vast majority are T</w:t>
+      </w:r>
+      <w:r>
+        <w:rPr>
+          <w:rFonts w:ascii="Times New Roman" w:hAnsi="Times New Roman" w:cs="Times New Roman"/>
+        </w:rPr>
+        <w:t>2D</w:t>
+      </w:r>
+      <w:r>
+        <w:rPr>
+          <w:rFonts w:ascii="Times New Roman" w:hAnsi="Times New Roman" w:cs="Times New Roman"/>
+        </w:rPr>
+        <w:t xml:space="preserve"> cases</w:t>
       </w:r>
       <w:r>
         <w:rPr>
@@ -103,7 +121,7 @@
         <w:rPr>
           <w:rFonts w:ascii="Times New Roman" w:hAnsi="Times New Roman" w:cs="Times New Roman"/>
         </w:rPr>
-        <w:t xml:space="preserve">a metabolic disorder driven by insulin resistance and progressive pancreatic beta-cell dysfunction. Unlike Type 1, T2D is often preventable or delayable through lifestyle modification when identified early, making accurate risk prediction a clinically valuable goal. This project applies three machine learning classification models — Logistic Regression, LASSO Regression, and Random Forest — to the </w:t>
+        <w:t xml:space="preserve">a metabolic disorder driven by insulin resistance and progressive pancreatic beta-cell dysfunction. Unlike Type 1, T2D is often preventable or delayable through lifestyle modification when identified early, making accurate risk prediction a clinically valuable goal. This project applies three machine learning models — Logistic Regression, LASSO Regression, and Random Forest to the </w:t>
       </w:r>
       <w:r>
         <w:rPr>
@@ -163,7 +181,6 @@
         <w:rPr>
           <w:rFonts w:ascii="Times New Roman" w:hAnsi="Times New Roman" w:cs="Times New Roman"/>
         </w:rPr>
-        <w:lastRenderedPageBreak/>
         <w:t xml:space="preserve">Data Overview: </w:t>
       </w:r>
     </w:p>
@@ -179,6 +196,7 @@
         <w:rPr>
           <w:rFonts w:ascii="Times New Roman" w:hAnsi="Times New Roman" w:cs="Times New Roman"/>
         </w:rPr>
+        <w:lastRenderedPageBreak/>
         <w:t xml:space="preserve">The dataset used is </w:t>
       </w:r>
       <w:r>
@@ -205,7 +223,7 @@
         <w:rPr>
           <w:rFonts w:ascii="Times New Roman" w:hAnsi="Times New Roman" w:cs="Times New Roman"/>
         </w:rPr>
-        <w:t xml:space="preserve"> from the National Institute of Diabetes and Digestive and Kidney Diseases (NIDDK). It includes 768 observations, 8 numeric clinical predictors, and a binary outcome variable indicating diabetes diagnosis within five years.</w:t>
+        <w:t xml:space="preserve"> from the National Institute of Diabetes and Digestive and Kidney Diseases. It includes 768 observations, 8 numeric clinical predictors, and a binary outcome variable indicating diabetes diagnosis within five years.</w:t>
       </w:r>
     </w:p>
     <w:p>
@@ -239,12 +257,6 @@
         <w:gridCol w:w="1873"/>
       </w:tblGrid>
       <w:tr>
-        <w:tblPrEx>
-          <w:tblCellMar>
-            <w:top w:w="0" w:type="dxa"/>
-            <w:bottom w:w="0" w:type="dxa"/>
-          </w:tblCellMar>
-        </w:tblPrEx>
         <w:trPr>
           <w:trHeight w:val="389"/>
         </w:trPr>
@@ -355,12 +367,6 @@
         </w:tc>
       </w:tr>
       <w:tr>
-        <w:tblPrEx>
-          <w:tblCellMar>
-            <w:top w:w="0" w:type="dxa"/>
-            <w:bottom w:w="0" w:type="dxa"/>
-          </w:tblCellMar>
-        </w:tblPrEx>
         <w:trPr>
           <w:trHeight w:val="389"/>
         </w:trPr>
@@ -459,12 +465,6 @@
         </w:tc>
       </w:tr>
       <w:tr>
-        <w:tblPrEx>
-          <w:tblCellMar>
-            <w:top w:w="0" w:type="dxa"/>
-            <w:bottom w:w="0" w:type="dxa"/>
-          </w:tblCellMar>
-        </w:tblPrEx>
         <w:trPr>
           <w:trHeight w:val="382"/>
         </w:trPr>
@@ -566,12 +566,6 @@
         </w:tc>
       </w:tr>
       <w:tr>
-        <w:tblPrEx>
-          <w:tblCellMar>
-            <w:top w:w="0" w:type="dxa"/>
-            <w:bottom w:w="0" w:type="dxa"/>
-          </w:tblCellMar>
-        </w:tblPrEx>
         <w:trPr>
           <w:trHeight w:val="389"/>
         </w:trPr>
@@ -670,12 +664,6 @@
         </w:tc>
       </w:tr>
       <w:tr>
-        <w:tblPrEx>
-          <w:tblCellMar>
-            <w:top w:w="0" w:type="dxa"/>
-            <w:bottom w:w="0" w:type="dxa"/>
-          </w:tblCellMar>
-        </w:tblPrEx>
         <w:trPr>
           <w:trHeight w:val="389"/>
         </w:trPr>
@@ -777,12 +765,6 @@
         </w:tc>
       </w:tr>
       <w:tr>
-        <w:tblPrEx>
-          <w:tblCellMar>
-            <w:top w:w="0" w:type="dxa"/>
-            <w:bottom w:w="0" w:type="dxa"/>
-          </w:tblCellMar>
-        </w:tblPrEx>
         <w:trPr>
           <w:trHeight w:val="389"/>
         </w:trPr>
@@ -895,12 +877,6 @@
         </w:tc>
       </w:tr>
       <w:tr>
-        <w:tblPrEx>
-          <w:tblCellMar>
-            <w:top w:w="0" w:type="dxa"/>
-            <w:bottom w:w="0" w:type="dxa"/>
-          </w:tblCellMar>
-        </w:tblPrEx>
         <w:trPr>
           <w:trHeight w:val="389"/>
         </w:trPr>
@@ -1002,12 +978,6 @@
         </w:tc>
       </w:tr>
       <w:tr>
-        <w:tblPrEx>
-          <w:tblCellMar>
-            <w:top w:w="0" w:type="dxa"/>
-            <w:bottom w:w="0" w:type="dxa"/>
-          </w:tblCellMar>
-        </w:tblPrEx>
         <w:trPr>
           <w:trHeight w:val="389"/>
         </w:trPr>
@@ -1106,12 +1076,6 @@
         </w:tc>
       </w:tr>
       <w:tr>
-        <w:tblPrEx>
-          <w:tblCellMar>
-            <w:top w:w="0" w:type="dxa"/>
-            <w:bottom w:w="0" w:type="dxa"/>
-          </w:tblCellMar>
-        </w:tblPrEx>
         <w:trPr>
           <w:trHeight w:val="389"/>
         </w:trPr>
@@ -1258,25 +1222,19 @@
         <w:rPr>
           <w:rFonts w:ascii="Times New Roman" w:hAnsi="Times New Roman" w:cs="Times New Roman"/>
         </w:rPr>
-        <w:t xml:space="preserve"> deletion (which would remove nearly half the dataset) or simple mean imputation, we applied Multiple Imputation by Chained Equations (MICE) using predictive mean matching (PMM) across five. The mild class imbalance </w:t>
+        <w:t xml:space="preserve"> deletion (which would remove nearly half the dataset) or simple mean imputation, we applied Multiple Imputation by Chained Equations (MICE) using predictive mean matching across five. The mild class imbalance (</w:t>
+      </w:r>
+      <w:r>
+        <w:rPr>
+          <w:rFonts w:ascii="Times New Roman" w:hAnsi="Times New Roman" w:cs="Times New Roman"/>
+        </w:rPr>
+        <w:t xml:space="preserve">about </w:t>
       </w:r>
       <w:r>
         <w:rPr>
           <w:rFonts w:ascii="Times New Roman" w:hAnsi="Times New Roman" w:cs="Times New Roman"/>
         </w:rPr>
         <w:lastRenderedPageBreak/>
-        <w:t>(</w:t>
-      </w:r>
-      <w:r>
-        <w:rPr>
-          <w:rFonts w:ascii="Times New Roman" w:hAnsi="Times New Roman" w:cs="Times New Roman"/>
-        </w:rPr>
-        <w:t xml:space="preserve">about </w:t>
-      </w:r>
-      <w:r>
-        <w:rPr>
-          <w:rFonts w:ascii="Times New Roman" w:hAnsi="Times New Roman" w:cs="Times New Roman"/>
-        </w:rPr>
         <w:t>35% positive) was acknowledged but not corrected via resampling, as interpretability and cross-model comparison were the primary goals.</w:t>
       </w:r>
     </w:p>
@@ -1356,7 +1314,7 @@
         <w:rPr>
           <w:rFonts w:ascii="Times New Roman" w:hAnsi="Times New Roman" w:cs="Times New Roman"/>
         </w:rPr>
-        <w:t xml:space="preserve"> predictor set, reducing overfitting risk. Coefficients produce communicable odds ratios. LASSO Regression extends</w:t>
+        <w:t xml:space="preserve"> predictor set, reducing overfitting risk. LASSO Regression extends</w:t>
       </w:r>
       <w:r>
         <w:rPr>
@@ -1374,7 +1332,7 @@
         <w:rPr>
           <w:rFonts w:ascii="Times New Roman" w:hAnsi="Times New Roman" w:cs="Times New Roman"/>
         </w:rPr>
-        <w:t xml:space="preserve">validation minimizing binomial deviance. </w:t>
+        <w:t xml:space="preserve">validation minimizing deviance. </w:t>
       </w:r>
       <w:r>
         <w:rPr>
@@ -1386,7 +1344,7 @@
         <w:rPr>
           <w:rFonts w:ascii="Times New Roman" w:hAnsi="Times New Roman" w:cs="Times New Roman"/>
         </w:rPr>
-        <w:t>is a non-parametric ensemble of 500 decision trees trained on bootstrap samples with random feature subsampling. This bagging approach reduces prediction variance and naturally captures non-linear relationships and feature interactions that linear models cannot represent. All three models used the same stratified 70/30 train/test split, the same MICE-imputed dataset, and the same random seed (123) to ensure results are directly comparable. For the normalized variable importance comparison, Logistic Regression and LASSO were refit on standardized predictors (mean = 0, SD = 1) so that coefficient</w:t>
+        <w:t>is a non-parametric ensemble of 500 decision trees trained on bootstrap samples with random feature subsampling. This approach reduces prediction variance and naturally captures non-linear relationships and feature interactions that linear models cannot represent. All three models used the same stratified 70/30 train/test split, the same MICE-imputed dataset, and the same random seed (123) to ensure results are directly comparable. For the normalized variable importance comparison, Logistic Regression and LASSO were refit on standardized predictors (mean = 0, SD = 1) so that coefficient</w:t>
       </w:r>
       <w:r>
         <w:rPr>
@@ -1438,6 +1396,7 @@
     <w:p>
       <w:pPr>
         <w:spacing w:before="80" w:after="80" w:line="480" w:lineRule="auto"/>
+        <w:ind w:firstLine="720"/>
         <w:rPr>
           <w:rFonts w:ascii="Times New Roman" w:hAnsi="Times New Roman" w:cs="Times New Roman"/>
         </w:rPr>
@@ -1540,6 +1499,7 @@
       <w:r>
         <w:rPr>
           <w:rFonts w:ascii="Times New Roman" w:hAnsi="Times New Roman" w:cs="Times New Roman"/>
+          <w:noProof/>
         </w:rPr>
         <w:drawing>
           <wp:inline distT="0" distB="0" distL="0" distR="0" wp14:anchorId="001446E1" wp14:editId="24EFC463">
@@ -1640,6 +1600,7 @@
       <w:r>
         <w:rPr>
           <w:rFonts w:ascii="Times New Roman" w:hAnsi="Times New Roman" w:cs="Times New Roman"/>
+          <w:noProof/>
         </w:rPr>
         <w:lastRenderedPageBreak/>
         <w:drawing>
@@ -1712,6 +1673,7 @@
       <w:r>
         <w:rPr>
           <w:rFonts w:ascii="Times New Roman" w:eastAsiaTheme="minorHAnsi" w:hAnsi="Times New Roman" w:cs="Times New Roman"/>
+          <w:noProof/>
         </w:rPr>
         <w:lastRenderedPageBreak/>
         <w:drawing>
@@ -1860,6 +1822,7 @@
       <w:r>
         <w:rPr>
           <w:rFonts w:ascii="Times New Roman" w:hAnsi="Times New Roman" w:cs="Times New Roman"/>
+          <w:noProof/>
         </w:rPr>
         <w:lastRenderedPageBreak/>
         <w:drawing>
@@ -1964,7 +1927,31 @@
         <w:rPr>
           <w:rFonts w:ascii="Times New Roman" w:hAnsi="Times New Roman" w:cs="Times New Roman"/>
         </w:rPr>
-        <w:t>. The dataset is restricted to Pima Indian women aged 21 and older, limiting generalizability to broader or more diverse populations. The mild class imbalance (~35% positive) was not corrected</w:t>
+        <w:t xml:space="preserve">. The dataset is restricted to Pima Indian women aged 21 and older, limiting </w:t>
+      </w:r>
+      <w:r>
+        <w:rPr>
+          <w:rFonts w:ascii="Times New Roman" w:hAnsi="Times New Roman" w:cs="Times New Roman"/>
+        </w:rPr>
+        <w:t>our analysis</w:t>
+      </w:r>
+      <w:r>
+        <w:rPr>
+          <w:rFonts w:ascii="Times New Roman" w:hAnsi="Times New Roman" w:cs="Times New Roman"/>
+        </w:rPr>
+        <w:t xml:space="preserve"> </w:t>
+      </w:r>
+      <w:r>
+        <w:rPr>
+          <w:rFonts w:ascii="Times New Roman" w:hAnsi="Times New Roman" w:cs="Times New Roman"/>
+        </w:rPr>
+        <w:t>from</w:t>
+      </w:r>
+      <w:r>
+        <w:rPr>
+          <w:rFonts w:ascii="Times New Roman" w:hAnsi="Times New Roman" w:cs="Times New Roman"/>
+        </w:rPr>
+        <w:t xml:space="preserve"> broader or more diverse populations. The mild class imbalance (~35% positive) was not corrected</w:t>
       </w:r>
       <w:r>
         <w:rPr>
@@ -2006,26 +1993,50 @@
         <w:rPr>
           <w:rFonts w:ascii="Times New Roman" w:hAnsi="Times New Roman" w:cs="Times New Roman"/>
         </w:rPr>
-        <w:t xml:space="preserve"> training. MICE imputation of heavily missing variables (insulin 49%, triceps 30%) introduces some uncertainty, though it remains preferable to deletion or zero</w:t>
-      </w:r>
-      <w:r>
-        <w:rPr>
-          <w:rFonts w:ascii="Times New Roman" w:hAnsi="Times New Roman" w:cs="Times New Roman"/>
-        </w:rPr>
-        <w:t xml:space="preserve"> </w:t>
-      </w:r>
-      <w:r>
-        <w:rPr>
-          <w:rFonts w:ascii="Times New Roman" w:hAnsi="Times New Roman" w:cs="Times New Roman"/>
-        </w:rPr>
-        <w:t xml:space="preserve">substitution. No external validation set was used. Given more time </w:t>
+        <w:t xml:space="preserve"> training. MICE imputation of heavily missing variables (insulin 49%, triceps 30%) introduces some uncertainty, </w:t>
+      </w:r>
+      <w:r>
+        <w:rPr>
+          <w:rFonts w:ascii="Times New Roman" w:hAnsi="Times New Roman" w:cs="Times New Roman"/>
+        </w:rPr>
+        <w:t>even though</w:t>
+      </w:r>
+      <w:r>
+        <w:rPr>
+          <w:rFonts w:ascii="Times New Roman" w:hAnsi="Times New Roman" w:cs="Times New Roman"/>
+        </w:rPr>
+        <w:t xml:space="preserve"> it</w:t>
+      </w:r>
+      <w:r>
+        <w:rPr>
+          <w:rFonts w:ascii="Times New Roman" w:hAnsi="Times New Roman" w:cs="Times New Roman"/>
+        </w:rPr>
+        <w:t xml:space="preserve"> is still</w:t>
+      </w:r>
+      <w:r>
+        <w:rPr>
+          <w:rFonts w:ascii="Times New Roman" w:hAnsi="Times New Roman" w:cs="Times New Roman"/>
+        </w:rPr>
+        <w:t xml:space="preserve"> preferable to deletion or </w:t>
+      </w:r>
+      <w:r>
+        <w:rPr>
+          <w:rFonts w:ascii="Times New Roman" w:hAnsi="Times New Roman" w:cs="Times New Roman"/>
+        </w:rPr>
+        <w:t>replacing the missing values with zero</w:t>
+      </w:r>
+      <w:r>
+        <w:rPr>
+          <w:rFonts w:ascii="Times New Roman" w:hAnsi="Times New Roman" w:cs="Times New Roman"/>
+        </w:rPr>
+        <w:t xml:space="preserve">. No external validation set was </w:t>
       </w:r>
       <w:r>
         <w:rPr>
           <w:rFonts w:ascii="Times New Roman" w:hAnsi="Times New Roman" w:cs="Times New Roman"/>
         </w:rPr>
         <w:lastRenderedPageBreak/>
-        <w:t>and data, the most promising extensions would include class imbalance correction</w:t>
+        <w:t>used. Given more time and data, the most promising extensions would include class imbalance correction</w:t>
       </w:r>
       <w:r>
         <w:rPr>
@@ -2037,7 +2048,19 @@
         <w:rPr>
           <w:rFonts w:ascii="Times New Roman" w:hAnsi="Times New Roman" w:cs="Times New Roman"/>
         </w:rPr>
-        <w:t>threshold optimization using the Youden index to maximize clinical utility</w:t>
+        <w:t>threshold optimization to maximize</w:t>
+      </w:r>
+      <w:r>
+        <w:rPr>
+          <w:rFonts w:ascii="Times New Roman" w:hAnsi="Times New Roman" w:cs="Times New Roman"/>
+        </w:rPr>
+        <w:t xml:space="preserve"> possible</w:t>
+      </w:r>
+      <w:r>
+        <w:rPr>
+          <w:rFonts w:ascii="Times New Roman" w:hAnsi="Times New Roman" w:cs="Times New Roman"/>
+        </w:rPr>
+        <w:t xml:space="preserve"> clinical utility</w:t>
       </w:r>
       <w:r>
         <w:rPr>
@@ -2061,7 +2084,19 @@
         <w:rPr>
           <w:rFonts w:ascii="Times New Roman" w:hAnsi="Times New Roman" w:cs="Times New Roman"/>
         </w:rPr>
-        <w:t>and longitudinal modeling to capture dynamic risk trajectories rather than static snapshots.</w:t>
+        <w:t xml:space="preserve">and </w:t>
+      </w:r>
+      <w:r>
+        <w:rPr>
+          <w:rFonts w:ascii="Times New Roman" w:hAnsi="Times New Roman" w:cs="Times New Roman"/>
+        </w:rPr>
+        <w:t>over time</w:t>
+      </w:r>
+      <w:r>
+        <w:rPr>
+          <w:rFonts w:ascii="Times New Roman" w:hAnsi="Times New Roman" w:cs="Times New Roman"/>
+        </w:rPr>
+        <w:t xml:space="preserve"> modeling to capture dynamic risk trajectories rather than static snapshots.</w:t>
       </w:r>
     </w:p>
     <w:p/>

--- a/Diabetes_Prediction_Analysis_Report.docx
+++ b/Diabetes_Prediction_Analysis_Report.docx
@@ -135,31 +135,19 @@
         <w:rPr>
           <w:rFonts w:ascii="Times New Roman" w:hAnsi="Times New Roman" w:cs="Times New Roman"/>
         </w:rPr>
-        <w:t xml:space="preserve">, a widely studied benchmark of 768 health measurements from Pima Indian women aged 21 and older. The Pima people of Arizona have one of the highest documented rates of T2D globally, making this population clinically informative for studying predictor importance. The analysis addresses two core research questions: (1) which clinical variables most strongly predict T2D across modeling approaches, and (2) which model best balances accuracy and interpretability for clinical screening. The idea </w:t>
-      </w:r>
-      <w:r>
-        <w:rPr>
-          <w:rFonts w:ascii="Times New Roman" w:hAnsi="Times New Roman" w:cs="Times New Roman"/>
-        </w:rPr>
-        <w:t>of</w:t>
-      </w:r>
-      <w:r>
-        <w:rPr>
-          <w:rFonts w:ascii="Times New Roman" w:hAnsi="Times New Roman" w:cs="Times New Roman"/>
-        </w:rPr>
-        <w:t xml:space="preserve"> being able to answer these questions would be that they could then be applied to a model in which you could feed it specific medical information and it would be able to output an </w:t>
-      </w:r>
-      <w:r>
-        <w:rPr>
-          <w:rFonts w:ascii="Times New Roman" w:hAnsi="Times New Roman" w:cs="Times New Roman"/>
-        </w:rPr>
-        <w:t>individual’s</w:t>
-      </w:r>
-      <w:r>
-        <w:rPr>
-          <w:rFonts w:ascii="Times New Roman" w:hAnsi="Times New Roman" w:cs="Times New Roman"/>
-        </w:rPr>
-        <w:t xml:space="preserve"> risk level of developing T2D.</w:t>
+        <w:t>, a widely studied benchmark of 768 health measurements from Pima Indian women aged 21 and older. The Pima people of Arizona have one of the highest documented rates of T2D globally, making this population clinically informative for studying predictor importance. The analysis addresses two core research questions: (1) which clinical variables most strongly predict T2D across modeling approaches, and (2) which model best balances accuracy and interpretability for clinical screening</w:t>
+      </w:r>
+      <w:r>
+        <w:rPr>
+          <w:rFonts w:ascii="Times New Roman" w:hAnsi="Times New Roman" w:cs="Times New Roman"/>
+        </w:rPr>
+        <w:t>?</w:t>
+      </w:r>
+      <w:r>
+        <w:rPr>
+          <w:rFonts w:ascii="Times New Roman" w:hAnsi="Times New Roman" w:cs="Times New Roman"/>
+        </w:rPr>
+        <w:t xml:space="preserve"> </w:t>
       </w:r>
     </w:p>
     <w:p>
@@ -1234,8 +1222,44 @@
         <w:rPr>
           <w:rFonts w:ascii="Times New Roman" w:hAnsi="Times New Roman" w:cs="Times New Roman"/>
         </w:rPr>
+        <w:t>35% positive) was acknowledged but not corrected via resampling, as interpretability and cross-</w:t>
+      </w:r>
+      <w:r>
+        <w:rPr>
+          <w:rFonts w:ascii="Times New Roman" w:hAnsi="Times New Roman" w:cs="Times New Roman"/>
+        </w:rPr>
         <w:lastRenderedPageBreak/>
-        <w:t>35% positive) was acknowledged but not corrected via resampling, as interpretability and cross-model comparison were the primary goals.</w:t>
+        <w:t>model comparison were the primary goals.</w:t>
+      </w:r>
+      <w:r>
+        <w:rPr>
+          <w:rFonts w:ascii="Times New Roman" w:hAnsi="Times New Roman" w:cs="Times New Roman"/>
+        </w:rPr>
+        <w:t xml:space="preserve"> While this dataset is limited in some ways, such as its sheer number of observations as well as its missing data</w:t>
+      </w:r>
+      <w:r>
+        <w:rPr>
+          <w:rFonts w:ascii="Times New Roman" w:hAnsi="Times New Roman" w:cs="Times New Roman"/>
+        </w:rPr>
+        <w:t xml:space="preserve">, it is still the </w:t>
+      </w:r>
+      <w:r>
+        <w:rPr>
+          <w:rFonts w:ascii="Times New Roman" w:hAnsi="Times New Roman" w:cs="Times New Roman"/>
+        </w:rPr>
+        <w:t>ideal</w:t>
+      </w:r>
+      <w:r>
+        <w:rPr>
+          <w:rFonts w:ascii="Times New Roman" w:hAnsi="Times New Roman" w:cs="Times New Roman"/>
+        </w:rPr>
+        <w:t xml:space="preserve"> dataset to use for the purpose of this project due to the predictors being measured as well as the </w:t>
+      </w:r>
+      <w:r>
+        <w:rPr>
+          <w:rFonts w:ascii="Times New Roman" w:hAnsi="Times New Roman" w:cs="Times New Roman"/>
+        </w:rPr>
+        <w:t>fact that Pima Indian women have one of the highest documented rates of T2D in the world.</w:t>
       </w:r>
     </w:p>
     <w:p>
@@ -1405,6 +1429,67 @@
         <w:rPr>
           <w:rFonts w:ascii="Times New Roman" w:hAnsi="Times New Roman" w:cs="Times New Roman"/>
         </w:rPr>
+        <w:lastRenderedPageBreak/>
+        <w:drawing>
+          <wp:anchor distT="0" distB="0" distL="114300" distR="114300" simplePos="0" relativeHeight="251660288" behindDoc="0" locked="0" layoutInCell="1" allowOverlap="1" wp14:anchorId="7966F83F" wp14:editId="1EA75408">
+            <wp:simplePos x="0" y="0"/>
+            <wp:positionH relativeFrom="margin">
+              <wp:align>center</wp:align>
+            </wp:positionH>
+            <wp:positionV relativeFrom="paragraph">
+              <wp:posOffset>2689860</wp:posOffset>
+            </wp:positionV>
+            <wp:extent cx="4640580" cy="4264025"/>
+            <wp:effectExtent l="0" t="0" r="7620" b="3175"/>
+            <wp:wrapSquare wrapText="bothSides"/>
+            <wp:docPr id="1526905540" name="Picture 1"/>
+            <wp:cNvGraphicFramePr>
+              <a:graphicFrameLocks xmlns:a="http://schemas.openxmlformats.org/drawingml/2006/main" noChangeAspect="1"/>
+            </wp:cNvGraphicFramePr>
+            <a:graphic xmlns:a="http://schemas.openxmlformats.org/drawingml/2006/main">
+              <a:graphicData uri="http://schemas.openxmlformats.org/drawingml/2006/picture">
+                <pic:pic xmlns:pic="http://schemas.openxmlformats.org/drawingml/2006/picture">
+                  <pic:nvPicPr>
+                    <pic:cNvPr id="1526905540" name=""/>
+                    <pic:cNvPicPr/>
+                  </pic:nvPicPr>
+                  <pic:blipFill>
+                    <a:blip r:embed="rId5">
+                      <a:extLst>
+                        <a:ext uri="{28A0092B-C50C-407E-A947-70E740481C1C}">
+                          <a14:useLocalDpi xmlns:a14="http://schemas.microsoft.com/office/drawing/2010/main" val="0"/>
+                        </a:ext>
+                      </a:extLst>
+                    </a:blip>
+                    <a:stretch>
+                      <a:fillRect/>
+                    </a:stretch>
+                  </pic:blipFill>
+                  <pic:spPr>
+                    <a:xfrm>
+                      <a:off x="0" y="0"/>
+                      <a:ext cx="4640580" cy="4264025"/>
+                    </a:xfrm>
+                    <a:prstGeom prst="rect">
+                      <a:avLst/>
+                    </a:prstGeom>
+                  </pic:spPr>
+                </pic:pic>
+              </a:graphicData>
+            </a:graphic>
+            <wp14:sizeRelH relativeFrom="margin">
+              <wp14:pctWidth>0</wp14:pctWidth>
+            </wp14:sizeRelH>
+            <wp14:sizeRelV relativeFrom="margin">
+              <wp14:pctHeight>0</wp14:pctHeight>
+            </wp14:sizeRelV>
+          </wp:anchor>
+        </w:drawing>
+      </w:r>
+      <w:r>
+        <w:rPr>
+          <w:rFonts w:ascii="Times New Roman" w:hAnsi="Times New Roman" w:cs="Times New Roman"/>
+        </w:rPr>
         <w:t xml:space="preserve">Density plots revealed that glucose provides the sharpest separation between diabetic and non-diabetic patients, with the diabetic distribution shifted </w:t>
       </w:r>
       <w:r>
@@ -1429,14 +1514,7 @@
         <w:rPr>
           <w:rFonts w:ascii="Times New Roman" w:hAnsi="Times New Roman" w:cs="Times New Roman"/>
         </w:rPr>
-        <w:t xml:space="preserve"> </w:t>
-      </w:r>
-      <w:r>
-        <w:rPr>
-          <w:rFonts w:ascii="Times New Roman" w:hAnsi="Times New Roman" w:cs="Times New Roman"/>
-        </w:rPr>
-        <w:lastRenderedPageBreak/>
-        <w:t xml:space="preserve">overlap at the upper range. BMI and age showed meaningful separation, while blood pressure, triceps, and insulin showed considerably more overlap, suggesting weaker standalone discriminating power. </w:t>
+        <w:t xml:space="preserve"> overlap at the upper range. BMI and age showed meaningful separation, while blood pressure, triceps, and insulin showed considerably more overlap, suggesting weaker standalone discriminating power. </w:t>
       </w:r>
       <w:r>
         <w:rPr>
@@ -1492,6 +1570,7 @@
     <w:p>
       <w:pPr>
         <w:spacing w:before="80" w:after="80" w:line="480" w:lineRule="auto"/>
+        <w:jc w:val="center"/>
         <w:rPr>
           <w:rFonts w:ascii="Times New Roman" w:hAnsi="Times New Roman" w:cs="Times New Roman"/>
         </w:rPr>
@@ -1501,10 +1580,11 @@
           <w:rFonts w:ascii="Times New Roman" w:hAnsi="Times New Roman" w:cs="Times New Roman"/>
           <w:noProof/>
         </w:rPr>
+        <w:lastRenderedPageBreak/>
         <w:drawing>
-          <wp:inline distT="0" distB="0" distL="0" distR="0" wp14:anchorId="001446E1" wp14:editId="24EFC463">
-            <wp:extent cx="5897880" cy="3386240"/>
-            <wp:effectExtent l="0" t="0" r="7620" b="5080"/>
+          <wp:inline distT="0" distB="0" distL="0" distR="0" wp14:anchorId="001446E1" wp14:editId="272988BA">
+            <wp:extent cx="5361848" cy="3078480"/>
+            <wp:effectExtent l="0" t="0" r="0" b="7620"/>
             <wp:docPr id="659036458" name="Picture 1"/>
             <wp:cNvGraphicFramePr>
               <a:graphicFrameLocks xmlns:a="http://schemas.openxmlformats.org/drawingml/2006/main" noChangeAspect="1"/>
@@ -1517,7 +1597,7 @@
                     <pic:cNvPicPr/>
                   </pic:nvPicPr>
                   <pic:blipFill>
-                    <a:blip r:embed="rId5"/>
+                    <a:blip r:embed="rId6"/>
                     <a:stretch>
                       <a:fillRect/>
                     </a:stretch>
@@ -1525,7 +1605,7 @@
                   <pic:spPr>
                     <a:xfrm>
                       <a:off x="0" y="0"/>
-                      <a:ext cx="5935441" cy="3407806"/>
+                      <a:ext cx="5361848" cy="3078480"/>
                     </a:xfrm>
                     <a:prstGeom prst="rect">
                       <a:avLst/>
@@ -1537,6 +1617,15 @@
           </wp:inline>
         </w:drawing>
       </w:r>
+    </w:p>
+    <w:p>
+      <w:pPr>
+        <w:spacing w:before="80" w:after="80" w:line="480" w:lineRule="auto"/>
+        <w:jc w:val="center"/>
+        <w:rPr>
+          <w:rFonts w:ascii="Times New Roman" w:hAnsi="Times New Roman" w:cs="Times New Roman"/>
+        </w:rPr>
+      </w:pPr>
     </w:p>
     <w:p>
       <w:pPr>
@@ -1619,7 +1708,7 @@
                     <pic:cNvPicPr/>
                   </pic:nvPicPr>
                   <pic:blipFill rotWithShape="1">
-                    <a:blip r:embed="rId6"/>
+                    <a:blip r:embed="rId7"/>
                     <a:srcRect t="2221"/>
                     <a:stretch>
                       <a:fillRect/>
@@ -1700,7 +1789,7 @@
                     <pic:cNvPicPr/>
                   </pic:nvPicPr>
                   <pic:blipFill>
-                    <a:blip r:embed="rId7">
+                    <a:blip r:embed="rId8">
                       <a:extLst>
                         <a:ext uri="{28A0092B-C50C-407E-A947-70E740481C1C}">
                           <a14:useLocalDpi xmlns:a14="http://schemas.microsoft.com/office/drawing/2010/main" val="0"/>
@@ -1841,7 +1930,7 @@
                     <pic:cNvPicPr/>
                   </pic:nvPicPr>
                   <pic:blipFill>
-                    <a:blip r:embed="rId8">
+                    <a:blip r:embed="rId9">
                       <a:extLst>
                         <a:ext uri="{28A0092B-C50C-407E-A947-70E740481C1C}">
                           <a14:useLocalDpi xmlns:a14="http://schemas.microsoft.com/office/drawing/2010/main" val="0"/>
@@ -1879,22 +1968,77 @@
         <w:rPr>
           <w:rFonts w:ascii="Times New Roman" w:hAnsi="Times New Roman" w:cs="Times New Roman"/>
         </w:rPr>
-        <w:t>On the modeling side, LASSO achieved the highest AUC (0.845),</w:t>
-      </w:r>
-      <w:r>
-        <w:rPr>
-          <w:rFonts w:ascii="Times New Roman" w:hAnsi="Times New Roman" w:cs="Times New Roman"/>
-        </w:rPr>
-        <w:t xml:space="preserve"> outperforming Random Forest (0.827) and edging out Logistic Regression (0.842). This contradicts the common assumption that ensemble methods will always outperform linear models. With fewer observations, Random Forest does not have sufficient data to reliably learn non-linear interactions, and its flexibility manifests as mild overfitting rather than better generalization. LASSO’s regularization keeps it from overcommitting to noise on this scale of data, that discipline pays off.</w:t>
+        <w:t xml:space="preserve">This result would conclude that one of the best </w:t>
+      </w:r>
+      <w:r>
+        <w:rPr>
+          <w:rFonts w:ascii="Times New Roman" w:hAnsi="Times New Roman" w:cs="Times New Roman"/>
+        </w:rPr>
+        <w:t>ways</w:t>
+      </w:r>
+      <w:r>
+        <w:rPr>
+          <w:rFonts w:ascii="Times New Roman" w:hAnsi="Times New Roman" w:cs="Times New Roman"/>
+        </w:rPr>
+        <w:t xml:space="preserve"> to prevent T2D </w:t>
+      </w:r>
+      <w:r>
+        <w:rPr>
+          <w:rFonts w:ascii="Times New Roman" w:hAnsi="Times New Roman" w:cs="Times New Roman"/>
+        </w:rPr>
+        <w:t xml:space="preserve">in an individual with high risk would be a potential change in diet. As if an individual is battling unstable glucose levels (often due to high insulin resistance) the best solution would be to integrate a diet that is lower in carbs and sugar, thus forcing the body to produce less natural insulin in order to fight the effects that high carb and sugar food have on </w:t>
+      </w:r>
+      <w:r>
+        <w:rPr>
+          <w:rFonts w:ascii="Times New Roman" w:hAnsi="Times New Roman" w:cs="Times New Roman"/>
+        </w:rPr>
+        <w:t>one’s</w:t>
+      </w:r>
+      <w:r>
+        <w:rPr>
+          <w:rFonts w:ascii="Times New Roman" w:hAnsi="Times New Roman" w:cs="Times New Roman"/>
+        </w:rPr>
+        <w:t xml:space="preserve"> </w:t>
+      </w:r>
+      <w:r>
+        <w:rPr>
+          <w:rFonts w:ascii="Times New Roman" w:hAnsi="Times New Roman" w:cs="Times New Roman"/>
+        </w:rPr>
+        <w:t>blood sugar</w:t>
+      </w:r>
+      <w:r>
+        <w:rPr>
+          <w:rFonts w:ascii="Times New Roman" w:hAnsi="Times New Roman" w:cs="Times New Roman"/>
+        </w:rPr>
+        <w:t>.</w:t>
       </w:r>
     </w:p>
     <w:p>
       <w:pPr>
-        <w:spacing w:line="480" w:lineRule="auto"/>
-        <w:rPr>
-          <w:rFonts w:ascii="Times New Roman" w:hAnsi="Times New Roman" w:cs="Times New Roman"/>
-        </w:rPr>
-      </w:pPr>
+        <w:spacing w:before="80" w:after="80" w:line="480" w:lineRule="auto"/>
+        <w:ind w:firstLine="720"/>
+        <w:rPr>
+          <w:rFonts w:ascii="Times New Roman" w:hAnsi="Times New Roman" w:cs="Times New Roman"/>
+        </w:rPr>
+      </w:pPr>
+      <w:r>
+        <w:rPr>
+          <w:rFonts w:ascii="Times New Roman" w:hAnsi="Times New Roman" w:cs="Times New Roman"/>
+        </w:rPr>
+        <w:t xml:space="preserve"> </w:t>
+      </w:r>
+      <w:r>
+        <w:rPr>
+          <w:rFonts w:ascii="Times New Roman" w:hAnsi="Times New Roman" w:cs="Times New Roman"/>
+        </w:rPr>
+        <w:t>On the modeling side, LASSO achieved the highest AUC (0.845),</w:t>
+      </w:r>
+      <w:r>
+        <w:rPr>
+          <w:rFonts w:ascii="Times New Roman" w:hAnsi="Times New Roman" w:cs="Times New Roman"/>
+        </w:rPr>
+        <w:t xml:space="preserve"> outperforming Random Forest (0.827) and edging out Logistic Regression (0.842). This contradicts the common assumption that ensemble methods will always outperform linear models. With fewer observations, Random Forest does not have sufficient data to reliably learn non-linear interactions, and its flexibility manifests as mild overfitting rather than better generalization. LASSO’s regularization keeps it from overcommitting to noise on this scale of data, that discipline pays off.</w:t>
+      </w:r>
     </w:p>
     <w:p>
       <w:pPr>
@@ -1903,15 +2047,23 @@
           <w:rFonts w:ascii="Times New Roman" w:hAnsi="Times New Roman" w:cs="Times New Roman"/>
         </w:rPr>
       </w:pPr>
-      <w:r>
-        <w:rPr>
-          <w:rFonts w:ascii="Times New Roman" w:hAnsi="Times New Roman" w:cs="Times New Roman"/>
-        </w:rPr>
-        <w:t>Future Direction:</w:t>
-      </w:r>
     </w:p>
     <w:p>
       <w:pPr>
+        <w:spacing w:line="480" w:lineRule="auto"/>
+        <w:rPr>
+          <w:rFonts w:ascii="Times New Roman" w:hAnsi="Times New Roman" w:cs="Times New Roman"/>
+        </w:rPr>
+      </w:pPr>
+      <w:r>
+        <w:rPr>
+          <w:rFonts w:ascii="Times New Roman" w:hAnsi="Times New Roman" w:cs="Times New Roman"/>
+        </w:rPr>
+        <w:t>Future Direction:</w:t>
+      </w:r>
+    </w:p>
+    <w:p>
+      <w:pPr>
         <w:spacing w:before="80" w:after="80" w:line="480" w:lineRule="auto"/>
         <w:rPr>
           <w:rFonts w:ascii="Times New Roman" w:hAnsi="Times New Roman" w:cs="Times New Roman"/>
@@ -1921,6 +2073,7 @@
         <w:rPr>
           <w:rFonts w:ascii="Times New Roman" w:hAnsi="Times New Roman" w:cs="Times New Roman"/>
         </w:rPr>
+        <w:lastRenderedPageBreak/>
         <w:t>Unfortunately, after completion of this project, there are several limitations to be noted</w:t>
       </w:r>
       <w:r>
@@ -2029,14 +2182,7 @@
         <w:rPr>
           <w:rFonts w:ascii="Times New Roman" w:hAnsi="Times New Roman" w:cs="Times New Roman"/>
         </w:rPr>
-        <w:t xml:space="preserve">. No external validation set was </w:t>
-      </w:r>
-      <w:r>
-        <w:rPr>
-          <w:rFonts w:ascii="Times New Roman" w:hAnsi="Times New Roman" w:cs="Times New Roman"/>
-        </w:rPr>
-        <w:lastRenderedPageBreak/>
-        <w:t>used. Given more time and data, the most promising extensions would include class imbalance correction</w:t>
+        <w:t>. No external validation set was used. Given more time and data, the most promising extensions would include class imbalance correction</w:t>
       </w:r>
       <w:r>
         <w:rPr>
